--- a/00-首页/题组Word/专项卷/一分册/专项卷V-学生版.docx
+++ b/00-首页/题组Word/专项卷/一分册/专项卷V-学生版.docx
@@ -2761,20 +2761,33 @@
         <w:rPr>
           <w:rFonts w:ascii="Times New Roman" w:hAnsi="Times New Roman" w:eastAsia="Times New Roman" w:cs="Times New Roman"/>
         </w:rPr>
-        <w:t xml:space="preserve"> q</w:t>
-      </w:r>
-      <w:r>
-        <w:rPr>
-          <w:rFonts w:ascii="Times New Roman" w:hAnsi="Times New Roman" w:eastAsia="Times New Roman" w:cs="Times New Roman"/>
-          <w:vertAlign w:val="subscript"/>
-        </w:rPr>
-        <w:t>1</w:t>
-      </w:r>
-      <w:r>
-        <w:rPr>
-          <w:rFonts w:ascii="Times New Roman" w:hAnsi="Times New Roman" w:eastAsia="Times New Roman" w:cs="Times New Roman"/>
-        </w:rPr>
-        <w:t xml:space="preserve"> J </w:t>
+        <w:t xml:space="preserve"> </w:t>
+      </w:r>
+      <m:oMath>
+        <m:sSub>
+          <m:e>
+            <m:r>
+              <m:t>q</m:t>
+            </m:r>
+          </m:e>
+          <m:sub>
+            <m:r>
+              <m:t>1</m:t>
+            </m:r>
+          </m:sub>
+        </m:sSub>
+      </m:oMath>
+      <w:r>
+        <w:rPr>
+          <w:rFonts w:ascii="Times New Roman" w:hAnsi="Times New Roman" w:eastAsia="Times New Roman" w:cs="Times New Roman"/>
+        </w:rPr>
+        <w:t xml:space="preserve"> </w:t>
+      </w:r>
+      <w:r>
+        <w:rPr>
+          <w:rFonts w:ascii="Times New Roman" w:hAnsi="Times New Roman" w:eastAsia="Times New Roman" w:cs="Times New Roman"/>
+        </w:rPr>
+        <w:t xml:space="preserve">J </w:t>
       </w:r>
       <w:r>
         <w:rPr>
@@ -2834,20 +2847,33 @@
         <w:rPr>
           <w:rFonts w:ascii="Times New Roman" w:hAnsi="Times New Roman" w:eastAsia="Times New Roman" w:cs="Times New Roman"/>
         </w:rPr>
-        <w:t xml:space="preserve"> q</w:t>
-      </w:r>
-      <w:r>
-        <w:rPr>
-          <w:rFonts w:ascii="Times New Roman" w:hAnsi="Times New Roman" w:eastAsia="Times New Roman" w:cs="Times New Roman"/>
-          <w:vertAlign w:val="subscript"/>
-        </w:rPr>
-        <w:t>2</w:t>
-      </w:r>
-      <w:r>
-        <w:rPr>
-          <w:rFonts w:ascii="Times New Roman" w:hAnsi="Times New Roman" w:eastAsia="Times New Roman" w:cs="Times New Roman"/>
-        </w:rPr>
-        <w:t xml:space="preserve"> J </w:t>
+        <w:t xml:space="preserve"> </w:t>
+      </w:r>
+      <m:oMath>
+        <m:sSub>
+          <m:e>
+            <m:r>
+              <m:t>q</m:t>
+            </m:r>
+          </m:e>
+          <m:sub>
+            <m:r>
+              <m:t>2</m:t>
+            </m:r>
+          </m:sub>
+        </m:sSub>
+      </m:oMath>
+      <w:r>
+        <w:rPr>
+          <w:rFonts w:ascii="Times New Roman" w:hAnsi="Times New Roman" w:eastAsia="Times New Roman" w:cs="Times New Roman"/>
+        </w:rPr>
+        <w:t xml:space="preserve"> </w:t>
+      </w:r>
+      <w:r>
+        <w:rPr>
+          <w:rFonts w:ascii="Times New Roman" w:hAnsi="Times New Roman" w:eastAsia="Times New Roman" w:cs="Times New Roman"/>
+        </w:rPr>
+        <w:t xml:space="preserve">J </w:t>
       </w:r>
       <w:r>
         <w:rPr>
@@ -6580,15 +6606,31 @@
         <w:rPr>
           <w:rFonts w:ascii="Times New Roman" w:hAnsi="Times New Roman" w:eastAsia="Times New Roman" w:cs="Times New Roman"/>
         </w:rPr>
-        <w:t xml:space="preserve"> FeBr</w:t>
-      </w:r>
-      <w:r>
-        <w:rPr>
-          <w:rFonts w:ascii="Times New Roman" w:hAnsi="Times New Roman" w:eastAsia="Times New Roman" w:cs="Times New Roman"/>
-          <w:vertAlign w:val="subscript"/>
-        </w:rPr>
-        <w:t>2</w:t>
-      </w:r>
+        <w:t xml:space="preserve"> </w:t>
+      </w:r>
+      <m:oMath>
+        <m:r>
+          <m:t>F</m:t>
+        </m:r>
+        <m:r>
+          <m:t>e</m:t>
+        </m:r>
+        <m:r>
+          <m:t>B</m:t>
+        </m:r>
+        <m:sSub>
+          <m:e>
+            <m:r>
+              <m:t>r</m:t>
+            </m:r>
+          </m:e>
+          <m:sub>
+            <m:r>
+              <m:t>2</m:t>
+            </m:r>
+          </m:sub>
+        </m:sSub>
+      </m:oMath>
       <w:r>
         <w:rPr>
           <w:rFonts w:ascii="Times New Roman" w:hAnsi="Times New Roman" w:eastAsia="Times New Roman" w:cs="Times New Roman"/>
@@ -7154,15 +7196,31 @@
         <w:rPr>
           <w:rFonts w:ascii="Times New Roman" w:hAnsi="Times New Roman" w:eastAsia="Times New Roman" w:cs="Times New Roman"/>
         </w:rPr>
-        <w:t xml:space="preserve"> Ni</w:t>
-      </w:r>
-      <w:r>
-        <w:rPr>
-          <w:rFonts w:ascii="Times New Roman" w:hAnsi="Times New Roman" w:eastAsia="Times New Roman" w:cs="Times New Roman"/>
-          <w:vertAlign w:val="superscript"/>
-        </w:rPr>
-        <w:t>2+</w:t>
-      </w:r>
+        <w:t xml:space="preserve"> </w:t>
+      </w:r>
+      <m:oMath>
+        <m:r>
+          <m:t>N</m:t>
+        </m:r>
+        <m:sSup>
+          <m:e>
+            <m:r>
+              <m:t>i</m:t>
+            </m:r>
+          </m:e>
+          <m:sup>
+            <m:r>
+              <m:t>2</m:t>
+            </m:r>
+            <m:r>
+              <m:rPr>
+                <m:sty m:val="p"/>
+              </m:rPr>
+              <m:t>+</m:t>
+            </m:r>
+          </m:sup>
+        </m:sSup>
+      </m:oMath>
       <w:r>
         <w:rPr>
           <w:rFonts w:ascii="Times New Roman" w:hAnsi="Times New Roman" w:eastAsia="Times New Roman" w:cs="Times New Roman"/>
@@ -7179,15 +7237,31 @@
         <w:rPr>
           <w:rFonts w:ascii="Times New Roman" w:hAnsi="Times New Roman" w:eastAsia="Times New Roman" w:cs="Times New Roman"/>
         </w:rPr>
-        <w:t xml:space="preserve"> Fe</w:t>
-      </w:r>
-      <w:r>
-        <w:rPr>
-          <w:rFonts w:ascii="Times New Roman" w:hAnsi="Times New Roman" w:eastAsia="Times New Roman" w:cs="Times New Roman"/>
-          <w:vertAlign w:val="superscript"/>
-        </w:rPr>
-        <w:t>2+</w:t>
-      </w:r>
+        <w:t xml:space="preserve"> </w:t>
+      </w:r>
+      <m:oMath>
+        <m:r>
+          <m:t>F</m:t>
+        </m:r>
+        <m:sSup>
+          <m:e>
+            <m:r>
+              <m:t>e</m:t>
+            </m:r>
+          </m:e>
+          <m:sup>
+            <m:r>
+              <m:t>2</m:t>
+            </m:r>
+            <m:r>
+              <m:rPr>
+                <m:sty m:val="p"/>
+              </m:rPr>
+              <m:t>+</m:t>
+            </m:r>
+          </m:sup>
+        </m:sSup>
+      </m:oMath>
       <w:r>
         <w:rPr>
           <w:rFonts w:ascii="Times New Roman" w:hAnsi="Times New Roman" w:eastAsia="Times New Roman" w:cs="Times New Roman"/>
@@ -7455,20 +7529,42 @@
         <w:rPr>
           <w:rFonts w:ascii="Times New Roman" w:hAnsi="Times New Roman" w:eastAsia="Times New Roman" w:cs="Times New Roman"/>
         </w:rPr>
-        <w:t xml:space="preserve"> Ni</w:t>
-      </w:r>
-      <w:r>
-        <w:rPr>
-          <w:rFonts w:ascii="Times New Roman" w:hAnsi="Times New Roman" w:eastAsia="Times New Roman" w:cs="Times New Roman"/>
-          <w:vertAlign w:val="superscript"/>
-        </w:rPr>
-        <w:t>2+</w:t>
-      </w:r>
-      <w:r>
-        <w:rPr>
-          <w:rFonts w:ascii="Times New Roman" w:hAnsi="Times New Roman" w:eastAsia="Times New Roman" w:cs="Times New Roman"/>
-        </w:rPr>
-        <w:t xml:space="preserve"> : </w:t>
+        <w:t xml:space="preserve"> </w:t>
+      </w:r>
+      <m:oMath>
+        <m:r>
+          <m:t>N</m:t>
+        </m:r>
+        <m:sSup>
+          <m:e>
+            <m:r>
+              <m:t>i</m:t>
+            </m:r>
+          </m:e>
+          <m:sup>
+            <m:r>
+              <m:t>2</m:t>
+            </m:r>
+            <m:r>
+              <m:rPr>
+                <m:sty m:val="p"/>
+              </m:rPr>
+              <m:t>+</m:t>
+            </m:r>
+          </m:sup>
+        </m:sSup>
+      </m:oMath>
+      <w:r>
+        <w:rPr>
+          <w:rFonts w:ascii="Times New Roman" w:hAnsi="Times New Roman" w:eastAsia="Times New Roman" w:cs="Times New Roman"/>
+        </w:rPr>
+        <w:t xml:space="preserve"> </w:t>
+      </w:r>
+      <w:r>
+        <w:rPr>
+          <w:rFonts w:ascii="Times New Roman" w:hAnsi="Times New Roman" w:eastAsia="Times New Roman" w:cs="Times New Roman"/>
+        </w:rPr>
+        <w:t xml:space="preserve">: </w:t>
       </w:r>
       <w:r>
         <w:rPr>
@@ -7498,15 +7594,31 @@
         <w:rPr>
           <w:rFonts w:ascii="Times New Roman" w:hAnsi="Times New Roman" w:eastAsia="Times New Roman" w:cs="Times New Roman"/>
         </w:rPr>
-        <w:t xml:space="preserve"> Ni</w:t>
-      </w:r>
-      <w:r>
-        <w:rPr>
-          <w:rFonts w:ascii="Times New Roman" w:hAnsi="Times New Roman" w:eastAsia="Times New Roman" w:cs="Times New Roman"/>
-          <w:vertAlign w:val="superscript"/>
-        </w:rPr>
-        <w:t>2+</w:t>
-      </w:r>
+        <w:t xml:space="preserve"> </w:t>
+      </w:r>
+      <m:oMath>
+        <m:r>
+          <m:t>N</m:t>
+        </m:r>
+        <m:sSup>
+          <m:e>
+            <m:r>
+              <m:t>i</m:t>
+            </m:r>
+          </m:e>
+          <m:sup>
+            <m:r>
+              <m:t>2</m:t>
+            </m:r>
+            <m:r>
+              <m:rPr>
+                <m:sty m:val="p"/>
+              </m:rPr>
+              <m:t>+</m:t>
+            </m:r>
+          </m:sup>
+        </m:sSup>
+      </m:oMath>
       <w:r>
         <w:rPr>
           <w:rFonts w:ascii="Times New Roman" w:hAnsi="Times New Roman" w:eastAsia="Times New Roman" w:cs="Times New Roman"/>
@@ -8153,26 +8265,45 @@
         </w:rPr>
         <w:t xml:space="preserve"> </w:t>
       </w:r>
-      <w:r>
-        <w:rPr>
-          <w:rFonts w:hint="eastAsia" w:ascii="Times New Roman" w:hAnsi="Times New Roman" w:eastAsia="Times New Roman" w:cs="Times New Roman"/>
-        </w:rPr>
-        <w:t>SbCl</w:t>
-      </w:r>
-      <w:r>
-        <w:rPr>
-          <w:rFonts w:hint="eastAsia" w:ascii="Times New Roman" w:hAnsi="Times New Roman" w:eastAsia="Times New Roman" w:cs="Times New Roman"/>
-          <w:vertAlign w:val="subscript"/>
-        </w:rPr>
-        <w:t>6</w:t>
-      </w:r>
-      <w:r>
-        <w:rPr>
-          <w:rFonts w:hint="eastAsia" w:ascii="Times New Roman" w:hAnsi="Times New Roman" w:eastAsia="Times New Roman" w:cs="Times New Roman"/>
-          <w:vertAlign w:val="superscript"/>
-        </w:rPr>
-        <w:t>-</w:t>
-      </w:r>
+      <m:oMath>
+        <m:oMathPr>
+          <m:ctrlPr>
+            <w:rPr>
+              <w:sz w:val="28"/>
+              <w:szCs w:val="28"/>
+            </w:rPr>
+          </m:ctrlPr>
+        </m:oMathPr>
+        <m:r>
+          <m:t>S</m:t>
+        </m:r>
+        <m:r>
+          <m:t>b</m:t>
+        </m:r>
+        <m:r>
+          <m:t>C</m:t>
+        </m:r>
+        <m:sSubSup>
+          <m:e>
+            <m:r>
+              <m:t>l</m:t>
+            </m:r>
+          </m:e>
+          <m:sub>
+            <m:r>
+              <m:t>6</m:t>
+            </m:r>
+          </m:sub>
+          <m:sup>
+            <m:r>
+              <m:rPr>
+                <m:sty m:val="p"/>
+              </m:rPr>
+              <m:t>−</m:t>
+            </m:r>
+          </m:sup>
+        </m:sSubSup>
+      </m:oMath>
       <w:r>
         <w:rPr>
           <w:rFonts w:hint="eastAsia" w:ascii="Times New Roman" w:hAnsi="Times New Roman" w:eastAsia="Times New Roman" w:cs="Times New Roman"/>
@@ -8392,26 +8523,45 @@
         </w:rPr>
         <w:t xml:space="preserve"> </w:t>
       </w:r>
-      <w:r>
-        <w:rPr>
-          <w:rFonts w:hint="eastAsia" w:ascii="Times New Roman" w:hAnsi="Times New Roman" w:eastAsia="Times New Roman" w:cs="Times New Roman"/>
-        </w:rPr>
-        <w:t>SbCl</w:t>
-      </w:r>
-      <w:r>
-        <w:rPr>
-          <w:rFonts w:hint="eastAsia" w:ascii="Times New Roman" w:hAnsi="Times New Roman" w:eastAsia="Times New Roman" w:cs="Times New Roman"/>
-          <w:vertAlign w:val="subscript"/>
-        </w:rPr>
-        <w:t>6</w:t>
-      </w:r>
-      <w:r>
-        <w:rPr>
-          <w:rFonts w:hint="eastAsia" w:ascii="Times New Roman" w:hAnsi="Times New Roman" w:eastAsia="Times New Roman" w:cs="Times New Roman"/>
-          <w:vertAlign w:val="superscript"/>
-        </w:rPr>
-        <w:t>-</w:t>
-      </w:r>
+      <m:oMath>
+        <m:oMathPr>
+          <m:ctrlPr>
+            <w:rPr>
+              <w:sz w:val="28"/>
+              <w:szCs w:val="28"/>
+            </w:rPr>
+          </m:ctrlPr>
+        </m:oMathPr>
+        <m:r>
+          <m:t>S</m:t>
+        </m:r>
+        <m:r>
+          <m:t>b</m:t>
+        </m:r>
+        <m:r>
+          <m:t>C</m:t>
+        </m:r>
+        <m:sSubSup>
+          <m:e>
+            <m:r>
+              <m:t>l</m:t>
+            </m:r>
+          </m:e>
+          <m:sub>
+            <m:r>
+              <m:t>6</m:t>
+            </m:r>
+          </m:sub>
+          <m:sup>
+            <m:r>
+              <m:rPr>
+                <m:sty m:val="p"/>
+              </m:rPr>
+              <m:t>−</m:t>
+            </m:r>
+          </m:sup>
+        </m:sSubSup>
+      </m:oMath>
       <w:r>
         <w:rPr>
           <w:rFonts w:hint="eastAsia" w:ascii="Times New Roman" w:hAnsi="Times New Roman" w:eastAsia="Times New Roman" w:cs="Times New Roman"/>
@@ -8440,15 +8590,25 @@
         <w:rPr>
           <w:rFonts w:ascii="Times New Roman" w:hAnsi="Times New Roman" w:eastAsia="Times New Roman" w:cs="Times New Roman"/>
         </w:rPr>
-        <w:t xml:space="preserve"> CO</w:t>
-      </w:r>
-      <w:r>
-        <w:rPr>
-          <w:rFonts w:ascii="Times New Roman" w:hAnsi="Times New Roman" w:eastAsia="Times New Roman" w:cs="Times New Roman"/>
-          <w:vertAlign w:val="subscript"/>
-        </w:rPr>
-        <w:t>2</w:t>
-      </w:r>
+        <w:t xml:space="preserve"> </w:t>
+      </w:r>
+      <m:oMath>
+        <m:r>
+          <m:t>C</m:t>
+        </m:r>
+        <m:sSub>
+          <m:e>
+            <m:r>
+              <m:t>O</m:t>
+            </m:r>
+          </m:e>
+          <m:sub>
+            <m:r>
+              <m:t>2</m:t>
+            </m:r>
+          </m:sub>
+        </m:sSub>
+      </m:oMath>
       <w:r>
         <w:rPr>
           <w:rFonts w:ascii="Times New Roman" w:hAnsi="Times New Roman" w:eastAsia="Times New Roman" w:cs="Times New Roman"/>
@@ -11384,6 +11544,7 @@
           <w:ilvl w:val="0"/>
           <w:numId w:val="1015"/>
         </w:numPr>
+        <w:spacing w:after="80"/>
       </w:pPr>
       <w:r>
         <w:rPr>
@@ -11514,231 +11675,355 @@
         <w:t xml:space="preserve">下表为某些物质的性质</w:t>
       </w:r>
     </w:p>
+    <w:tbl>
+      <w:tblPr>
+        <w:tblStyle w:val="Table"/>
+        <w:tblW w:type="auto" w:w="0"/>
+        <w:tblLook w:firstRow="1" w:lastRow="0" w:firstColumn="0" w:lastColumn="0" w:noHBand="0" w:noVBand="0" w:val="0020"/>
+      </w:tblPr>
+      <w:tblGrid>
+        <w:gridCol w:w="1980"/>
+        <w:gridCol w:w="1980"/>
+        <w:gridCol w:w="1980"/>
+        <w:gridCol w:w="1980"/>
+      </w:tblGrid>
+      <w:tr>
+        <w:trPr>
+          <w:tblHeader w:val="on"/>
+        </w:trPr>
+        <w:tc>
+          <w:tcPr/>
+          <w:p>
+            <w:pPr>
+              <w:pStyle w:val="Compact"/>
+              <w:jc w:val="center"/>
+            </w:pPr>
+            <w:r>
+              <w:rPr>
+                <w:rFonts w:hint="eastAsia" w:ascii="Times New Roman" w:hAnsi="Times New Roman" w:eastAsia="SimHei" w:cs="Times New Roman"/>
+                <w:b/>
+              </w:rPr>
+              <w:t xml:space="preserve">物质</w:t>
+            </w:r>
+          </w:p>
+        </w:tc>
+        <w:tc>
+          <w:tcPr/>
+          <w:p>
+            <w:pPr>
+              <w:pStyle w:val="Compact"/>
+              <w:jc w:val="center"/>
+            </w:pPr>
+            <w:r>
+              <w:rPr>
+                <w:rFonts w:hint="eastAsia" w:ascii="Times New Roman" w:hAnsi="Times New Roman" w:eastAsia="SimHei" w:cs="Times New Roman"/>
+                <w:b/>
+              </w:rPr>
+              <w:t>熔点</w:t>
+            </w:r>
+            <w:r>
+              <w:rPr>
+                <w:rFonts w:hint="eastAsia" w:ascii="Times New Roman" w:hAnsi="Times New Roman" w:eastAsia="Times New Roman" w:cs="Times New Roman"/>
+                <w:b/>
+              </w:rPr>
+              <w:t>°C</w:t>
+            </w:r>
+          </w:p>
+        </w:tc>
+        <w:tc>
+          <w:tcPr/>
+          <w:p>
+            <w:pPr>
+              <w:pStyle w:val="Compact"/>
+              <w:jc w:val="center"/>
+            </w:pPr>
+            <w:r>
+              <w:rPr>
+                <w:rFonts w:hint="eastAsia" w:ascii="Times New Roman" w:hAnsi="Times New Roman" w:eastAsia="SimHei" w:cs="Times New Roman"/>
+                <w:b/>
+              </w:rPr>
+              <w:t>沸点</w:t>
+            </w:r>
+            <w:r>
+              <w:rPr>
+                <w:rFonts w:hint="eastAsia" w:ascii="Times New Roman" w:hAnsi="Times New Roman" w:eastAsia="Times New Roman" w:cs="Times New Roman"/>
+                <w:b/>
+              </w:rPr>
+              <w:t>°C</w:t>
+            </w:r>
+          </w:p>
+        </w:tc>
+        <w:tc>
+          <w:tcPr/>
+          <w:p>
+            <w:pPr>
+              <w:pStyle w:val="Compact"/>
+              <w:jc w:val="center"/>
+            </w:pPr>
+            <w:r>
+              <w:rPr>
+                <w:rFonts w:hint="eastAsia" w:ascii="Times New Roman" w:hAnsi="Times New Roman" w:eastAsia="SimHei" w:cs="Times New Roman"/>
+                <w:b/>
+              </w:rPr>
+              <w:t>相对密度</w:t>
+            </w:r>
+            <w:r>
+              <w:rPr>
+                <w:rFonts w:hint="eastAsia" w:ascii="Times New Roman" w:hAnsi="Times New Roman" w:eastAsia="Times New Roman" w:cs="Times New Roman"/>
+                <w:b/>
+              </w:rPr>
+              <w:t>(25°C)</w:t>
+            </w:r>
+          </w:p>
+        </w:tc>
+      </w:tr>
+      <w:tr>
+        <w:tc>
+          <w:tcPr/>
+          <w:p>
+            <w:pPr>
+              <w:pStyle w:val="Compact"/>
+              <w:jc w:val="center"/>
+            </w:pPr>
+            <w:r>
+              <w:rPr>
+                <w:rFonts w:ascii="Times New Roman" w:hAnsi="Times New Roman" w:eastAsia="Times New Roman" w:cs="Times New Roman"/>
+              </w:rPr>
+              <w:t xml:space="preserve">NaCl</w:t>
+            </w:r>
+          </w:p>
+        </w:tc>
+        <w:tc>
+          <w:tcPr/>
+          <w:p>
+            <w:pPr>
+              <w:pStyle w:val="Compact"/>
+              <w:jc w:val="center"/>
+            </w:pPr>
+            <w:r>
+              <w:rPr>
+                <w:rFonts w:ascii="Times New Roman" w:hAnsi="Times New Roman" w:eastAsia="Times New Roman" w:cs="Times New Roman"/>
+              </w:rPr>
+              <w:t xml:space="preserve">801</w:t>
+            </w:r>
+          </w:p>
+        </w:tc>
+        <w:tc>
+          <w:tcPr/>
+          <w:p>
+            <w:pPr>
+              <w:pStyle w:val="Compact"/>
+              <w:jc w:val="center"/>
+            </w:pPr>
+            <w:r>
+              <w:rPr>
+                <w:rFonts w:ascii="Times New Roman" w:hAnsi="Times New Roman" w:eastAsia="Times New Roman" w:cs="Times New Roman"/>
+              </w:rPr>
+              <w:t xml:space="preserve">1413</w:t>
+            </w:r>
+          </w:p>
+        </w:tc>
+        <w:tc>
+          <w:tcPr/>
+          <w:p>
+            <w:pPr>
+              <w:pStyle w:val="Compact"/>
+              <w:jc w:val="center"/>
+            </w:pPr>
+            <w:r>
+              <w:rPr>
+                <w:rFonts w:ascii="Times New Roman" w:hAnsi="Times New Roman" w:eastAsia="Times New Roman" w:cs="Times New Roman"/>
+              </w:rPr>
+              <w:t xml:space="preserve">2.165</w:t>
+            </w:r>
+          </w:p>
+        </w:tc>
+      </w:tr>
+      <w:tr>
+        <w:tc>
+          <w:tcPr/>
+          <w:p>
+            <w:pPr>
+              <w:pStyle w:val="Compact"/>
+              <w:jc w:val="center"/>
+            </w:pPr>
+            <w:r>
+              <w:rPr>
+                <w:rFonts w:ascii="Times New Roman" w:hAnsi="Times New Roman" w:eastAsia="Times New Roman" w:cs="Times New Roman"/>
+              </w:rPr>
+              <w:t xml:space="preserve">CaCl2</w:t>
+            </w:r>
+          </w:p>
+        </w:tc>
+        <w:tc>
+          <w:tcPr/>
+          <w:p>
+            <w:pPr>
+              <w:pStyle w:val="Compact"/>
+              <w:jc w:val="center"/>
+            </w:pPr>
+            <w:r>
+              <w:rPr>
+                <w:rFonts w:ascii="Times New Roman" w:hAnsi="Times New Roman" w:eastAsia="Times New Roman" w:cs="Times New Roman"/>
+              </w:rPr>
+              <w:t xml:space="preserve">772</w:t>
+            </w:r>
+          </w:p>
+        </w:tc>
+        <w:tc>
+          <w:tcPr/>
+          <w:p>
+            <w:pPr>
+              <w:pStyle w:val="Compact"/>
+              <w:jc w:val="center"/>
+            </w:pPr>
+            <w:r>
+              <w:rPr>
+                <w:rFonts w:hint="eastAsia" w:ascii="Times New Roman" w:hAnsi="Times New Roman" w:eastAsia="Times New Roman" w:cs="Times New Roman"/>
+              </w:rPr>
+              <w:t>1600</w:t>
+            </w:r>
+            <w:r>
+              <w:rPr>
+                <w:rFonts w:hint="eastAsia" w:ascii="Times New Roman" w:hAnsi="Times New Roman" w:eastAsia="FangSong" w:cs="Times New Roman"/>
+              </w:rPr>
+              <w:t>以上</w:t>
+            </w:r>
+          </w:p>
+        </w:tc>
+        <w:tc>
+          <w:tcPr/>
+          <w:p>
+            <w:pPr>
+              <w:pStyle w:val="Compact"/>
+              <w:jc w:val="center"/>
+            </w:pPr>
+            <w:r>
+              <w:rPr>
+                <w:rFonts w:ascii="Times New Roman" w:hAnsi="Times New Roman" w:eastAsia="Times New Roman" w:cs="Times New Roman"/>
+              </w:rPr>
+              <w:t xml:space="preserve">2.15</w:t>
+            </w:r>
+          </w:p>
+        </w:tc>
+      </w:tr>
+      <w:tr>
+        <w:tc>
+          <w:tcPr/>
+          <w:p>
+            <w:pPr>
+              <w:pStyle w:val="Compact"/>
+              <w:jc w:val="center"/>
+            </w:pPr>
+            <w:r>
+              <w:rPr>
+                <w:rFonts w:hint="eastAsia" w:ascii="Times New Roman" w:hAnsi="Times New Roman" w:eastAsia="FangSong" w:cs="Times New Roman"/>
+              </w:rPr>
+              <w:t xml:space="preserve">混合盐</w:t>
+            </w:r>
+          </w:p>
+        </w:tc>
+        <w:tc>
+          <w:tcPr/>
+          <w:p>
+            <w:pPr>
+              <w:pStyle w:val="Compact"/>
+              <w:jc w:val="center"/>
+            </w:pPr>
+            <w:r>
+              <w:rPr>
+                <w:rFonts w:ascii="Times New Roman" w:hAnsi="Times New Roman" w:eastAsia="Times New Roman" w:cs="Times New Roman"/>
+              </w:rPr>
+              <w:t xml:space="preserve">600</w:t>
+            </w:r>
+          </w:p>
+        </w:tc>
+        <w:tc>
+          <w:tcPr/>
+          <w:p>
+            <w:pPr>
+              <w:pStyle w:val="Compact"/>
+              <w:jc w:val="center"/>
+            </w:pPr>
+          </w:p>
+        </w:tc>
+        <w:tc>
+          <w:tcPr/>
+          <w:p>
+            <w:pPr>
+              <w:pStyle w:val="Compact"/>
+              <w:jc w:val="center"/>
+            </w:pPr>
+          </w:p>
+        </w:tc>
+      </w:tr>
+      <w:tr>
+        <w:tc>
+          <w:tcPr/>
+          <w:p>
+            <w:pPr>
+              <w:pStyle w:val="Compact"/>
+              <w:jc w:val="center"/>
+            </w:pPr>
+            <w:r>
+              <w:rPr>
+                <w:rFonts w:ascii="Times New Roman" w:hAnsi="Times New Roman" w:eastAsia="Times New Roman" w:cs="Times New Roman"/>
+              </w:rPr>
+              <w:t xml:space="preserve">Na</w:t>
+            </w:r>
+          </w:p>
+        </w:tc>
+        <w:tc>
+          <w:tcPr/>
+          <w:p>
+            <w:pPr>
+              <w:pStyle w:val="Compact"/>
+              <w:jc w:val="center"/>
+            </w:pPr>
+            <w:r>
+              <w:rPr>
+                <w:rFonts w:ascii="Times New Roman" w:hAnsi="Times New Roman" w:eastAsia="Times New Roman" w:cs="Times New Roman"/>
+              </w:rPr>
+              <w:t xml:space="preserve">97.8</w:t>
+            </w:r>
+          </w:p>
+        </w:tc>
+        <w:tc>
+          <w:tcPr/>
+          <w:p>
+            <w:pPr>
+              <w:pStyle w:val="Compact"/>
+              <w:jc w:val="center"/>
+            </w:pPr>
+            <w:r>
+              <w:rPr>
+                <w:rFonts w:ascii="Times New Roman" w:hAnsi="Times New Roman" w:eastAsia="Times New Roman" w:cs="Times New Roman"/>
+              </w:rPr>
+              <w:t xml:space="preserve">882.9</w:t>
+            </w:r>
+          </w:p>
+        </w:tc>
+        <w:tc>
+          <w:tcPr/>
+          <w:p>
+            <w:pPr>
+              <w:pStyle w:val="Compact"/>
+              <w:jc w:val="center"/>
+            </w:pPr>
+            <w:r>
+              <w:rPr>
+                <w:rFonts w:ascii="Times New Roman" w:hAnsi="Times New Roman" w:eastAsia="Times New Roman" w:cs="Times New Roman"/>
+              </w:rPr>
+              <w:t xml:space="preserve">1</w:t>
+            </w:r>
+          </w:p>
+        </w:tc>
+      </w:tr>
+    </w:tbl>
     <w:p>
       <w:pPr>
-        <w:pStyle w:val="FirstParagraph"/>
-      </w:pPr>
-      <w:r>
-        <w:rPr>
-          <w:rFonts w:hint="eastAsia" w:ascii="Times New Roman" w:hAnsi="Times New Roman" w:eastAsia="FangSong" w:cs="Times New Roman"/>
-        </w:rPr>
-        <w:t xml:space="preserve">物质</w:t>
-      </w:r>
-    </w:p>
-    <w:p>
-      <w:pPr>
         <w:pStyle w:val="BodyText"/>
-      </w:pPr>
-      <w:r>
-        <w:rPr>
-          <w:rFonts w:hint="eastAsia" w:ascii="Times New Roman" w:hAnsi="Times New Roman" w:eastAsia="FangSong" w:cs="Times New Roman"/>
-        </w:rPr>
-        <w:t>熔点</w:t>
-      </w:r>
-      <w:r>
-        <w:rPr>
-          <w:rFonts w:hint="eastAsia" w:ascii="Times New Roman" w:hAnsi="Times New Roman" w:eastAsia="Times New Roman" w:cs="Times New Roman"/>
-        </w:rPr>
-        <w:t>°C</w:t>
-      </w:r>
-    </w:p>
-    <w:p>
-      <w:pPr>
-        <w:pStyle w:val="BodyText"/>
-      </w:pPr>
-      <w:r>
-        <w:rPr>
-          <w:rFonts w:hint="eastAsia" w:ascii="Times New Roman" w:hAnsi="Times New Roman" w:eastAsia="FangSong" w:cs="Times New Roman"/>
-        </w:rPr>
-        <w:t>沸点</w:t>
-      </w:r>
-      <w:r>
-        <w:rPr>
-          <w:rFonts w:hint="eastAsia" w:ascii="Times New Roman" w:hAnsi="Times New Roman" w:eastAsia="Times New Roman" w:cs="Times New Roman"/>
-        </w:rPr>
-        <w:t>°C</w:t>
-      </w:r>
-    </w:p>
-    <w:p>
-      <w:pPr>
-        <w:pStyle w:val="BodyText"/>
-      </w:pPr>
-      <w:r>
-        <w:rPr>
-          <w:rFonts w:hint="eastAsia" w:ascii="Times New Roman" w:hAnsi="Times New Roman" w:eastAsia="FangSong" w:cs="Times New Roman"/>
-        </w:rPr>
-        <w:t>相对密度</w:t>
-      </w:r>
-      <w:r>
-        <w:rPr>
-          <w:rFonts w:hint="eastAsia" w:ascii="Times New Roman" w:hAnsi="Times New Roman" w:eastAsia="Times New Roman" w:cs="Times New Roman"/>
-        </w:rPr>
-        <w:t>(25°C)</w:t>
-      </w:r>
-    </w:p>
-    <w:p>
-      <w:pPr>
-        <w:pStyle w:val="BodyText"/>
-      </w:pPr>
-      <w:r>
-        <w:rPr>
-          <w:rFonts w:ascii="Times New Roman" w:hAnsi="Times New Roman" w:eastAsia="Times New Roman" w:cs="Times New Roman"/>
-        </w:rPr>
-        <w:t xml:space="preserve">NaCl</w:t>
-      </w:r>
-    </w:p>
-    <w:p>
-      <w:pPr>
-        <w:pStyle w:val="BodyText"/>
-      </w:pPr>
-      <w:r>
-        <w:rPr>
-          <w:rFonts w:ascii="Times New Roman" w:hAnsi="Times New Roman" w:eastAsia="Times New Roman" w:cs="Times New Roman"/>
-        </w:rPr>
-        <w:t xml:space="preserve">801</w:t>
-      </w:r>
-    </w:p>
-    <w:p>
-      <w:pPr>
-        <w:pStyle w:val="BodyText"/>
-      </w:pPr>
-      <w:r>
-        <w:rPr>
-          <w:rFonts w:ascii="Times New Roman" w:hAnsi="Times New Roman" w:eastAsia="Times New Roman" w:cs="Times New Roman"/>
-        </w:rPr>
-        <w:t xml:space="preserve">1413</w:t>
-      </w:r>
-    </w:p>
-    <w:p>
-      <w:pPr>
-        <w:pStyle w:val="BodyText"/>
-      </w:pPr>
-      <w:r>
-        <w:rPr>
-          <w:rFonts w:ascii="Times New Roman" w:hAnsi="Times New Roman" w:eastAsia="Times New Roman" w:cs="Times New Roman"/>
-        </w:rPr>
-        <w:t xml:space="preserve">2.165</w:t>
-      </w:r>
-    </w:p>
-    <w:p>
-      <w:pPr>
-        <w:pStyle w:val="BodyText"/>
-      </w:pPr>
-      <w:r>
-        <w:rPr>
-          <w:rFonts w:ascii="Times New Roman" w:hAnsi="Times New Roman" w:eastAsia="Times New Roman" w:cs="Times New Roman"/>
-        </w:rPr>
-        <w:t xml:space="preserve">CaCl2</w:t>
-      </w:r>
-    </w:p>
-    <w:p>
-      <w:pPr>
-        <w:pStyle w:val="BodyText"/>
-      </w:pPr>
-      <w:r>
-        <w:rPr>
-          <w:rFonts w:ascii="Times New Roman" w:hAnsi="Times New Roman" w:eastAsia="Times New Roman" w:cs="Times New Roman"/>
-        </w:rPr>
-        <w:t xml:space="preserve">772</w:t>
-      </w:r>
-    </w:p>
-    <w:p>
-      <w:pPr>
-        <w:pStyle w:val="BodyText"/>
-      </w:pPr>
-      <w:r>
-        <w:rPr>
-          <w:rFonts w:hint="eastAsia" w:ascii="Times New Roman" w:hAnsi="Times New Roman" w:eastAsia="Times New Roman" w:cs="Times New Roman"/>
-        </w:rPr>
-        <w:t>1600</w:t>
-      </w:r>
-      <w:r>
-        <w:rPr>
-          <w:rFonts w:hint="eastAsia" w:ascii="Times New Roman" w:hAnsi="Times New Roman" w:eastAsia="FangSong" w:cs="Times New Roman"/>
-        </w:rPr>
-        <w:t>以上</w:t>
-      </w:r>
-    </w:p>
-    <w:p>
-      <w:pPr>
-        <w:pStyle w:val="BodyText"/>
-      </w:pPr>
-      <w:r>
-        <w:rPr>
-          <w:rFonts w:ascii="Times New Roman" w:hAnsi="Times New Roman" w:eastAsia="Times New Roman" w:cs="Times New Roman"/>
-        </w:rPr>
-        <w:t xml:space="preserve">2.15</w:t>
-      </w:r>
-    </w:p>
-    <w:p>
-      <w:pPr>
-        <w:pStyle w:val="BodyText"/>
-      </w:pPr>
-      <w:r>
-        <w:rPr>
-          <w:rFonts w:hint="eastAsia" w:ascii="Times New Roman" w:hAnsi="Times New Roman" w:eastAsia="FangSong" w:cs="Times New Roman"/>
-        </w:rPr>
-        <w:t xml:space="preserve">混合盐</w:t>
-      </w:r>
-    </w:p>
-    <w:p>
-      <w:pPr>
-        <w:pStyle w:val="BodyText"/>
-      </w:pPr>
-      <w:r>
-        <w:rPr>
-          <w:rFonts w:ascii="Times New Roman" w:hAnsi="Times New Roman" w:eastAsia="Times New Roman" w:cs="Times New Roman"/>
-        </w:rPr>
-        <w:t xml:space="preserve">600</w:t>
-      </w:r>
-    </w:p>
-    <w:p>
-      <w:pPr>
-        <w:pStyle w:val="BodyText"/>
-      </w:pPr>
-      <w:r>
-        <w:rPr>
-          <w:rFonts w:ascii="Times New Roman" w:hAnsi="Times New Roman" w:eastAsia="Times New Roman" w:cs="Times New Roman"/>
-        </w:rPr>
-        <w:t xml:space="preserve">Na</w:t>
-      </w:r>
-    </w:p>
-    <w:p>
-      <w:pPr>
-        <w:pStyle w:val="BodyText"/>
-      </w:pPr>
-      <w:r>
-        <w:rPr>
-          <w:rFonts w:ascii="Times New Roman" w:hAnsi="Times New Roman" w:eastAsia="Times New Roman" w:cs="Times New Roman"/>
-        </w:rPr>
-        <w:t xml:space="preserve">97.8</w:t>
-      </w:r>
-    </w:p>
-    <w:p>
-      <w:pPr>
-        <w:pStyle w:val="BodyText"/>
-      </w:pPr>
-      <w:r>
-        <w:rPr>
-          <w:rFonts w:ascii="Times New Roman" w:hAnsi="Times New Roman" w:eastAsia="Times New Roman" w:cs="Times New Roman"/>
-        </w:rPr>
-        <w:t xml:space="preserve">882.9</w:t>
-      </w:r>
-    </w:p>
-    <w:p>
-      <w:pPr>
-        <w:pStyle w:val="BodyText"/>
-      </w:pPr>
-      <w:r>
-        <w:rPr>
-          <w:rFonts w:ascii="Times New Roman" w:hAnsi="Times New Roman" w:eastAsia="Times New Roman" w:cs="Times New Roman"/>
-        </w:rPr>
-        <w:t xml:space="preserve">1</w:t>
-      </w:r>
-    </w:p>
-    <w:p>
-      <w:pPr>
-        <w:pStyle w:val="BodyText"/>
+        <w:spacing w:before="120"/>
       </w:pPr>
       <w:r>
         <w:rPr>
@@ -11756,20 +12041,42 @@
         <w:rPr>
           <w:rFonts w:ascii="Times New Roman" w:hAnsi="Times New Roman" w:eastAsia="Times New Roman" w:cs="Times New Roman"/>
         </w:rPr>
-        <w:t xml:space="preserve"> CaCl</w:t>
-      </w:r>
-      <w:r>
-        <w:rPr>
-          <w:rFonts w:ascii="Times New Roman" w:hAnsi="Times New Roman" w:eastAsia="Times New Roman" w:cs="Times New Roman"/>
-          <w:vertAlign w:val="subscript"/>
-        </w:rPr>
-        <w:t>2</w:t>
-      </w:r>
-      <w:r>
-        <w:rPr>
-          <w:rFonts w:ascii="Times New Roman" w:hAnsi="Times New Roman" w:eastAsia="Times New Roman" w:cs="Times New Roman"/>
-        </w:rPr>
-        <w:t xml:space="preserve"> 57%~58%, NaCl 42%~43%, </w:t>
+        <w:t xml:space="preserve"> </w:t>
+      </w:r>
+      <m:oMath>
+        <m:r>
+          <m:t>C</m:t>
+        </m:r>
+        <m:r>
+          <m:t>a</m:t>
+        </m:r>
+        <m:r>
+          <m:t>C</m:t>
+        </m:r>
+        <m:sSub>
+          <m:e>
+            <m:r>
+              <m:t>l</m:t>
+            </m:r>
+          </m:e>
+          <m:sub>
+            <m:r>
+              <m:t>2</m:t>
+            </m:r>
+          </m:sub>
+        </m:sSub>
+      </m:oMath>
+      <w:r>
+        <w:rPr>
+          <w:rFonts w:ascii="Times New Roman" w:hAnsi="Times New Roman" w:eastAsia="Times New Roman" w:cs="Times New Roman"/>
+        </w:rPr>
+        <w:t xml:space="preserve"> </w:t>
+      </w:r>
+      <w:r>
+        <w:rPr>
+          <w:rFonts w:ascii="Times New Roman" w:hAnsi="Times New Roman" w:eastAsia="Times New Roman" w:cs="Times New Roman"/>
+        </w:rPr>
+        <w:t xml:space="preserve">57%~58%, NaCl 42%~43%, </w:t>
       </w:r>
       <w:r>
         <w:rPr>
@@ -11983,15 +12290,31 @@
         <w:rPr>
           <w:rFonts w:hint="eastAsia" w:ascii="Times New Roman" w:hAnsi="Times New Roman" w:eastAsia="Times New Roman" w:cs="Times New Roman"/>
         </w:rPr>
-        <w:t>，NaNO</w:t>
-      </w:r>
-      <w:r>
-        <w:rPr>
-          <w:rFonts w:hint="eastAsia" w:ascii="Times New Roman" w:hAnsi="Times New Roman" w:eastAsia="Times New Roman" w:cs="Times New Roman"/>
-          <w:vertAlign w:val="subscript"/>
-        </w:rPr>
-        <w:t>2</w:t>
-      </w:r>
+        <w:t>，</w:t>
+      </w:r>
+      <m:oMath>
+        <m:r>
+          <m:t>N</m:t>
+        </m:r>
+        <m:r>
+          <m:t>a</m:t>
+        </m:r>
+        <m:r>
+          <m:t>N</m:t>
+        </m:r>
+        <m:sSub>
+          <m:e>
+            <m:r>
+              <m:t>O</m:t>
+            </m:r>
+          </m:e>
+          <m:sub>
+            <m:r>
+              <m:t>2</m:t>
+            </m:r>
+          </m:sub>
+        </m:sSub>
+      </m:oMath>
       <w:r>
         <w:rPr>
           <w:rFonts w:ascii="Times New Roman" w:hAnsi="Times New Roman" w:eastAsia="Times New Roman" w:cs="Times New Roman"/>
@@ -12061,15 +12384,31 @@
         <w:rPr>
           <w:rFonts w:ascii="Times New Roman" w:hAnsi="Times New Roman" w:eastAsia="Times New Roman" w:cs="Times New Roman"/>
         </w:rPr>
-        <w:t xml:space="preserve"> NaNO</w:t>
-      </w:r>
-      <w:r>
-        <w:rPr>
-          <w:rFonts w:ascii="Times New Roman" w:hAnsi="Times New Roman" w:eastAsia="Times New Roman" w:cs="Times New Roman"/>
-          <w:vertAlign w:val="subscript"/>
-        </w:rPr>
-        <w:t>2</w:t>
-      </w:r>
+        <w:t xml:space="preserve"> </w:t>
+      </w:r>
+      <m:oMath>
+        <m:r>
+          <m:t>N</m:t>
+        </m:r>
+        <m:r>
+          <m:t>a</m:t>
+        </m:r>
+        <m:r>
+          <m:t>N</m:t>
+        </m:r>
+        <m:sSub>
+          <m:e>
+            <m:r>
+              <m:t>O</m:t>
+            </m:r>
+          </m:e>
+          <m:sub>
+            <m:r>
+              <m:t>2</m:t>
+            </m:r>
+          </m:sub>
+        </m:sSub>
+      </m:oMath>
       <w:r>
         <w:rPr>
           <w:rFonts w:ascii="Times New Roman" w:hAnsi="Times New Roman" w:eastAsia="Times New Roman" w:cs="Times New Roman"/>
@@ -12122,20 +12461,36 @@
         <w:rPr>
           <w:rFonts w:ascii="Times New Roman" w:hAnsi="Times New Roman" w:eastAsia="Times New Roman" w:cs="Times New Roman"/>
         </w:rPr>
-        <w:t xml:space="preserve"> NaNO</w:t>
-      </w:r>
-      <w:r>
-        <w:rPr>
-          <w:rFonts w:ascii="Times New Roman" w:hAnsi="Times New Roman" w:eastAsia="Times New Roman" w:cs="Times New Roman"/>
-          <w:vertAlign w:val="subscript"/>
-        </w:rPr>
-        <w:t>2</w:t>
-      </w:r>
-      <w:r>
-        <w:rPr>
-          <w:rFonts w:ascii="Times New Roman" w:hAnsi="Times New Roman" w:eastAsia="Times New Roman" w:cs="Times New Roman"/>
-        </w:rPr>
-        <w:t>。</w:t>
+        <w:t xml:space="preserve"> </w:t>
+      </w:r>
+      <m:oMath>
+        <m:r>
+          <m:t>N</m:t>
+        </m:r>
+        <m:r>
+          <m:t>a</m:t>
+        </m:r>
+        <m:r>
+          <m:t>N</m:t>
+        </m:r>
+        <m:sSub>
+          <m:e>
+            <m:r>
+              <m:t>O</m:t>
+            </m:r>
+          </m:e>
+          <m:sub>
+            <m:r>
+              <m:t>2</m:t>
+            </m:r>
+          </m:sub>
+        </m:sSub>
+      </m:oMath>
+      <w:r>
+        <w:rPr>
+          <w:rFonts w:ascii="Times New Roman" w:hAnsi="Times New Roman" w:eastAsia="Times New Roman" w:cs="Times New Roman"/>
+        </w:rPr>
+        <w:t xml:space="preserve">。</w:t>
       </w:r>
     </w:p>
     <w:p>
@@ -13653,22 +14008,33 @@
         <w:rPr>
           <w:rFonts w:ascii="Times New Roman" w:hAnsi="Times New Roman" w:eastAsia="Times New Roman" w:cs="Times New Roman"/>
         </w:rPr>
-        <w:t xml:space="preserve"> NH</w:t>
-      </w:r>
-      <w:r>
-        <w:rPr>
-          <w:rFonts w:ascii="Times New Roman" w:hAnsi="Times New Roman" w:eastAsia="Times New Roman" w:cs="Times New Roman"/>
-          <w:vertAlign w:val="subscript"/>
-        </w:rPr>
-        <w:t>4</w:t>
-      </w:r>
-      <w:r>
-        <w:rPr>
-          <w:rFonts w:ascii="Times New Roman" w:hAnsi="Times New Roman" w:eastAsia="Times New Roman" w:cs="Times New Roman"/>
-          <w:vertAlign w:val="superscript"/>
-        </w:rPr>
-        <w:t>+</w:t>
-      </w:r>
+        <w:t xml:space="preserve"> </w:t>
+      </w:r>
+      <m:oMath>
+        <m:r>
+          <m:t>N</m:t>
+        </m:r>
+        <m:sSubSup>
+          <m:e>
+            <m:r>
+              <m:t>H</m:t>
+            </m:r>
+          </m:e>
+          <m:sub>
+            <m:r>
+              <m:t>4</m:t>
+            </m:r>
+          </m:sub>
+          <m:sup>
+            <m:r>
+              <m:rPr>
+                <m:sty m:val="p"/>
+              </m:rPr>
+              <m:t>+</m:t>
+            </m:r>
+          </m:sup>
+        </m:sSubSup>
+      </m:oMath>
       <w:r>
         <w:rPr>
           <w:rFonts w:ascii="Times New Roman" w:hAnsi="Times New Roman" w:eastAsia="Times New Roman" w:cs="Times New Roman"/>
@@ -13743,22 +14109,33 @@
         <w:rPr>
           <w:rFonts w:ascii="Times New Roman" w:hAnsi="Times New Roman" w:eastAsia="Times New Roman" w:cs="Times New Roman"/>
         </w:rPr>
-        <w:t xml:space="preserve"> NH</w:t>
-      </w:r>
-      <w:r>
-        <w:rPr>
-          <w:rFonts w:ascii="Times New Roman" w:hAnsi="Times New Roman" w:eastAsia="Times New Roman" w:cs="Times New Roman"/>
-          <w:vertAlign w:val="subscript"/>
-        </w:rPr>
-        <w:t>2</w:t>
-      </w:r>
-      <w:r>
-        <w:rPr>
-          <w:rFonts w:ascii="Times New Roman" w:hAnsi="Times New Roman" w:eastAsia="Times New Roman" w:cs="Times New Roman"/>
-          <w:vertAlign w:val="superscript"/>
-        </w:rPr>
-        <w:t>-</w:t>
-      </w:r>
+        <w:t xml:space="preserve"> </w:t>
+      </w:r>
+      <m:oMath>
+        <m:r>
+          <m:t>N</m:t>
+        </m:r>
+        <m:sSubSup>
+          <m:e>
+            <m:r>
+              <m:t>H</m:t>
+            </m:r>
+          </m:e>
+          <m:sub>
+            <m:r>
+              <m:t>2</m:t>
+            </m:r>
+          </m:sub>
+          <m:sup>
+            <m:r>
+              <m:rPr>
+                <m:sty m:val="p"/>
+              </m:rPr>
+              <m:t>−</m:t>
+            </m:r>
+          </m:sup>
+        </m:sSubSup>
+      </m:oMath>
       <w:r>
         <w:rPr>
           <w:rFonts w:ascii="Times New Roman" w:hAnsi="Times New Roman" w:eastAsia="Times New Roman" w:cs="Times New Roman"/>
@@ -14321,15 +14698,31 @@
         <w:rPr>
           <w:rFonts w:ascii="Times New Roman" w:hAnsi="Times New Roman" w:eastAsia="Times New Roman" w:cs="Times New Roman"/>
         </w:rPr>
-        <w:t xml:space="preserve"> Fe</w:t>
-      </w:r>
-      <w:r>
-        <w:rPr>
-          <w:rFonts w:ascii="Times New Roman" w:hAnsi="Times New Roman" w:eastAsia="Times New Roman" w:cs="Times New Roman"/>
-          <w:vertAlign w:val="superscript"/>
-        </w:rPr>
-        <w:t>3+</w:t>
-      </w:r>
+        <w:t xml:space="preserve"> </w:t>
+      </w:r>
+      <m:oMath>
+        <m:r>
+          <m:t>F</m:t>
+        </m:r>
+        <m:sSup>
+          <m:e>
+            <m:r>
+              <m:t>e</m:t>
+            </m:r>
+          </m:e>
+          <m:sup>
+            <m:r>
+              <m:t>3</m:t>
+            </m:r>
+            <m:r>
+              <m:rPr>
+                <m:sty m:val="p"/>
+              </m:rPr>
+              <m:t>+</m:t>
+            </m:r>
+          </m:sup>
+        </m:sSup>
+      </m:oMath>
       <w:r>
         <w:rPr>
           <w:rFonts w:ascii="Times New Roman" w:hAnsi="Times New Roman" w:eastAsia="Times New Roman" w:cs="Times New Roman"/>
@@ -14346,15 +14739,31 @@
         <w:rPr>
           <w:rFonts w:ascii="Times New Roman" w:hAnsi="Times New Roman" w:eastAsia="Times New Roman" w:cs="Times New Roman"/>
         </w:rPr>
-        <w:t xml:space="preserve"> Fe</w:t>
-      </w:r>
-      <w:r>
-        <w:rPr>
-          <w:rFonts w:ascii="Times New Roman" w:hAnsi="Times New Roman" w:eastAsia="Times New Roman" w:cs="Times New Roman"/>
-          <w:vertAlign w:val="superscript"/>
-        </w:rPr>
-        <w:t>2+</w:t>
-      </w:r>
+        <w:t xml:space="preserve"> </w:t>
+      </w:r>
+      <m:oMath>
+        <m:r>
+          <m:t>F</m:t>
+        </m:r>
+        <m:sSup>
+          <m:e>
+            <m:r>
+              <m:t>e</m:t>
+            </m:r>
+          </m:e>
+          <m:sup>
+            <m:r>
+              <m:t>2</m:t>
+            </m:r>
+            <m:r>
+              <m:rPr>
+                <m:sty m:val="p"/>
+              </m:rPr>
+              <m:t>+</m:t>
+            </m:r>
+          </m:sup>
+        </m:sSup>
+      </m:oMath>
       <w:r>
         <w:rPr>
           <w:rFonts w:ascii="Times New Roman" w:hAnsi="Times New Roman" w:eastAsia="Times New Roman" w:cs="Times New Roman"/>
@@ -14594,40 +15003,50 @@
         <w:rPr>
           <w:rFonts w:ascii="Times New Roman" w:hAnsi="Times New Roman" w:eastAsia="Times New Roman" w:cs="Times New Roman"/>
         </w:rPr>
-        <w:t>A. NH</w:t>
-      </w:r>
-      <w:r>
-        <w:rPr>
-          <w:rFonts w:ascii="Times New Roman" w:hAnsi="Times New Roman" w:eastAsia="Times New Roman" w:cs="Times New Roman"/>
-          <w:vertAlign w:val="subscript"/>
-        </w:rPr>
-        <w:t>4</w:t>
-      </w:r>
-      <w:r>
-        <w:rPr>
-          <w:rFonts w:ascii="Times New Roman" w:hAnsi="Times New Roman" w:eastAsia="Times New Roman" w:cs="Times New Roman"/>
-          <w:vertAlign w:val="superscript"/>
-        </w:rPr>
-        <w:t>+</w:t>
-      </w:r>
-      <w:r>
-        <w:rPr>
-          <w:rFonts w:ascii="Times New Roman" w:hAnsi="Times New Roman" w:eastAsia="Times New Roman" w:cs="Times New Roman"/>
-        </w:rPr>
-        <w:t xml:space="preserve"> B. N</w:t>
-      </w:r>
-      <w:r>
-        <w:rPr>
-          <w:rFonts w:ascii="Times New Roman" w:hAnsi="Times New Roman" w:eastAsia="Times New Roman" w:cs="Times New Roman"/>
-          <w:vertAlign w:val="subscript"/>
-        </w:rPr>
-        <w:t>2</w:t>
-      </w:r>
-      <w:r>
-        <w:rPr>
-          <w:rFonts w:ascii="Times New Roman" w:hAnsi="Times New Roman" w:eastAsia="Times New Roman" w:cs="Times New Roman"/>
-        </w:rPr>
-        <w:t xml:space="preserve"> C.</w:t>
+        <w:t xml:space="preserve">A.</w:t>
+      </w:r>
+      <w:r>
+        <w:rPr>
+          <w:rFonts w:ascii="Times New Roman" w:hAnsi="Times New Roman" w:eastAsia="Times New Roman" w:cs="Times New Roman"/>
+        </w:rPr>
+        <w:t xml:space="preserve"> </w:t>
+      </w:r>
+      <m:oMath>
+        <m:r>
+          <m:t>N</m:t>
+        </m:r>
+        <m:sSubSup>
+          <m:e>
+            <m:r>
+              <m:t>H</m:t>
+            </m:r>
+          </m:e>
+          <m:sub>
+            <m:r>
+              <m:t>4</m:t>
+            </m:r>
+          </m:sub>
+          <m:sup>
+            <m:r>
+              <m:rPr>
+                <m:sty m:val="p"/>
+              </m:rPr>
+              <m:t>+</m:t>
+            </m:r>
+          </m:sup>
+        </m:sSubSup>
+      </m:oMath>
+      <w:r>
+        <w:rPr>
+          <w:rFonts w:ascii="Times New Roman" w:hAnsi="Times New Roman" w:eastAsia="Times New Roman" w:cs="Times New Roman"/>
+        </w:rPr>
+        <w:t xml:space="preserve"> </w:t>
+      </w:r>
+      <w:r>
+        <w:rPr>
+          <w:rFonts w:ascii="Times New Roman" w:hAnsi="Times New Roman" w:eastAsia="Times New Roman" w:cs="Times New Roman"/>
+        </w:rPr>
+        <w:t xml:space="preserve">B.</w:t>
       </w:r>
       <w:r>
         <w:rPr>
@@ -14648,6 +15067,38 @@
             </m:r>
           </m:sub>
         </m:sSub>
+      </m:oMath>
+      <w:r>
+        <w:rPr>
+          <w:rFonts w:ascii="Times New Roman" w:hAnsi="Times New Roman" w:eastAsia="Times New Roman" w:cs="Times New Roman"/>
+        </w:rPr>
+        <w:t xml:space="preserve"> </w:t>
+      </w:r>
+      <w:r>
+        <w:rPr>
+          <w:rFonts w:ascii="Times New Roman" w:hAnsi="Times New Roman" w:eastAsia="Times New Roman" w:cs="Times New Roman"/>
+        </w:rPr>
+        <w:t xml:space="preserve">C.</w:t>
+      </w:r>
+      <w:r>
+        <w:rPr>
+          <w:rFonts w:ascii="Times New Roman" w:hAnsi="Times New Roman" w:eastAsia="Times New Roman" w:cs="Times New Roman"/>
+        </w:rPr>
+        <w:t xml:space="preserve"> </w:t>
+      </w:r>
+      <m:oMath>
+        <m:sSub>
+          <m:e>
+            <m:r>
+              <m:t>N</m:t>
+            </m:r>
+          </m:e>
+          <m:sub>
+            <m:r>
+              <m:t>2</m:t>
+            </m:r>
+          </m:sub>
+        </m:sSub>
         <m:r>
           <m:t>O</m:t>
         </m:r>
@@ -14662,15 +15113,31 @@
         <w:rPr>
           <w:rFonts w:ascii="Times New Roman" w:hAnsi="Times New Roman" w:eastAsia="Times New Roman" w:cs="Times New Roman"/>
         </w:rPr>
-        <w:t>D. NO</w:t>
-      </w:r>
-      <w:r>
-        <w:rPr>
-          <w:rFonts w:ascii="Times New Roman" w:hAnsi="Times New Roman" w:eastAsia="Times New Roman" w:cs="Times New Roman"/>
-          <w:vertAlign w:val="subscript"/>
-        </w:rPr>
-        <w:t>2</w:t>
-      </w:r>
+        <w:t xml:space="preserve">D.</w:t>
+      </w:r>
+      <w:r>
+        <w:rPr>
+          <w:rFonts w:ascii="Times New Roman" w:hAnsi="Times New Roman" w:eastAsia="Times New Roman" w:cs="Times New Roman"/>
+        </w:rPr>
+        <w:t xml:space="preserve"> </w:t>
+      </w:r>
+      <m:oMath>
+        <m:r>
+          <m:t>N</m:t>
+        </m:r>
+        <m:sSub>
+          <m:e>
+            <m:r>
+              <m:t>O</m:t>
+            </m:r>
+          </m:e>
+          <m:sub>
+            <m:r>
+              <m:t>2</m:t>
+            </m:r>
+          </m:sub>
+        </m:sSub>
+      </m:oMath>
     </w:p>
     <w:bookmarkEnd w:id="52"/>
     <w:bookmarkStart w:id="56" w:name="第-21-题"/>
@@ -15800,15 +16267,31 @@
         <w:rPr>
           <w:rFonts w:ascii="Times New Roman" w:hAnsi="Times New Roman" w:eastAsia="Times New Roman" w:cs="Times New Roman"/>
         </w:rPr>
-        <w:t xml:space="preserve"> Cu</w:t>
-      </w:r>
-      <w:r>
-        <w:rPr>
-          <w:rFonts w:ascii="Times New Roman" w:hAnsi="Times New Roman" w:eastAsia="Times New Roman" w:cs="Times New Roman"/>
-          <w:vertAlign w:val="superscript"/>
-        </w:rPr>
-        <w:t>2+</w:t>
-      </w:r>
+        <w:t xml:space="preserve"> </w:t>
+      </w:r>
+      <m:oMath>
+        <m:r>
+          <m:t>C</m:t>
+        </m:r>
+        <m:sSup>
+          <m:e>
+            <m:r>
+              <m:t>u</m:t>
+            </m:r>
+          </m:e>
+          <m:sup>
+            <m:r>
+              <m:t>2</m:t>
+            </m:r>
+            <m:r>
+              <m:rPr>
+                <m:sty m:val="p"/>
+              </m:rPr>
+              <m:t>+</m:t>
+            </m:r>
+          </m:sup>
+        </m:sSup>
+      </m:oMath>
       <w:r>
         <w:rPr>
           <w:rFonts w:ascii="Times New Roman" w:hAnsi="Times New Roman" w:eastAsia="Times New Roman" w:cs="Times New Roman"/>
@@ -15843,15 +16326,25 @@
         <w:rPr>
           <w:rFonts w:ascii="Times New Roman" w:hAnsi="Times New Roman" w:eastAsia="Times New Roman" w:cs="Times New Roman"/>
         </w:rPr>
-        <w:t xml:space="preserve"> H</w:t>
-      </w:r>
-      <w:r>
-        <w:rPr>
-          <w:rFonts w:ascii="Times New Roman" w:hAnsi="Times New Roman" w:eastAsia="Times New Roman" w:cs="Times New Roman"/>
-          <w:vertAlign w:val="superscript"/>
-        </w:rPr>
-        <w:t>+</w:t>
-      </w:r>
+        <w:t xml:space="preserve"> </w:t>
+      </w:r>
+      <m:oMath>
+        <m:sSup>
+          <m:e>
+            <m:r>
+              <m:t>H</m:t>
+            </m:r>
+          </m:e>
+          <m:sup>
+            <m:r>
+              <m:rPr>
+                <m:sty m:val="p"/>
+              </m:rPr>
+              <m:t>+</m:t>
+            </m:r>
+          </m:sup>
+        </m:sSup>
+      </m:oMath>
       <w:r>
         <w:rPr>
           <w:rFonts w:ascii="Times New Roman" w:hAnsi="Times New Roman" w:eastAsia="Times New Roman" w:cs="Times New Roman"/>
@@ -16144,15 +16637,28 @@
         <w:rPr>
           <w:rFonts w:ascii="Times New Roman" w:hAnsi="Times New Roman" w:eastAsia="Times New Roman" w:cs="Times New Roman"/>
         </w:rPr>
-        <w:t xml:space="preserve"> SbF</w:t>
-      </w:r>
-      <w:r>
-        <w:rPr>
-          <w:rFonts w:ascii="Times New Roman" w:hAnsi="Times New Roman" w:eastAsia="Times New Roman" w:cs="Times New Roman"/>
-          <w:vertAlign w:val="subscript"/>
-        </w:rPr>
-        <w:t>5</w:t>
-      </w:r>
+        <w:t xml:space="preserve"> </w:t>
+      </w:r>
+      <m:oMath>
+        <m:r>
+          <m:t>S</m:t>
+        </m:r>
+        <m:r>
+          <m:t>b</m:t>
+        </m:r>
+        <m:sSub>
+          <m:e>
+            <m:r>
+              <m:t>F</m:t>
+            </m:r>
+          </m:e>
+          <m:sub>
+            <m:r>
+              <m:t>5</m:t>
+            </m:r>
+          </m:sub>
+        </m:sSub>
+      </m:oMath>
       <w:r>
         <w:rPr>
           <w:rFonts w:ascii="Times New Roman" w:hAnsi="Times New Roman" w:eastAsia="Times New Roman" w:cs="Times New Roman"/>
@@ -17789,6 +18295,7 @@
     <w:p>
       <w:pPr>
         <w:pStyle w:val="FirstParagraph"/>
+        <w:spacing w:after="80"/>
       </w:pPr>
       <w:r>
         <w:rPr>
@@ -17803,145 +18310,225 @@
         <w:t>：</w:t>
       </w:r>
     </w:p>
-    <w:p>
-      <w:pPr>
-        <w:pStyle w:val="BodyText"/>
-      </w:pPr>
-      <w:r>
-        <w:rPr>
-          <w:rFonts w:hint="eastAsia" w:ascii="Times New Roman" w:hAnsi="Times New Roman" w:eastAsia="FangSong" w:cs="Times New Roman"/>
-        </w:rPr>
-        <w:t xml:space="preserve">氢化物</w:t>
-      </w:r>
-    </w:p>
-    <w:p>
-      <w:pPr>
-        <w:pStyle w:val="BodyText"/>
-      </w:pPr>
-      <w:r>
-        <w:rPr>
-          <w:rFonts w:ascii="Times New Roman" w:hAnsi="Times New Roman" w:eastAsia="Times New Roman" w:cs="Times New Roman"/>
-        </w:rPr>
-        <w:t xml:space="preserve">LiH</w:t>
-      </w:r>
-    </w:p>
-    <w:p>
-      <w:pPr>
-        <w:pStyle w:val="BodyText"/>
-      </w:pPr>
-      <w:r>
-        <w:rPr>
-          <w:rFonts w:ascii="Times New Roman" w:hAnsi="Times New Roman" w:eastAsia="Times New Roman" w:cs="Times New Roman"/>
-        </w:rPr>
-        <w:t xml:space="preserve">KH</w:t>
-      </w:r>
-    </w:p>
-    <w:p>
-      <w:pPr>
-        <w:pStyle w:val="BodyText"/>
-      </w:pPr>
-      <w:r>
-        <w:rPr>
-          <w:rFonts w:ascii="Times New Roman" w:hAnsi="Times New Roman" w:eastAsia="Times New Roman" w:cs="Times New Roman"/>
-        </w:rPr>
-        <w:t xml:space="preserve">NaH</w:t>
-      </w:r>
-    </w:p>
-    <w:p>
-      <w:pPr>
-        <w:pStyle w:val="BodyText"/>
-      </w:pPr>
-      <w:r>
-        <w:rPr>
-          <w:rFonts w:hint="eastAsia" w:ascii="Times New Roman" w:hAnsi="Times New Roman" w:eastAsia="FangSong" w:cs="Times New Roman"/>
-        </w:rPr>
-        <w:t xml:space="preserve">密度</w:t>
-      </w:r>
-      <w:r>
-        <w:rPr>
-          <w:rFonts w:ascii="Times New Roman" w:hAnsi="Times New Roman" w:eastAsia="Times New Roman" w:cs="Times New Roman"/>
-        </w:rPr>
-        <w:t xml:space="preserve"> g·cm-3</w:t>
-      </w:r>
-    </w:p>
-    <w:p>
-      <w:pPr>
-        <w:pStyle w:val="BodyText"/>
-      </w:pPr>
-      <w:r>
-        <w:rPr>
-          <w:rFonts w:ascii="Times New Roman" w:hAnsi="Times New Roman" w:eastAsia="Times New Roman" w:cs="Times New Roman"/>
-        </w:rPr>
-        <w:t xml:space="preserve">0.78</w:t>
-      </w:r>
-    </w:p>
-    <w:p>
-      <w:pPr>
-        <w:pStyle w:val="BodyText"/>
-      </w:pPr>
-      <w:r>
-        <w:rPr>
-          <w:rFonts w:ascii="Times New Roman" w:hAnsi="Times New Roman" w:eastAsia="Times New Roman" w:cs="Times New Roman"/>
-        </w:rPr>
-        <w:t xml:space="preserve">1.43</w:t>
-      </w:r>
-    </w:p>
-    <w:p>
-      <w:pPr>
-        <w:pStyle w:val="BodyText"/>
-      </w:pPr>
-      <w:r>
-        <w:rPr>
-          <w:rFonts w:hint="eastAsia" w:ascii="Times New Roman" w:hAnsi="Times New Roman" w:eastAsia="FangSong" w:cs="Times New Roman"/>
-        </w:rPr>
-        <w:t>分解温度</w:t>
-      </w:r>
-      <w:r>
-        <w:rPr>
-          <w:rFonts w:hint="eastAsia" w:ascii="Times New Roman" w:hAnsi="Times New Roman" w:eastAsia="Times New Roman" w:cs="Times New Roman"/>
-        </w:rPr>
-        <w:t>°C</w:t>
-      </w:r>
-    </w:p>
-    <w:p>
-      <w:pPr>
-        <w:pStyle w:val="BodyText"/>
-      </w:pPr>
-      <w:r>
-        <w:rPr>
-          <w:rFonts w:ascii="Times New Roman" w:hAnsi="Times New Roman" w:eastAsia="Times New Roman" w:cs="Times New Roman"/>
-        </w:rPr>
-        <w:t xml:space="preserve">850</w:t>
-      </w:r>
-    </w:p>
-    <w:p>
-      <w:pPr>
-        <w:pStyle w:val="BodyText"/>
-      </w:pPr>
-      <w:r>
-        <w:rPr>
-          <w:rFonts w:ascii="Times New Roman" w:hAnsi="Times New Roman" w:eastAsia="Times New Roman" w:cs="Times New Roman"/>
-        </w:rPr>
-        <w:t xml:space="preserve">400</w:t>
-      </w:r>
-    </w:p>
-    <w:p>
-      <w:pPr>
-        <w:pStyle w:val="BodyText"/>
-      </w:pPr>
-      <w:r>
-        <w:rPr>
-          <w:rFonts w:ascii="Times New Roman" w:hAnsi="Times New Roman" w:eastAsia="Times New Roman" w:cs="Times New Roman"/>
-        </w:rPr>
-        <w:t xml:space="preserve">425</w:t>
-      </w:r>
-    </w:p>
+    <w:tbl>
+      <w:tblPr>
+        <w:tblStyle w:val="Table"/>
+        <w:tblW w:type="auto" w:w="0"/>
+        <w:tblLook w:firstRow="1" w:lastRow="0" w:firstColumn="0" w:lastColumn="0" w:noHBand="0" w:noVBand="0" w:val="0020"/>
+      </w:tblPr>
+      <w:tblGrid>
+        <w:gridCol w:w="1980"/>
+        <w:gridCol w:w="1980"/>
+        <w:gridCol w:w="1980"/>
+        <w:gridCol w:w="1980"/>
+      </w:tblGrid>
+      <w:tr>
+        <w:trPr>
+          <w:tblHeader w:val="on"/>
+        </w:trPr>
+        <w:tc>
+          <w:tcPr/>
+          <w:p>
+            <w:pPr>
+              <w:pStyle w:val="Compact"/>
+              <w:jc w:val="center"/>
+            </w:pPr>
+            <w:r>
+              <w:rPr>
+                <w:rFonts w:hint="eastAsia" w:ascii="Times New Roman" w:hAnsi="Times New Roman" w:eastAsia="SimHei" w:cs="Times New Roman"/>
+                <w:b/>
+              </w:rPr>
+              <w:t xml:space="preserve">氢化物</w:t>
+            </w:r>
+          </w:p>
+        </w:tc>
+        <w:tc>
+          <w:tcPr/>
+          <w:p>
+            <w:pPr>
+              <w:pStyle w:val="Compact"/>
+              <w:jc w:val="center"/>
+            </w:pPr>
+            <w:r>
+              <w:rPr>
+                <w:rFonts w:ascii="Times New Roman" w:hAnsi="Times New Roman" w:eastAsia="Times New Roman" w:cs="Times New Roman"/>
+                <w:b/>
+              </w:rPr>
+              <w:t xml:space="preserve">LiH</w:t>
+            </w:r>
+          </w:p>
+        </w:tc>
+        <w:tc>
+          <w:tcPr/>
+          <w:p>
+            <w:pPr>
+              <w:pStyle w:val="Compact"/>
+              <w:jc w:val="center"/>
+            </w:pPr>
+            <w:r>
+              <w:rPr>
+                <w:rFonts w:ascii="Times New Roman" w:hAnsi="Times New Roman" w:eastAsia="Times New Roman" w:cs="Times New Roman"/>
+                <w:b/>
+              </w:rPr>
+              <w:t xml:space="preserve">KH</w:t>
+            </w:r>
+          </w:p>
+        </w:tc>
+        <w:tc>
+          <w:tcPr/>
+          <w:p>
+            <w:pPr>
+              <w:pStyle w:val="Compact"/>
+              <w:jc w:val="center"/>
+            </w:pPr>
+            <w:r>
+              <w:rPr>
+                <w:rFonts w:ascii="Times New Roman" w:hAnsi="Times New Roman" w:eastAsia="Times New Roman" w:cs="Times New Roman"/>
+                <w:b/>
+              </w:rPr>
+              <w:t xml:space="preserve">NaH</w:t>
+            </w:r>
+          </w:p>
+        </w:tc>
+      </w:tr>
+      <w:tr>
+        <w:tc>
+          <w:tcPr/>
+          <w:p>
+            <w:pPr>
+              <w:pStyle w:val="Compact"/>
+              <w:jc w:val="center"/>
+            </w:pPr>
+            <w:r>
+              <w:rPr>
+                <w:rFonts w:hint="eastAsia" w:ascii="Times New Roman" w:hAnsi="Times New Roman" w:eastAsia="FangSong" w:cs="Times New Roman"/>
+              </w:rPr>
+              <w:t xml:space="preserve">密度</w:t>
+            </w:r>
+            <w:r>
+              <w:rPr>
+                <w:rFonts w:ascii="Times New Roman" w:hAnsi="Times New Roman" w:eastAsia="Times New Roman" w:cs="Times New Roman"/>
+              </w:rPr>
+              <w:t xml:space="preserve"> g·cm-3</w:t>
+            </w:r>
+          </w:p>
+        </w:tc>
+        <w:tc>
+          <w:tcPr/>
+          <w:p>
+            <w:pPr>
+              <w:pStyle w:val="Compact"/>
+              <w:jc w:val="center"/>
+            </w:pPr>
+            <w:r>
+              <w:rPr>
+                <w:rFonts w:ascii="Times New Roman" w:hAnsi="Times New Roman" w:eastAsia="Times New Roman" w:cs="Times New Roman"/>
+              </w:rPr>
+              <w:t xml:space="preserve">0.78</w:t>
+            </w:r>
+          </w:p>
+        </w:tc>
+        <w:tc>
+          <w:tcPr/>
+          <w:p>
+            <w:pPr>
+              <w:pStyle w:val="Compact"/>
+              <w:jc w:val="center"/>
+            </w:pPr>
+            <w:r>
+              <w:rPr>
+                <w:rFonts w:ascii="Times New Roman" w:hAnsi="Times New Roman" w:eastAsia="Times New Roman" w:cs="Times New Roman"/>
+              </w:rPr>
+              <w:t xml:space="preserve">1.43</w:t>
+            </w:r>
+          </w:p>
+        </w:tc>
+        <w:tc>
+          <w:tcPr/>
+          <w:p>
+            <w:pPr>
+              <w:pStyle w:val="Compact"/>
+              <w:jc w:val="center"/>
+            </w:pPr>
+          </w:p>
+        </w:tc>
+      </w:tr>
+      <w:tr>
+        <w:tc>
+          <w:tcPr/>
+          <w:p>
+            <w:pPr>
+              <w:pStyle w:val="Compact"/>
+              <w:jc w:val="center"/>
+            </w:pPr>
+            <w:r>
+              <w:rPr>
+                <w:rFonts w:hint="eastAsia" w:ascii="Times New Roman" w:hAnsi="Times New Roman" w:eastAsia="FangSong" w:cs="Times New Roman"/>
+              </w:rPr>
+              <w:t>分解温度</w:t>
+            </w:r>
+            <w:r>
+              <w:rPr>
+                <w:rFonts w:hint="eastAsia" w:ascii="Times New Roman" w:hAnsi="Times New Roman" w:eastAsia="Times New Roman" w:cs="Times New Roman"/>
+              </w:rPr>
+              <w:t>°C</w:t>
+            </w:r>
+          </w:p>
+        </w:tc>
+        <w:tc>
+          <w:tcPr/>
+          <w:p>
+            <w:pPr>
+              <w:pStyle w:val="Compact"/>
+              <w:jc w:val="center"/>
+            </w:pPr>
+            <w:r>
+              <w:rPr>
+                <w:rFonts w:ascii="Times New Roman" w:hAnsi="Times New Roman" w:eastAsia="Times New Roman" w:cs="Times New Roman"/>
+              </w:rPr>
+              <w:t xml:space="preserve">850</w:t>
+            </w:r>
+          </w:p>
+        </w:tc>
+        <w:tc>
+          <w:tcPr/>
+          <w:p>
+            <w:pPr>
+              <w:pStyle w:val="Compact"/>
+              <w:jc w:val="center"/>
+            </w:pPr>
+            <w:r>
+              <w:rPr>
+                <w:rFonts w:ascii="Times New Roman" w:hAnsi="Times New Roman" w:eastAsia="Times New Roman" w:cs="Times New Roman"/>
+              </w:rPr>
+              <w:t xml:space="preserve">400</w:t>
+            </w:r>
+          </w:p>
+        </w:tc>
+        <w:tc>
+          <w:tcPr/>
+          <w:p>
+            <w:pPr>
+              <w:pStyle w:val="Compact"/>
+              <w:jc w:val="center"/>
+            </w:pPr>
+            <w:r>
+              <w:rPr>
+                <w:rFonts w:ascii="Times New Roman" w:hAnsi="Times New Roman" w:eastAsia="Times New Roman" w:cs="Times New Roman"/>
+              </w:rPr>
+              <w:t xml:space="preserve">425</w:t>
+            </w:r>
+          </w:p>
+        </w:tc>
+      </w:tr>
+    </w:tbl>
     <w:p>
       <w:pPr>
         <w:numPr>
           <w:ilvl w:val="0"/>
           <w:numId w:val="1029"/>
         </w:numPr>
+        <w:spacing w:before="120"/>
       </w:pPr>
       <w:r>
         <w:rPr>
@@ -22076,7 +22663,7 @@
     <ns0:name ns0:val="Verbatim Char"/>
     <ns0:basedOn ns0:val="BodyTextChar"/>
     <ns0:rPr>
-      <ns0:rFonts ns0:ascii="Times New Roman" ns0:cs="Times New Roman" ns0:eastAsia="FangSong" ns0:hAnsi="Times New Roman"/>
+      <ns0:rFonts ns0:ascii="SimSun" ns0:cs="SimSun" ns0:eastAsia="SimSun" ns0:hAnsi="SimSun"/>
       <ns0:b ns0:val="0"/>
       <ns0:sz ns0:val="20"/>
     </ns0:rPr>
@@ -22130,7 +22717,7 @@
       <w:wordWrap w:val="off"/>
     </w:pPr>
     <ns0:rPr>
-      <w:rFonts ns0:ascii="Times New Roman" ns0:hAnsi="Times New Roman" ns0:eastAsia="FangSong" ns0:cs="Times New Roman"/>
+      <w:rFonts ns0:ascii="SimSun" ns0:hAnsi="SimSun" ns0:eastAsia="SimSun" ns0:cs="SimSun"/>
     </ns0:rPr>
   </w:style>
   <w:style w:type="character" w:customStyle="1" w:styleId="KeywordTok">

--- a/00-首页/题组Word/专项卷/一分册/专项卷V-学生版.docx
+++ b/00-首页/题组Word/专项卷/一分册/专项卷V-学生版.docx
@@ -124,6 +124,8 @@
     <w:p>
       <w:pPr>
         <w:pStyle w:val="BodyText"/>
+        <w:ind w:left="480" w:hanging="480"/>
+        <w:spacing w:after="0"/>
       </w:pPr>
       <w:r>
         <w:rPr>
@@ -369,12 +371,68 @@
         </w:rPr>
         <w:t xml:space="preserve"> </w:t>
       </w:r>
-      <w:r>
-        <w:rPr>
-          <w:rFonts w:ascii="Times New Roman" w:hAnsi="Times New Roman" w:eastAsia="Times New Roman" w:cs="Times New Roman"/>
-        </w:rPr>
-        <w:t xml:space="preserve">A. 37%　B. 34%　C. 29%　D. 40%</w:t>
-      </w:r>
+    </w:p>
+    <w:p>
+      <w:pPr>
+        <w:pStyle w:val="BodyText"/>
+        <w:ind w:left="480" w:hanging="480"/>
+        <w:spacing w:before="0" w:after="0"/>
+      </w:pPr>
+      <w:r>
+        <w:rPr>
+          <w:rFonts w:ascii="Times New Roman" w:hAnsi="Times New Roman" w:eastAsia="Times New Roman" w:cs="Times New Roman"/>
+        </w:rPr>
+        <w:t xml:space="preserve">A. 37%　</w:t>
+      </w:r>
+    </w:p>
+    <w:p>
+      <w:pPr>
+        <w:pStyle w:val="BodyText"/>
+        <w:ind w:left="480" w:hanging="480"/>
+        <w:spacing w:before="0" w:after="0"/>
+      </w:pPr>
+      <w:r>
+        <w:rPr>
+          <w:rFonts w:ascii="Times New Roman" w:hAnsi="Times New Roman" w:eastAsia="Times New Roman" w:cs="Times New Roman"/>
+        </w:rPr>
+        <w:t xml:space="preserve">B. 34%　</w:t>
+      </w:r>
+    </w:p>
+    <w:p>
+      <w:pPr>
+        <w:pStyle w:val="BodyText"/>
+        <w:ind w:left="480" w:hanging="480"/>
+        <w:spacing w:before="0" w:after="0"/>
+      </w:pPr>
+      <w:r>
+        <w:rPr>
+          <w:rFonts w:ascii="Times New Roman" w:hAnsi="Times New Roman" w:eastAsia="Times New Roman" w:cs="Times New Roman"/>
+        </w:rPr>
+        <w:t xml:space="preserve">C. 29%　</w:t>
+      </w:r>
+    </w:p>
+    <w:p>
+      <w:pPr>
+        <w:pStyle w:val="BodyText"/>
+        <w:ind w:left="480" w:hanging="480"/>
+        <w:spacing w:before="0" w:after="180"/>
+      </w:pPr>
+      <w:r>
+        <w:rPr>
+          <w:rFonts w:ascii="Times New Roman" w:hAnsi="Times New Roman" w:eastAsia="Times New Roman" w:cs="Times New Roman"/>
+        </w:rPr>
+        <w:t xml:space="preserve">D. 40%</w:t>
+      </w:r>
+    </w:p>
+    <w:p>
+      <w:pPr>
+        <w:spacing w:before="0" w:after="0"/>
+      </w:pPr>
+    </w:p>
+    <w:p>
+      <w:pPr>
+        <w:spacing w:before="0" w:after="0"/>
+      </w:pPr>
     </w:p>
     <w:bookmarkEnd w:id="10"/>
     <w:bookmarkStart w:id="11" w:name="第-2-题"/>
@@ -981,6 +1039,8 @@
     <w:p>
       <w:pPr>
         <w:pStyle w:val="FirstParagraph"/>
+        <w:ind w:left="480" w:hanging="480"/>
+        <w:spacing w:after="0"/>
       </w:pPr>
       <w:r>
         <w:rPr>
@@ -998,7 +1058,20 @@
         <w:rPr>
           <w:rFonts w:ascii="Times New Roman" w:hAnsi="Times New Roman" w:eastAsia="Times New Roman" w:cs="Times New Roman"/>
         </w:rPr>
-        <w:t xml:space="preserve">　B. </w:t>
+        <w:t xml:space="preserve">　</w:t>
+      </w:r>
+    </w:p>
+    <w:p>
+      <w:pPr>
+        <w:pStyle w:val="FirstParagraph"/>
+        <w:ind w:left="480" w:hanging="480"/>
+        <w:spacing w:before="0" w:after="0"/>
+      </w:pPr>
+      <w:r>
+        <w:rPr>
+          <w:rFonts w:ascii="Times New Roman" w:hAnsi="Times New Roman" w:eastAsia="Times New Roman" w:cs="Times New Roman"/>
+        </w:rPr>
+        <w:t xml:space="preserve">B. </w:t>
       </w:r>
       <w:r>
         <w:rPr>
@@ -1010,7 +1083,20 @@
         <w:rPr>
           <w:rFonts w:ascii="Times New Roman" w:hAnsi="Times New Roman" w:eastAsia="Times New Roman" w:cs="Times New Roman"/>
         </w:rPr>
-        <w:t xml:space="preserve">　C. </w:t>
+        <w:t xml:space="preserve">　</w:t>
+      </w:r>
+    </w:p>
+    <w:p>
+      <w:pPr>
+        <w:pStyle w:val="FirstParagraph"/>
+        <w:ind w:left="480" w:hanging="480"/>
+        <w:spacing w:before="0" w:after="0"/>
+      </w:pPr>
+      <w:r>
+        <w:rPr>
+          <w:rFonts w:ascii="Times New Roman" w:hAnsi="Times New Roman" w:eastAsia="Times New Roman" w:cs="Times New Roman"/>
+        </w:rPr>
+        <w:t xml:space="preserve">C. </w:t>
       </w:r>
       <w:r>
         <w:rPr>
@@ -1022,7 +1108,20 @@
         <w:rPr>
           <w:rFonts w:ascii="Times New Roman" w:hAnsi="Times New Roman" w:eastAsia="Times New Roman" w:cs="Times New Roman"/>
         </w:rPr>
-        <w:t xml:space="preserve">　D. </w:t>
+        <w:t xml:space="preserve">　</w:t>
+      </w:r>
+    </w:p>
+    <w:p>
+      <w:pPr>
+        <w:pStyle w:val="FirstParagraph"/>
+        <w:ind w:left="480" w:hanging="480"/>
+        <w:spacing w:before="0" w:after="180"/>
+      </w:pPr>
+      <w:r>
+        <w:rPr>
+          <w:rFonts w:ascii="Times New Roman" w:hAnsi="Times New Roman" w:eastAsia="Times New Roman" w:cs="Times New Roman"/>
+        </w:rPr>
+        <w:t xml:space="preserve">D. </w:t>
       </w:r>
       <w:r>
         <w:rPr>
@@ -1030,6 +1129,16 @@
         </w:rPr>
         <w:t xml:space="preserve">溶剂</w:t>
       </w:r>
+    </w:p>
+    <w:p>
+      <w:pPr>
+        <w:spacing w:before="0" w:after="0"/>
+      </w:pPr>
+    </w:p>
+    <w:p>
+      <w:pPr>
+        <w:spacing w:before="0" w:after="0"/>
+      </w:pPr>
     </w:p>
     <w:bookmarkEnd w:id="11"/>
     <w:bookmarkStart w:id="12" w:name="第-3-题"/>
@@ -1898,6 +2007,31 @@
         <w:t>?</w:t>
       </w:r>
     </w:p>
+    <w:p>
+      <w:pPr>
+        <w:spacing w:before="0" w:after="0"/>
+      </w:pPr>
+    </w:p>
+    <w:p>
+      <w:pPr>
+        <w:spacing w:before="0" w:after="0"/>
+      </w:pPr>
+    </w:p>
+    <w:p>
+      <w:pPr>
+        <w:spacing w:before="0" w:after="0"/>
+      </w:pPr>
+    </w:p>
+    <w:p>
+      <w:pPr>
+        <w:spacing w:before="0" w:after="0"/>
+      </w:pPr>
+    </w:p>
+    <w:p>
+      <w:pPr>
+        <w:spacing w:before="0" w:after="0"/>
+      </w:pPr>
+    </w:p>
     <w:bookmarkEnd w:id="12"/>
     <w:bookmarkStart w:id="13" w:name="第-4-题"/>
     <w:p>
@@ -2605,6 +2739,31 @@
         <w:t>。</w:t>
       </w:r>
     </w:p>
+    <w:p>
+      <w:pPr>
+        <w:spacing w:before="0" w:after="0"/>
+      </w:pPr>
+    </w:p>
+    <w:p>
+      <w:pPr>
+        <w:spacing w:before="0" w:after="0"/>
+      </w:pPr>
+    </w:p>
+    <w:p>
+      <w:pPr>
+        <w:spacing w:before="0" w:after="0"/>
+      </w:pPr>
+    </w:p>
+    <w:p>
+      <w:pPr>
+        <w:spacing w:before="0" w:after="0"/>
+      </w:pPr>
+    </w:p>
+    <w:p>
+      <w:pPr>
+        <w:spacing w:before="0" w:after="0"/>
+      </w:pPr>
+    </w:p>
     <w:bookmarkEnd w:id="13"/>
     <w:bookmarkStart w:id="14" w:name="第-5-题"/>
     <w:p>
@@ -3341,6 +3500,46 @@
         <w:t>；</w:t>
       </w:r>
     </w:p>
+    <w:p>
+      <w:pPr>
+        <w:spacing w:before="0" w:after="0"/>
+      </w:pPr>
+    </w:p>
+    <w:p>
+      <w:pPr>
+        <w:spacing w:before="0" w:after="0"/>
+      </w:pPr>
+    </w:p>
+    <w:p>
+      <w:pPr>
+        <w:spacing w:before="0" w:after="0"/>
+      </w:pPr>
+    </w:p>
+    <w:p>
+      <w:pPr>
+        <w:spacing w:before="0" w:after="0"/>
+      </w:pPr>
+    </w:p>
+    <w:p>
+      <w:pPr>
+        <w:spacing w:before="0" w:after="0"/>
+      </w:pPr>
+    </w:p>
+    <w:p>
+      <w:pPr>
+        <w:spacing w:before="0" w:after="0"/>
+      </w:pPr>
+    </w:p>
+    <w:p>
+      <w:pPr>
+        <w:spacing w:before="0" w:after="0"/>
+      </w:pPr>
+    </w:p>
+    <w:p>
+      <w:pPr>
+        <w:spacing w:before="0" w:after="0"/>
+      </w:pPr>
+    </w:p>
     <w:bookmarkEnd w:id="14"/>
     <w:bookmarkStart w:id="18" w:name="第-6-题"/>
     <w:p>
@@ -4062,7 +4261,7 @@
         </w:rPr>
         <w:drawing>
           <wp:inline>
-            <wp:extent cx="3240000" cy="3646411"/>
+            <wp:extent cx="3240000" cy="3522230"/>
             <wp:effectExtent b="0" l="0" r="0" t="0"/>
             <wp:docPr descr="" title="" id="16" name="Picture"/>
             <a:graphic>
@@ -4083,7 +4282,7 @@
                   <pic:spPr bwMode="auto">
                     <a:xfrm>
                       <a:off x="0" y="0"/>
-                      <a:ext cx="3240000" cy="3646411"/>
+                      <a:ext cx="3240000" cy="3522230"/>
                     </a:xfrm>
                     <a:prstGeom prst="rect">
                       <a:avLst/>
@@ -4102,6 +4301,46 @@
         </w:drawing>
       </w:r>
     </w:p>
+    <w:p>
+      <w:pPr>
+        <w:spacing w:before="0" w:after="0"/>
+      </w:pPr>
+    </w:p>
+    <w:p>
+      <w:pPr>
+        <w:spacing w:before="0" w:after="0"/>
+      </w:pPr>
+    </w:p>
+    <w:p>
+      <w:pPr>
+        <w:spacing w:before="0" w:after="0"/>
+      </w:pPr>
+    </w:p>
+    <w:p>
+      <w:pPr>
+        <w:spacing w:before="0" w:after="0"/>
+      </w:pPr>
+    </w:p>
+    <w:p>
+      <w:pPr>
+        <w:spacing w:before="0" w:after="0"/>
+      </w:pPr>
+    </w:p>
+    <w:p>
+      <w:pPr>
+        <w:spacing w:before="0" w:after="0"/>
+      </w:pPr>
+    </w:p>
+    <w:p>
+      <w:pPr>
+        <w:spacing w:before="0" w:after="0"/>
+      </w:pPr>
+    </w:p>
+    <w:p>
+      <w:pPr>
+        <w:spacing w:before="0" w:after="0"/>
+      </w:pPr>
+    </w:p>
     <w:bookmarkEnd w:id="18"/>
     <w:bookmarkStart w:id="19" w:name="第-7-题"/>
     <w:p>
@@ -4498,6 +4737,31 @@
         </w:rPr>
         <w:t>。</w:t>
       </w:r>
+    </w:p>
+    <w:p>
+      <w:pPr>
+        <w:spacing w:before="0" w:after="0"/>
+      </w:pPr>
+    </w:p>
+    <w:p>
+      <w:pPr>
+        <w:spacing w:before="0" w:after="0"/>
+      </w:pPr>
+    </w:p>
+    <w:p>
+      <w:pPr>
+        <w:spacing w:before="0" w:after="0"/>
+      </w:pPr>
+    </w:p>
+    <w:p>
+      <w:pPr>
+        <w:spacing w:before="0" w:after="0"/>
+      </w:pPr>
+    </w:p>
+    <w:p>
+      <w:pPr>
+        <w:spacing w:before="0" w:after="0"/>
+      </w:pPr>
     </w:p>
     <w:bookmarkEnd w:id="19"/>
     <w:bookmarkStart w:id="26" w:name="第-8-题"/>
@@ -5720,6 +5984,46 @@
         <w:t>。</w:t>
       </w:r>
     </w:p>
+    <w:p>
+      <w:pPr>
+        <w:spacing w:before="0" w:after="0"/>
+      </w:pPr>
+    </w:p>
+    <w:p>
+      <w:pPr>
+        <w:spacing w:before="0" w:after="0"/>
+      </w:pPr>
+    </w:p>
+    <w:p>
+      <w:pPr>
+        <w:spacing w:before="0" w:after="0"/>
+      </w:pPr>
+    </w:p>
+    <w:p>
+      <w:pPr>
+        <w:spacing w:before="0" w:after="0"/>
+      </w:pPr>
+    </w:p>
+    <w:p>
+      <w:pPr>
+        <w:spacing w:before="0" w:after="0"/>
+      </w:pPr>
+    </w:p>
+    <w:p>
+      <w:pPr>
+        <w:spacing w:before="0" w:after="0"/>
+      </w:pPr>
+    </w:p>
+    <w:p>
+      <w:pPr>
+        <w:spacing w:before="0" w:after="0"/>
+      </w:pPr>
+    </w:p>
+    <w:p>
+      <w:pPr>
+        <w:spacing w:before="0" w:after="0"/>
+      </w:pPr>
+    </w:p>
     <w:bookmarkEnd w:id="26"/>
     <w:bookmarkStart w:id="30" w:name="第-9-题"/>
     <w:p>
@@ -6848,7 +7152,7 @@
         </w:rPr>
         <w:drawing>
           <wp:inline>
-            <wp:extent cx="3600000" cy="1997764"/>
+            <wp:extent cx="3599998" cy="1997764"/>
             <wp:effectExtent b="0" l="0" r="0" t="0"/>
             <wp:docPr descr="" title="" id="28" name="Picture"/>
             <a:graphic>
@@ -6869,7 +7173,7 @@
                   <pic:spPr bwMode="auto">
                     <a:xfrm>
                       <a:off x="0" y="0"/>
-                      <a:ext cx="3600000" cy="1997764"/>
+                      <a:ext cx="3599998" cy="1997764"/>
                     </a:xfrm>
                     <a:prstGeom prst="rect">
                       <a:avLst/>
@@ -6888,115 +7192,6 @@
         </w:drawing>
       </w:r>
     </w:p>
-    <w:p>
-      <w:pPr>
-        <w:pStyle w:val="BlockText"/>
-      </w:pPr>
-      <w:r>
-        <w:rPr>
-          <w:rFonts w:hint="eastAsia" w:ascii="Times New Roman" w:hAnsi="Times New Roman" w:eastAsia="FangSong" w:cs="Times New Roman"/>
-          <w:b/>
-          <w:bCs/>
-        </w:rPr>
-        <w:t xml:space="preserve">校勘注</w:t>
-      </w:r>
-      <w:r>
-        <w:rPr>
-          <w:rFonts w:hint="eastAsia" w:ascii="Times New Roman" w:hAnsi="Times New Roman" w:eastAsia="Times New Roman" w:cs="Times New Roman"/>
-        </w:rPr>
-        <w:t>：</w:t>
-      </w:r>
-      <w:r>
-        <w:rPr>
-          <w:rFonts w:hint="eastAsia" w:ascii="Times New Roman" w:hAnsi="Times New Roman" w:eastAsia="FangSong" w:cs="Times New Roman"/>
-        </w:rPr>
-        <w:t>题面导语</w:t>
-      </w:r>
-      <w:r>
-        <w:rPr>
-          <w:rFonts w:hint="eastAsia" w:ascii="Times New Roman" w:hAnsi="Times New Roman" w:eastAsia="Times New Roman" w:cs="Times New Roman"/>
-        </w:rPr>
-        <w:t>”</w:t>
-      </w:r>
-      <w:r>
-        <w:rPr>
-          <w:rFonts w:hint="eastAsia" w:ascii="Times New Roman" w:hAnsi="Times New Roman" w:eastAsia="FangSong" w:cs="Times New Roman"/>
-        </w:rPr>
-        <w:t>通入适量氯气</w:t>
-      </w:r>
-      <w:r>
-        <w:rPr>
-          <w:rFonts w:hint="eastAsia" w:ascii="Times New Roman" w:hAnsi="Times New Roman" w:eastAsia="Times New Roman" w:cs="Times New Roman"/>
-        </w:rPr>
-        <w:t>”</w:t>
-      </w:r>
-      <w:r>
-        <w:rPr>
-          <w:rFonts w:hint="eastAsia" w:ascii="Times New Roman" w:hAnsi="Times New Roman" w:eastAsia="FangSong" w:cs="Times New Roman"/>
-        </w:rPr>
-        <w:t>与选项文字在原书</w:t>
-      </w:r>
-      <w:r>
-        <w:rPr>
-          <w:rFonts w:ascii="Times New Roman" w:hAnsi="Times New Roman" w:eastAsia="Times New Roman" w:cs="Times New Roman"/>
-        </w:rPr>
-        <w:t xml:space="preserve"> OCR </w:t>
-      </w:r>
-      <w:r>
-        <w:rPr>
-          <w:rFonts w:hint="eastAsia" w:ascii="Times New Roman" w:hAnsi="Times New Roman" w:eastAsia="FangSong" w:cs="Times New Roman"/>
-        </w:rPr>
-        <w:t>中错排断裂</w:t>
-      </w:r>
-      <w:r>
-        <w:rPr>
-          <w:rFonts w:hint="eastAsia" w:ascii="Times New Roman" w:hAnsi="Times New Roman" w:eastAsia="Times New Roman" w:cs="Times New Roman"/>
-        </w:rPr>
-        <w:t>（</w:t>
-      </w:r>
-      <w:r>
-        <w:rPr>
-          <w:rFonts w:hint="eastAsia" w:ascii="Times New Roman" w:hAnsi="Times New Roman" w:eastAsia="Times New Roman" w:cs="Times New Roman"/>
-        </w:rPr>
-        <w:t>“</w:t>
-      </w:r>
-      <w:r>
-        <w:rPr>
-          <w:rFonts w:hint="eastAsia" w:ascii="Times New Roman" w:hAnsi="Times New Roman" w:eastAsia="FangSong" w:cs="Times New Roman"/>
-        </w:rPr>
-        <w:t>某些离子的物质的量变化如下图所示</w:t>
-      </w:r>
-      <w:r>
-        <w:rPr>
-          <w:rFonts w:hint="eastAsia" w:ascii="Times New Roman" w:hAnsi="Times New Roman" w:eastAsia="Times New Roman" w:cs="Times New Roman"/>
-        </w:rPr>
-        <w:t>”</w:t>
-      </w:r>
-      <w:r>
-        <w:rPr>
-          <w:rFonts w:hint="eastAsia" w:ascii="Times New Roman" w:hAnsi="Times New Roman" w:eastAsia="FangSong" w:cs="Times New Roman"/>
-        </w:rPr>
-        <w:t>被拆行</w:t>
-      </w:r>
-      <w:r>
-        <w:rPr>
-          <w:rFonts w:hint="eastAsia" w:ascii="Times New Roman" w:hAnsi="Times New Roman" w:eastAsia="Times New Roman" w:cs="Times New Roman"/>
-        </w:rPr>
-        <w:t>），</w:t>
-      </w:r>
-      <w:r>
-        <w:rPr>
-          <w:rFonts w:hint="eastAsia" w:ascii="Times New Roman" w:hAnsi="Times New Roman" w:eastAsia="FangSong" w:cs="Times New Roman"/>
-        </w:rPr>
-        <w:t>已按语义归位</w:t>
-      </w:r>
-      <w:r>
-        <w:rPr>
-          <w:rFonts w:hint="eastAsia" w:ascii="Times New Roman" w:hAnsi="Times New Roman" w:eastAsia="Times New Roman" w:cs="Times New Roman"/>
-        </w:rPr>
-        <w:t>。</w:t>
-      </w:r>
-    </w:p>
     <w:bookmarkEnd w:id="30"/>
     <w:bookmarkStart w:id="31" w:name="结构化学4-题"/>
     <w:p>
@@ -7034,6 +7229,16 @@
         </w:rPr>
         <w:t>）</w:t>
       </w:r>
+    </w:p>
+    <w:p>
+      <w:pPr>
+        <w:spacing w:before="0" w:after="0"/>
+      </w:pPr>
+    </w:p>
+    <w:p>
+      <w:pPr>
+        <w:spacing w:before="0" w:after="0"/>
+      </w:pPr>
     </w:p>
     <w:bookmarkEnd w:id="31"/>
     <w:bookmarkStart w:id="38" w:name="第-10-题"/>
@@ -7662,7 +7867,7 @@
         </w:rPr>
         <w:drawing>
           <wp:inline>
-            <wp:extent cx="3600000" cy="2418380"/>
+            <wp:extent cx="3600000" cy="2410573"/>
             <wp:effectExtent b="0" l="0" r="0" t="0"/>
             <wp:docPr descr="" title="" id="36" name="Picture"/>
             <a:graphic>
@@ -7683,7 +7888,7 @@
                   <pic:spPr bwMode="auto">
                     <a:xfrm>
                       <a:off x="0" y="0"/>
-                      <a:ext cx="3600000" cy="2418380"/>
+                      <a:ext cx="3600000" cy="2410573"/>
                     </a:xfrm>
                     <a:prstGeom prst="rect">
                       <a:avLst/>
@@ -7868,6 +8073,46 @@
         <w:t>____。</w:t>
       </w:r>
     </w:p>
+    <w:p>
+      <w:pPr>
+        <w:spacing w:before="0" w:after="0"/>
+      </w:pPr>
+    </w:p>
+    <w:p>
+      <w:pPr>
+        <w:spacing w:before="0" w:after="0"/>
+      </w:pPr>
+    </w:p>
+    <w:p>
+      <w:pPr>
+        <w:spacing w:before="0" w:after="0"/>
+      </w:pPr>
+    </w:p>
+    <w:p>
+      <w:pPr>
+        <w:spacing w:before="0" w:after="0"/>
+      </w:pPr>
+    </w:p>
+    <w:p>
+      <w:pPr>
+        <w:spacing w:before="0" w:after="0"/>
+      </w:pPr>
+    </w:p>
+    <w:p>
+      <w:pPr>
+        <w:spacing w:before="0" w:after="0"/>
+      </w:pPr>
+    </w:p>
+    <w:p>
+      <w:pPr>
+        <w:spacing w:before="0" w:after="0"/>
+      </w:pPr>
+    </w:p>
+    <w:p>
+      <w:pPr>
+        <w:spacing w:before="0" w:after="0"/>
+      </w:pPr>
+    </w:p>
     <w:bookmarkEnd w:id="38"/>
     <w:bookmarkStart w:id="39" w:name="第-11-题"/>
     <w:p>
@@ -7996,13 +8241,64 @@
     <w:p>
       <w:pPr>
         <w:pStyle w:val="BodyText"/>
-      </w:pPr>
-      <w:r>
-        <w:rPr>
-          <w:rFonts w:ascii="Times New Roman" w:hAnsi="Times New Roman" w:eastAsia="Times New Roman" w:cs="Times New Roman"/>
-        </w:rPr>
-        <w:t xml:space="preserve">A. 1　　B. 3　　C. 5　　D. 6</w:t>
-      </w:r>
+        <w:ind w:left="480" w:hanging="480"/>
+        <w:spacing w:after="0"/>
+      </w:pPr>
+      <w:r>
+        <w:rPr>
+          <w:rFonts w:ascii="Times New Roman" w:hAnsi="Times New Roman" w:eastAsia="Times New Roman" w:cs="Times New Roman"/>
+        </w:rPr>
+        <w:t xml:space="preserve">A. 1　　</w:t>
+      </w:r>
+    </w:p>
+    <w:p>
+      <w:pPr>
+        <w:pStyle w:val="BodyText"/>
+        <w:ind w:left="480" w:hanging="480"/>
+        <w:spacing w:before="0" w:after="0"/>
+      </w:pPr>
+      <w:r>
+        <w:rPr>
+          <w:rFonts w:ascii="Times New Roman" w:hAnsi="Times New Roman" w:eastAsia="Times New Roman" w:cs="Times New Roman"/>
+        </w:rPr>
+        <w:t xml:space="preserve">B. 3　　</w:t>
+      </w:r>
+    </w:p>
+    <w:p>
+      <w:pPr>
+        <w:pStyle w:val="BodyText"/>
+        <w:ind w:left="480" w:hanging="480"/>
+        <w:spacing w:before="0" w:after="0"/>
+      </w:pPr>
+      <w:r>
+        <w:rPr>
+          <w:rFonts w:ascii="Times New Roman" w:hAnsi="Times New Roman" w:eastAsia="Times New Roman" w:cs="Times New Roman"/>
+        </w:rPr>
+        <w:t xml:space="preserve">C. 5　　</w:t>
+      </w:r>
+    </w:p>
+    <w:p>
+      <w:pPr>
+        <w:pStyle w:val="BodyText"/>
+        <w:ind w:left="480" w:hanging="480"/>
+        <w:spacing w:before="0" w:after="180"/>
+      </w:pPr>
+      <w:r>
+        <w:rPr>
+          <w:rFonts w:ascii="Times New Roman" w:hAnsi="Times New Roman" w:eastAsia="Times New Roman" w:cs="Times New Roman"/>
+        </w:rPr>
+        <w:t xml:space="preserve">D. 6</w:t>
+      </w:r>
+    </w:p>
+    <w:p>
+      <w:pPr>
+        <w:spacing w:before="0" w:after="0"/>
+      </w:pPr>
+    </w:p>
+    <w:p>
+      <w:pPr>
+        <w:spacing w:before="0" w:after="0"/>
+      </w:pPr>
     </w:p>
     <w:bookmarkEnd w:id="39"/>
     <w:bookmarkStart w:id="40" w:name="第-12-题"/>
@@ -8067,101 +8363,250 @@
     </w:p>
     <w:p>
       <w:pPr>
-        <w:pStyle w:val="BlockText"/>
-      </w:pPr>
-      <w:r>
-        <w:rPr>
-          <w:rFonts w:hint="eastAsia" w:ascii="Times New Roman" w:hAnsi="Times New Roman" w:eastAsia="FangSong" w:cs="Times New Roman"/>
-          <w:b/>
-          <w:bCs/>
-        </w:rPr>
-        <w:t xml:space="preserve">校勘注</w:t>
-      </w:r>
-      <w:r>
-        <w:rPr>
-          <w:rFonts w:hint="eastAsia" w:ascii="Times New Roman" w:hAnsi="Times New Roman" w:eastAsia="Times New Roman" w:cs="Times New Roman"/>
-        </w:rPr>
-        <w:t>：①</w:t>
-      </w:r>
-      <w:r>
-        <w:rPr>
-          <w:rFonts w:hint="eastAsia" w:ascii="Times New Roman" w:hAnsi="Times New Roman" w:eastAsia="FangSong" w:cs="Times New Roman"/>
-        </w:rPr>
-        <w:t>题面</w:t>
-      </w:r>
-      <w:r>
-        <w:rPr>
-          <w:rFonts w:ascii="Times New Roman" w:hAnsi="Times New Roman" w:eastAsia="Times New Roman" w:cs="Times New Roman"/>
-        </w:rPr>
-        <w:t xml:space="preserve"> (1) </w:t>
-      </w:r>
-      <w:r>
-        <w:rPr>
-          <w:rFonts w:hint="eastAsia" w:ascii="Times New Roman" w:hAnsi="Times New Roman" w:eastAsia="FangSong" w:cs="Times New Roman"/>
-        </w:rPr>
-        <w:t xml:space="preserve">原书</w:t>
-      </w:r>
-      <w:r>
-        <w:rPr>
-          <w:rFonts w:ascii="Times New Roman" w:hAnsi="Times New Roman" w:eastAsia="Times New Roman" w:cs="Times New Roman"/>
-        </w:rPr>
-        <w:t xml:space="preserve"> </w:t>
-      </w:r>
-      <w:r>
-        <w:rPr>
-          <w:rFonts w:hint="eastAsia" w:ascii="Times New Roman" w:hAnsi="Times New Roman" w:eastAsia="Times New Roman" w:cs="Times New Roman"/>
-        </w:rPr>
-        <w:t xml:space="preserve">OCR「Tetmazidomethane」→「Tetraazidomethane」；②(2)</w:t>
-      </w:r>
-      <w:r>
-        <w:rPr>
-          <w:rFonts w:ascii="Times New Roman" w:hAnsi="Times New Roman" w:eastAsia="Times New Roman" w:cs="Times New Roman"/>
-        </w:rPr>
-        <w:t xml:space="preserve"> </w:t>
-      </w:r>
-      <w:r>
-        <w:rPr>
-          <w:rFonts w:hint="eastAsia" w:ascii="Times New Roman" w:hAnsi="Times New Roman" w:eastAsia="FangSong" w:cs="Times New Roman"/>
-        </w:rPr>
-        <w:t>题面</w:t>
-      </w:r>
-      <w:r>
-        <w:rPr>
-          <w:rFonts w:hint="eastAsia" w:ascii="Times New Roman" w:hAnsi="Times New Roman" w:eastAsia="Times New Roman" w:cs="Times New Roman"/>
-        </w:rPr>
-        <w:t>「</w:t>
+        <w:pStyle w:val="Compact"/>
+        <w:numPr>
+          <w:ilvl w:val="0"/>
+          <w:numId w:val="1012"/>
+        </w:numPr>
+      </w:pPr>
+      <w:r>
+        <w:rPr>
+          <w:rFonts w:ascii="Times New Roman" w:hAnsi="Times New Roman" w:eastAsia="Times New Roman" w:cs="Times New Roman"/>
+        </w:rPr>
+        <w:t xml:space="preserve">Tetraazidomethane </w:t>
+      </w:r>
+      <w:r>
+        <w:rPr>
+          <w:rFonts w:hint="eastAsia" w:ascii="Times New Roman" w:hAnsi="Times New Roman" w:eastAsia="FangSong" w:cs="Times New Roman"/>
+        </w:rPr>
+        <w:t xml:space="preserve">是化学家</w:t>
+      </w:r>
+      <w:r>
+        <w:rPr>
+          <w:rFonts w:ascii="Times New Roman" w:hAnsi="Times New Roman" w:eastAsia="Times New Roman" w:cs="Times New Roman"/>
+        </w:rPr>
+        <w:t xml:space="preserve"> 2006 </w:t>
+      </w:r>
+      <w:r>
+        <w:rPr>
+          <w:rFonts w:hint="eastAsia" w:ascii="Times New Roman" w:hAnsi="Times New Roman" w:eastAsia="FangSong" w:cs="Times New Roman"/>
+        </w:rPr>
+        <w:t>年新制得的一种只由两种元素构成的化合物</w:t>
+      </w:r>
+      <w:r>
+        <w:rPr>
+          <w:rFonts w:hint="eastAsia" w:ascii="Times New Roman" w:hAnsi="Times New Roman" w:eastAsia="Times New Roman" w:cs="Times New Roman"/>
+        </w:rPr>
+        <w:t>。</w:t>
+      </w:r>
+      <w:r>
+        <w:rPr>
+          <w:rFonts w:hint="eastAsia" w:ascii="Times New Roman" w:hAnsi="Times New Roman" w:eastAsia="FangSong" w:cs="Times New Roman"/>
+        </w:rPr>
+        <w:t>这两种元素一种是有机物中必不可少的</w:t>
+      </w:r>
+      <w:r>
+        <w:rPr>
+          <w:rFonts w:hint="eastAsia" w:ascii="Times New Roman" w:hAnsi="Times New Roman" w:eastAsia="Times New Roman" w:cs="Times New Roman"/>
+        </w:rPr>
+        <w:t>，</w:t>
+      </w:r>
+      <w:r>
+        <w:rPr>
+          <w:rFonts w:hint="eastAsia" w:ascii="Times New Roman" w:hAnsi="Times New Roman" w:eastAsia="FangSong" w:cs="Times New Roman"/>
+        </w:rPr>
+        <w:t>而另一种则是大气中含量最高的元素</w:t>
+      </w:r>
+      <w:r>
+        <w:rPr>
+          <w:rFonts w:hint="eastAsia" w:ascii="Times New Roman" w:hAnsi="Times New Roman" w:eastAsia="Times New Roman" w:cs="Times New Roman"/>
+        </w:rPr>
+        <w:t>。</w:t>
+      </w:r>
+      <w:r>
+        <w:rPr>
+          <w:rFonts w:hint="eastAsia" w:ascii="Times New Roman" w:hAnsi="Times New Roman" w:eastAsia="FangSong" w:cs="Times New Roman"/>
+        </w:rPr>
+        <w:t>制备</w:t>
+      </w:r>
+      <w:r>
+        <w:rPr>
+          <w:rFonts w:ascii="Times New Roman" w:hAnsi="Times New Roman" w:eastAsia="Times New Roman" w:cs="Times New Roman"/>
+        </w:rPr>
+        <w:t xml:space="preserve"> Tetraazidomethane </w:t>
+      </w:r>
+      <w:r>
+        <w:rPr>
+          <w:rFonts w:hint="eastAsia" w:ascii="Times New Roman" w:hAnsi="Times New Roman" w:eastAsia="FangSong" w:cs="Times New Roman"/>
+        </w:rPr>
+        <w:t xml:space="preserve">的一种方法是由含锑盐</w:t>
+      </w:r>
+      <w:r>
+        <w:rPr>
+          <w:rFonts w:ascii="Times New Roman" w:hAnsi="Times New Roman" w:eastAsia="Times New Roman" w:cs="Times New Roman"/>
+        </w:rPr>
+        <w:t xml:space="preserve"> A </w:t>
+      </w:r>
+      <w:r>
+        <w:rPr>
+          <w:rFonts w:hint="eastAsia" w:ascii="Times New Roman" w:hAnsi="Times New Roman" w:eastAsia="FangSong" w:cs="Times New Roman"/>
+        </w:rPr>
+        <w:t xml:space="preserve">与一种钠盐</w:t>
+      </w:r>
+      <w:r>
+        <w:rPr>
+          <w:rFonts w:ascii="Times New Roman" w:hAnsi="Times New Roman" w:eastAsia="Times New Roman" w:cs="Times New Roman"/>
+        </w:rPr>
+        <w:t xml:space="preserve"> B </w:t>
+      </w:r>
+      <w:r>
+        <w:rPr>
+          <w:rFonts w:hint="eastAsia" w:ascii="Times New Roman" w:hAnsi="Times New Roman" w:eastAsia="FangSong" w:cs="Times New Roman"/>
+        </w:rPr>
+        <w:t>在一定条件下发生复分解反应</w:t>
+      </w:r>
+      <w:r>
+        <w:rPr>
+          <w:rFonts w:hint="eastAsia" w:ascii="Times New Roman" w:hAnsi="Times New Roman" w:eastAsia="Times New Roman" w:cs="Times New Roman"/>
+        </w:rPr>
+        <w:t>。</w:t>
+      </w:r>
+      <w:r>
+        <w:rPr>
+          <w:rFonts w:hint="eastAsia" w:ascii="Times New Roman" w:hAnsi="Times New Roman" w:eastAsia="FangSong" w:cs="Times New Roman"/>
+        </w:rPr>
+        <w:t>盐</w:t>
+      </w:r>
+      <w:r>
+        <w:rPr>
+          <w:rFonts w:ascii="Times New Roman" w:hAnsi="Times New Roman" w:eastAsia="Times New Roman" w:cs="Times New Roman"/>
+        </w:rPr>
+        <w:t xml:space="preserve"> A </w:t>
+      </w:r>
+      <w:r>
+        <w:rPr>
+          <w:rFonts w:hint="eastAsia" w:ascii="Times New Roman" w:hAnsi="Times New Roman" w:eastAsia="FangSong" w:cs="Times New Roman"/>
+        </w:rPr>
+        <w:t>的阳离子为三角锥构型</w:t>
+      </w:r>
+      <w:r>
+        <w:rPr>
+          <w:rFonts w:hint="eastAsia" w:ascii="Times New Roman" w:hAnsi="Times New Roman" w:eastAsia="Times New Roman" w:cs="Times New Roman"/>
+        </w:rPr>
+        <w:t>，</w:t>
+      </w:r>
+      <w:r>
+        <w:rPr>
+          <w:rFonts w:hint="eastAsia" w:ascii="Times New Roman" w:hAnsi="Times New Roman" w:eastAsia="FangSong" w:cs="Times New Roman"/>
+        </w:rPr>
+        <w:t>含氮质量分数约为</w:t>
+      </w:r>
+      <w:r>
+        <w:rPr>
+          <w:rFonts w:ascii="Times New Roman" w:hAnsi="Times New Roman" w:eastAsia="Times New Roman" w:cs="Times New Roman"/>
+        </w:rPr>
+        <w:t xml:space="preserve"> </w:t>
+      </w:r>
+      <w:r>
+        <w:rPr>
+          <w:rFonts w:hint="eastAsia" w:ascii="Times New Roman" w:hAnsi="Times New Roman" w:eastAsia="Times New Roman" w:cs="Times New Roman"/>
+        </w:rPr>
+        <w:t>91.30%；</w:t>
+      </w:r>
+      <w:r>
+        <w:rPr>
+          <w:rFonts w:hint="eastAsia" w:ascii="Times New Roman" w:hAnsi="Times New Roman" w:eastAsia="FangSong" w:cs="Times New Roman"/>
+        </w:rPr>
+        <w:t>阴离子为</w:t>
+      </w:r>
+      <w:r>
+        <w:rPr>
+          <w:rFonts w:ascii="Times New Roman" w:hAnsi="Times New Roman" w:eastAsia="Times New Roman" w:cs="Times New Roman"/>
+        </w:rPr>
+        <w:t xml:space="preserve"> </w:t>
       </w:r>
       <m:oMath>
+        <m:oMathPr>
+          <m:ctrlPr>
+            <w:rPr>
+              <w:sz w:val="28"/>
+              <w:szCs w:val="28"/>
+            </w:rPr>
+          </m:ctrlPr>
+        </m:oMathPr>
+        <m:r>
+          <m:t>S</m:t>
+        </m:r>
+        <m:r>
+          <m:t>b</m:t>
+        </m:r>
+        <m:r>
+          <m:t>C</m:t>
+        </m:r>
+        <m:sSubSup>
+          <m:e>
+            <m:r>
+              <m:t>l</m:t>
+            </m:r>
+          </m:e>
+          <m:sub>
+            <m:r>
+              <m:t>6</m:t>
+            </m:r>
+          </m:sub>
+          <m:sup>
+            <m:r>
+              <m:rPr>
+                <m:sty m:val="p"/>
+              </m:rPr>
+              <m:t>−</m:t>
+            </m:r>
+          </m:sup>
+        </m:sSubSup>
+      </m:oMath>
+      <w:r>
+        <w:rPr>
+          <w:rFonts w:hint="eastAsia" w:ascii="Times New Roman" w:hAnsi="Times New Roman" w:eastAsia="Times New Roman" w:cs="Times New Roman"/>
+        </w:rPr>
+        <w:t>。</w:t>
+      </w:r>
+      <w:r>
+        <w:rPr>
+          <w:rFonts w:hint="eastAsia" w:ascii="Times New Roman" w:hAnsi="Times New Roman" w:eastAsia="FangSong" w:cs="Times New Roman"/>
+        </w:rPr>
+        <w:t>钠盐</w:t>
+      </w:r>
+      <w:r>
+        <w:rPr>
+          <w:rFonts w:ascii="Times New Roman" w:hAnsi="Times New Roman" w:eastAsia="Times New Roman" w:cs="Times New Roman"/>
+        </w:rPr>
+        <w:t xml:space="preserve"> B </w:t>
+      </w:r>
+      <w:r>
+        <w:rPr>
+          <w:rFonts w:hint="eastAsia" w:ascii="Times New Roman" w:hAnsi="Times New Roman" w:eastAsia="FangSong" w:cs="Times New Roman"/>
+        </w:rPr>
+        <w:t xml:space="preserve">的阴离子和</w:t>
+      </w:r>
+      <w:r>
+        <w:rPr>
+          <w:rFonts w:ascii="Times New Roman" w:hAnsi="Times New Roman" w:eastAsia="Times New Roman" w:cs="Times New Roman"/>
+        </w:rPr>
+        <w:t xml:space="preserve"> </w:t>
+      </w:r>
+      <m:oMath>
+        <m:r>
+          <m:t>C</m:t>
+        </m:r>
         <m:sSub>
           <m:e>
             <m:r>
-              <m:rPr>
-                <m:sty m:val="p"/>
-              </m:rPr>
-              <m:t>S</m:t>
-            </m:r>
-            <m:r>
-              <m:rPr>
-                <m:sty m:val="p"/>
-              </m:rPr>
-              <m:t>b</m:t>
-            </m:r>
-            <m:r>
-              <m:rPr>
-                <m:sty m:val="p"/>
-              </m:rPr>
-              <m:t>C</m:t>
-            </m:r>
-            <m:r>
-              <m:rPr>
-                <m:sty m:val="p"/>
-              </m:rPr>
-              <m:t>l</m:t>
+              <m:t>O</m:t>
             </m:r>
           </m:e>
           <m:sub>
             <m:r>
-              <m:t>6</m:t>
+              <m:t>2</m:t>
             </m:r>
           </m:sub>
         </m:sSub>
@@ -8176,13 +8621,149 @@
         <w:rPr>
           <w:rFonts w:hint="eastAsia" w:ascii="Times New Roman" w:hAnsi="Times New Roman" w:eastAsia="FangSong" w:cs="Times New Roman"/>
         </w:rPr>
-        <w:t>的中心原子</w:t>
-      </w:r>
-      <w:r>
-        <w:rPr>
-          <w:rFonts w:hint="eastAsia" w:ascii="Times New Roman" w:hAnsi="Times New Roman" w:eastAsia="Times New Roman" w:cs="Times New Roman"/>
-        </w:rPr>
-        <w:t>」→「</w:t>
+        <w:t>是等电子体</w:t>
+      </w:r>
+      <w:r>
+        <w:rPr>
+          <w:rFonts w:hint="eastAsia" w:ascii="Times New Roman" w:hAnsi="Times New Roman" w:eastAsia="Times New Roman" w:cs="Times New Roman"/>
+        </w:rPr>
+        <w:t>。Tetraazidomethane</w:t>
+      </w:r>
+      <w:r>
+        <w:rPr>
+          <w:rFonts w:ascii="Times New Roman" w:hAnsi="Times New Roman" w:eastAsia="Times New Roman" w:cs="Times New Roman"/>
+        </w:rPr>
+        <w:t xml:space="preserve"> </w:t>
+      </w:r>
+      <w:r>
+        <w:rPr>
+          <w:rFonts w:hint="eastAsia" w:ascii="Times New Roman" w:hAnsi="Times New Roman" w:eastAsia="FangSong" w:cs="Times New Roman"/>
+        </w:rPr>
+        <w:t>是一种高沸点的液体</w:t>
+      </w:r>
+      <w:r>
+        <w:rPr>
+          <w:rFonts w:hint="eastAsia" w:ascii="Times New Roman" w:hAnsi="Times New Roman" w:eastAsia="Times New Roman" w:cs="Times New Roman"/>
+        </w:rPr>
+        <w:t>，</w:t>
+      </w:r>
+      <w:r>
+        <w:rPr>
+          <w:rFonts w:hint="eastAsia" w:ascii="Times New Roman" w:hAnsi="Times New Roman" w:eastAsia="FangSong" w:cs="Times New Roman"/>
+        </w:rPr>
+        <w:t>含氮质量分数约为</w:t>
+      </w:r>
+      <w:r>
+        <w:rPr>
+          <w:rFonts w:ascii="Times New Roman" w:hAnsi="Times New Roman" w:eastAsia="Times New Roman" w:cs="Times New Roman"/>
+        </w:rPr>
+        <w:t xml:space="preserve"> </w:t>
+      </w:r>
+      <w:r>
+        <w:rPr>
+          <w:rFonts w:hint="eastAsia" w:ascii="Times New Roman" w:hAnsi="Times New Roman" w:eastAsia="Times New Roman" w:cs="Times New Roman"/>
+        </w:rPr>
+        <w:t>93.33%，</w:t>
+      </w:r>
+      <w:r>
+        <w:rPr>
+          <w:rFonts w:hint="eastAsia" w:ascii="Times New Roman" w:hAnsi="Times New Roman" w:eastAsia="FangSong" w:cs="Times New Roman"/>
+        </w:rPr>
+        <w:t>有一定的危险性</w:t>
+      </w:r>
+      <w:r>
+        <w:rPr>
+          <w:rFonts w:hint="eastAsia" w:ascii="Times New Roman" w:hAnsi="Times New Roman" w:eastAsia="Times New Roman" w:cs="Times New Roman"/>
+        </w:rPr>
+        <w:t>。</w:t>
+      </w:r>
+    </w:p>
+    <w:p>
+      <w:pPr>
+        <w:numPr>
+          <w:ilvl w:val="0"/>
+          <w:numId w:val="1013"/>
+        </w:numPr>
+      </w:pPr>
+      <w:r>
+        <w:rPr>
+          <w:rFonts w:hint="eastAsia" w:ascii="Times New Roman" w:hAnsi="Times New Roman" w:eastAsia="FangSong" w:cs="Times New Roman"/>
+        </w:rPr>
+        <w:t xml:space="preserve">与</w:t>
+      </w:r>
+      <w:r>
+        <w:rPr>
+          <w:rFonts w:ascii="Times New Roman" w:hAnsi="Times New Roman" w:eastAsia="Times New Roman" w:cs="Times New Roman"/>
+        </w:rPr>
+        <w:t xml:space="preserve"> Tetraazidomethane </w:t>
+      </w:r>
+      <w:r>
+        <w:rPr>
+          <w:rFonts w:hint="eastAsia" w:ascii="Times New Roman" w:hAnsi="Times New Roman" w:eastAsia="FangSong" w:cs="Times New Roman"/>
+        </w:rPr>
+        <w:t>含有相同元素的二元化合物可能有着截然不同的性质</w:t>
+      </w:r>
+      <w:r>
+        <w:rPr>
+          <w:rFonts w:hint="eastAsia" w:ascii="Times New Roman" w:hAnsi="Times New Roman" w:eastAsia="Times New Roman" w:cs="Times New Roman"/>
+        </w:rPr>
+        <w:t>，</w:t>
+      </w:r>
+      <w:r>
+        <w:rPr>
+          <w:rFonts w:hint="eastAsia" w:ascii="Times New Roman" w:hAnsi="Times New Roman" w:eastAsia="FangSong" w:cs="Times New Roman"/>
+        </w:rPr>
+        <w:t>比如按照化合价一般规律组成的最简单形式的化合物</w:t>
+      </w:r>
+      <w:r>
+        <w:rPr>
+          <w:rFonts w:ascii="Times New Roman" w:hAnsi="Times New Roman" w:eastAsia="Times New Roman" w:cs="Times New Roman"/>
+        </w:rPr>
+        <w:t xml:space="preserve"> X </w:t>
+      </w:r>
+      <w:r>
+        <w:rPr>
+          <w:rFonts w:hint="eastAsia" w:ascii="Times New Roman" w:hAnsi="Times New Roman" w:eastAsia="FangSong" w:cs="Times New Roman"/>
+        </w:rPr>
+        <w:t>在材料科学中有着特殊的研究意义</w:t>
+      </w:r>
+      <w:r>
+        <w:rPr>
+          <w:rFonts w:hint="eastAsia" w:ascii="Times New Roman" w:hAnsi="Times New Roman" w:eastAsia="Times New Roman" w:cs="Times New Roman"/>
+        </w:rPr>
+        <w:t>。</w:t>
+      </w:r>
+      <w:r>
+        <w:rPr>
+          <w:rFonts w:hint="eastAsia" w:ascii="Times New Roman" w:hAnsi="Times New Roman" w:eastAsia="FangSong" w:cs="Times New Roman"/>
+        </w:rPr>
+        <w:t>其化学式为</w:t>
+      </w:r>
+      <w:r>
+        <w:rPr>
+          <w:rFonts w:hint="eastAsia" w:ascii="Times New Roman" w:hAnsi="Times New Roman" w:eastAsia="Times New Roman" w:cs="Times New Roman"/>
+        </w:rPr>
+        <w:t>____。</w:t>
+      </w:r>
+    </w:p>
+    <w:p>
+      <w:pPr>
+        <w:numPr>
+          <w:ilvl w:val="0"/>
+          <w:numId w:val="1013"/>
+        </w:numPr>
+      </w:pPr>
+      <w:r>
+        <w:rPr>
+          <w:rFonts w:hint="eastAsia" w:ascii="Times New Roman" w:hAnsi="Times New Roman" w:eastAsia="FangSong" w:cs="Times New Roman"/>
+        </w:rPr>
+        <w:t xml:space="preserve">已知</w:t>
+      </w:r>
+      <w:r>
+        <w:rPr>
+          <w:rFonts w:ascii="Times New Roman" w:hAnsi="Times New Roman" w:eastAsia="Times New Roman" w:cs="Times New Roman"/>
+        </w:rPr>
+        <w:t xml:space="preserve"> </w:t>
       </w:r>
       <m:oMath>
         <m:oMathPr>
@@ -8237,108 +8818,15 @@
       </m:oMath>
       <w:r>
         <w:rPr>
-          <w:rFonts w:hint="eastAsia" w:ascii="Times New Roman" w:hAnsi="Times New Roman" w:eastAsia="Times New Roman" w:cs="Times New Roman"/>
-        </w:rPr>
-        <w:t>」——</w:t>
-      </w:r>
-      <w:r>
-        <w:rPr>
-          <w:rFonts w:hint="eastAsia" w:ascii="Times New Roman" w:hAnsi="Times New Roman" w:eastAsia="FangSong" w:cs="Times New Roman"/>
-        </w:rPr>
-        <w:t>题干已明言盐</w:t>
-      </w:r>
-      <w:r>
-        <w:rPr>
-          <w:rFonts w:ascii="Times New Roman" w:hAnsi="Times New Roman" w:eastAsia="Times New Roman" w:cs="Times New Roman"/>
-        </w:rPr>
-        <w:t xml:space="preserve"> A </w:t>
-      </w:r>
-      <w:r>
-        <w:rPr>
-          <w:rFonts w:hint="eastAsia" w:ascii="Times New Roman" w:hAnsi="Times New Roman" w:eastAsia="FangSong" w:cs="Times New Roman"/>
-        </w:rPr>
-        <w:t xml:space="preserve">阴离子为</w:t>
-      </w:r>
-      <w:r>
-        <w:rPr>
-          <w:rFonts w:ascii="Times New Roman" w:hAnsi="Times New Roman" w:eastAsia="Times New Roman" w:cs="Times New Roman"/>
-        </w:rPr>
-        <w:t xml:space="preserve"> </w:t>
-      </w:r>
-      <m:oMath>
-        <m:oMathPr>
-          <m:ctrlPr>
-            <w:rPr>
-              <w:sz w:val="28"/>
-              <w:szCs w:val="28"/>
-            </w:rPr>
-          </m:ctrlPr>
-        </m:oMathPr>
-        <m:r>
-          <m:t>S</m:t>
-        </m:r>
-        <m:r>
-          <m:t>b</m:t>
-        </m:r>
-        <m:r>
-          <m:t>C</m:t>
-        </m:r>
-        <m:sSubSup>
-          <m:e>
-            <m:r>
-              <m:t>l</m:t>
-            </m:r>
-          </m:e>
-          <m:sub>
-            <m:r>
-              <m:t>6</m:t>
-            </m:r>
-          </m:sub>
-          <m:sup>
-            <m:r>
-              <m:rPr>
-                <m:sty m:val="p"/>
-              </m:rPr>
-              <m:t>−</m:t>
-            </m:r>
-          </m:sup>
-        </m:sSubSup>
-      </m:oMath>
-      <w:r>
-        <w:rPr>
-          <w:rFonts w:hint="eastAsia" w:ascii="Times New Roman" w:hAnsi="Times New Roman" w:eastAsia="Times New Roman" w:cs="Times New Roman"/>
-        </w:rPr>
-        <w:t>；③(3)「</w:t>
-      </w:r>
-      <w:r>
-        <w:rPr>
-          <w:rFonts w:hint="eastAsia" w:ascii="Times New Roman" w:hAnsi="Times New Roman" w:eastAsia="FangSong" w:cs="Times New Roman"/>
-        </w:rPr>
-        <w:t>点燃后产生相当慢的爆炸</w:t>
-      </w:r>
-      <w:r>
-        <w:rPr>
-          <w:rFonts w:hint="eastAsia" w:ascii="Times New Roman" w:hAnsi="Times New Roman" w:eastAsia="Times New Roman" w:cs="Times New Roman"/>
-        </w:rPr>
-        <w:t>」</w:t>
-      </w:r>
-      <w:r>
-        <w:rPr>
-          <w:rFonts w:hint="eastAsia" w:ascii="Times New Roman" w:hAnsi="Times New Roman" w:eastAsia="FangSong" w:cs="Times New Roman"/>
-        </w:rPr>
-        <w:t>照录存疑</w:t>
-      </w:r>
-      <w:r>
-        <w:rPr>
-          <w:rFonts w:hint="eastAsia" w:ascii="Times New Roman" w:hAnsi="Times New Roman" w:eastAsia="Times New Roman" w:cs="Times New Roman"/>
-        </w:rPr>
-        <w:t>（</w:t>
-      </w:r>
-      <w:r>
-        <w:rPr>
-          <w:rFonts w:hint="eastAsia" w:ascii="Times New Roman" w:hAnsi="Times New Roman" w:eastAsia="FangSong" w:cs="Times New Roman"/>
-        </w:rPr>
-        <w:t>语义存疑</w:t>
+          <w:rFonts w:ascii="Times New Roman" w:hAnsi="Times New Roman" w:eastAsia="Times New Roman" w:cs="Times New Roman"/>
+        </w:rPr>
+        <w:t xml:space="preserve"> </w:t>
+      </w:r>
+      <w:r>
+        <w:rPr>
+          <w:rFonts w:hint="eastAsia" w:ascii="Times New Roman" w:hAnsi="Times New Roman" w:eastAsia="FangSong" w:cs="Times New Roman"/>
+        </w:rPr>
+        <w:t>的中心原子上的价电子都用于形成共价键了</w:t>
       </w:r>
       <w:r>
         <w:rPr>
@@ -8350,412 +8838,7 @@
         <w:rPr>
           <w:rFonts w:hint="eastAsia" w:ascii="Times New Roman" w:hAnsi="Times New Roman" w:eastAsia="FangSong" w:cs="Times New Roman"/>
         </w:rPr>
-        <w:t>未径改</w:t>
-      </w:r>
-      <w:r>
-        <w:rPr>
-          <w:rFonts w:hint="eastAsia" w:ascii="Times New Roman" w:hAnsi="Times New Roman" w:eastAsia="Times New Roman" w:cs="Times New Roman"/>
-        </w:rPr>
-        <w:t>）。</w:t>
-      </w:r>
-    </w:p>
-    <w:p>
-      <w:pPr>
-        <w:pStyle w:val="Compact"/>
-        <w:numPr>
-          <w:ilvl w:val="0"/>
-          <w:numId w:val="1012"/>
-        </w:numPr>
-      </w:pPr>
-      <w:r>
-        <w:rPr>
-          <w:rFonts w:ascii="Times New Roman" w:hAnsi="Times New Roman" w:eastAsia="Times New Roman" w:cs="Times New Roman"/>
-        </w:rPr>
-        <w:t xml:space="preserve">Tetraazidomethane </w:t>
-      </w:r>
-      <w:r>
-        <w:rPr>
-          <w:rFonts w:hint="eastAsia" w:ascii="Times New Roman" w:hAnsi="Times New Roman" w:eastAsia="FangSong" w:cs="Times New Roman"/>
-        </w:rPr>
-        <w:t xml:space="preserve">是化学家</w:t>
-      </w:r>
-      <w:r>
-        <w:rPr>
-          <w:rFonts w:ascii="Times New Roman" w:hAnsi="Times New Roman" w:eastAsia="Times New Roman" w:cs="Times New Roman"/>
-        </w:rPr>
-        <w:t xml:space="preserve"> 2006 </w:t>
-      </w:r>
-      <w:r>
-        <w:rPr>
-          <w:rFonts w:hint="eastAsia" w:ascii="Times New Roman" w:hAnsi="Times New Roman" w:eastAsia="FangSong" w:cs="Times New Roman"/>
-        </w:rPr>
-        <w:t>年新制得的一种只由两种元素构成的化合物</w:t>
-      </w:r>
-      <w:r>
-        <w:rPr>
-          <w:rFonts w:hint="eastAsia" w:ascii="Times New Roman" w:hAnsi="Times New Roman" w:eastAsia="Times New Roman" w:cs="Times New Roman"/>
-        </w:rPr>
-        <w:t>。</w:t>
-      </w:r>
-      <w:r>
-        <w:rPr>
-          <w:rFonts w:hint="eastAsia" w:ascii="Times New Roman" w:hAnsi="Times New Roman" w:eastAsia="FangSong" w:cs="Times New Roman"/>
-        </w:rPr>
-        <w:t>这两种元素一种是有机物中必不可少的</w:t>
-      </w:r>
-      <w:r>
-        <w:rPr>
-          <w:rFonts w:hint="eastAsia" w:ascii="Times New Roman" w:hAnsi="Times New Roman" w:eastAsia="Times New Roman" w:cs="Times New Roman"/>
-        </w:rPr>
-        <w:t>，</w:t>
-      </w:r>
-      <w:r>
-        <w:rPr>
-          <w:rFonts w:hint="eastAsia" w:ascii="Times New Roman" w:hAnsi="Times New Roman" w:eastAsia="FangSong" w:cs="Times New Roman"/>
-        </w:rPr>
-        <w:t>而另一种则是大气中含量最高的元素</w:t>
-      </w:r>
-      <w:r>
-        <w:rPr>
-          <w:rFonts w:hint="eastAsia" w:ascii="Times New Roman" w:hAnsi="Times New Roman" w:eastAsia="Times New Roman" w:cs="Times New Roman"/>
-        </w:rPr>
-        <w:t>。</w:t>
-      </w:r>
-      <w:r>
-        <w:rPr>
-          <w:rFonts w:hint="eastAsia" w:ascii="Times New Roman" w:hAnsi="Times New Roman" w:eastAsia="FangSong" w:cs="Times New Roman"/>
-        </w:rPr>
-        <w:t>制备</w:t>
-      </w:r>
-      <w:r>
-        <w:rPr>
-          <w:rFonts w:ascii="Times New Roman" w:hAnsi="Times New Roman" w:eastAsia="Times New Roman" w:cs="Times New Roman"/>
-        </w:rPr>
-        <w:t xml:space="preserve"> Tetraazidomethane </w:t>
-      </w:r>
-      <w:r>
-        <w:rPr>
-          <w:rFonts w:hint="eastAsia" w:ascii="Times New Roman" w:hAnsi="Times New Roman" w:eastAsia="FangSong" w:cs="Times New Roman"/>
-        </w:rPr>
-        <w:t xml:space="preserve">的一种方法是由含锑盐</w:t>
-      </w:r>
-      <w:r>
-        <w:rPr>
-          <w:rFonts w:ascii="Times New Roman" w:hAnsi="Times New Roman" w:eastAsia="Times New Roman" w:cs="Times New Roman"/>
-        </w:rPr>
-        <w:t xml:space="preserve"> A </w:t>
-      </w:r>
-      <w:r>
-        <w:rPr>
-          <w:rFonts w:hint="eastAsia" w:ascii="Times New Roman" w:hAnsi="Times New Roman" w:eastAsia="FangSong" w:cs="Times New Roman"/>
-        </w:rPr>
-        <w:t xml:space="preserve">与一种钠盐</w:t>
-      </w:r>
-      <w:r>
-        <w:rPr>
-          <w:rFonts w:ascii="Times New Roman" w:hAnsi="Times New Roman" w:eastAsia="Times New Roman" w:cs="Times New Roman"/>
-        </w:rPr>
-        <w:t xml:space="preserve"> B </w:t>
-      </w:r>
-      <w:r>
-        <w:rPr>
-          <w:rFonts w:hint="eastAsia" w:ascii="Times New Roman" w:hAnsi="Times New Roman" w:eastAsia="FangSong" w:cs="Times New Roman"/>
-        </w:rPr>
-        <w:t>在一定条件下发生复分解反应</w:t>
-      </w:r>
-      <w:r>
-        <w:rPr>
-          <w:rFonts w:hint="eastAsia" w:ascii="Times New Roman" w:hAnsi="Times New Roman" w:eastAsia="Times New Roman" w:cs="Times New Roman"/>
-        </w:rPr>
-        <w:t>。</w:t>
-      </w:r>
-      <w:r>
-        <w:rPr>
-          <w:rFonts w:hint="eastAsia" w:ascii="Times New Roman" w:hAnsi="Times New Roman" w:eastAsia="FangSong" w:cs="Times New Roman"/>
-        </w:rPr>
-        <w:t>盐</w:t>
-      </w:r>
-      <w:r>
-        <w:rPr>
-          <w:rFonts w:ascii="Times New Roman" w:hAnsi="Times New Roman" w:eastAsia="Times New Roman" w:cs="Times New Roman"/>
-        </w:rPr>
-        <w:t xml:space="preserve"> A </w:t>
-      </w:r>
-      <w:r>
-        <w:rPr>
-          <w:rFonts w:hint="eastAsia" w:ascii="Times New Roman" w:hAnsi="Times New Roman" w:eastAsia="FangSong" w:cs="Times New Roman"/>
-        </w:rPr>
-        <w:t>的阳离子为三角锥构型</w:t>
-      </w:r>
-      <w:r>
-        <w:rPr>
-          <w:rFonts w:hint="eastAsia" w:ascii="Times New Roman" w:hAnsi="Times New Roman" w:eastAsia="Times New Roman" w:cs="Times New Roman"/>
-        </w:rPr>
-        <w:t>，</w:t>
-      </w:r>
-      <w:r>
-        <w:rPr>
-          <w:rFonts w:hint="eastAsia" w:ascii="Times New Roman" w:hAnsi="Times New Roman" w:eastAsia="FangSong" w:cs="Times New Roman"/>
-        </w:rPr>
-        <w:t>含氮质量分数约为</w:t>
-      </w:r>
-      <w:r>
-        <w:rPr>
-          <w:rFonts w:ascii="Times New Roman" w:hAnsi="Times New Roman" w:eastAsia="Times New Roman" w:cs="Times New Roman"/>
-        </w:rPr>
-        <w:t xml:space="preserve"> </w:t>
-      </w:r>
-      <w:r>
-        <w:rPr>
-          <w:rFonts w:hint="eastAsia" w:ascii="Times New Roman" w:hAnsi="Times New Roman" w:eastAsia="Times New Roman" w:cs="Times New Roman"/>
-        </w:rPr>
-        <w:t>91.30%；</w:t>
-      </w:r>
-      <w:r>
-        <w:rPr>
-          <w:rFonts w:hint="eastAsia" w:ascii="Times New Roman" w:hAnsi="Times New Roman" w:eastAsia="FangSong" w:cs="Times New Roman"/>
-        </w:rPr>
-        <w:t>阴离子为</w:t>
-      </w:r>
-      <w:r>
-        <w:rPr>
-          <w:rFonts w:ascii="Times New Roman" w:hAnsi="Times New Roman" w:eastAsia="Times New Roman" w:cs="Times New Roman"/>
-        </w:rPr>
-        <w:t xml:space="preserve"> </w:t>
-      </w:r>
-      <m:oMath>
-        <m:oMathPr>
-          <m:ctrlPr>
-            <w:rPr>
-              <w:sz w:val="28"/>
-              <w:szCs w:val="28"/>
-            </w:rPr>
-          </m:ctrlPr>
-        </m:oMathPr>
-        <m:r>
-          <m:t>S</m:t>
-        </m:r>
-        <m:r>
-          <m:t>b</m:t>
-        </m:r>
-        <m:r>
-          <m:t>C</m:t>
-        </m:r>
-        <m:sSubSup>
-          <m:e>
-            <m:r>
-              <m:t>l</m:t>
-            </m:r>
-          </m:e>
-          <m:sub>
-            <m:r>
-              <m:t>6</m:t>
-            </m:r>
-          </m:sub>
-          <m:sup>
-            <m:r>
-              <m:rPr>
-                <m:sty m:val="p"/>
-              </m:rPr>
-              <m:t>−</m:t>
-            </m:r>
-          </m:sup>
-        </m:sSubSup>
-      </m:oMath>
-      <w:r>
-        <w:rPr>
-          <w:rFonts w:hint="eastAsia" w:ascii="Times New Roman" w:hAnsi="Times New Roman" w:eastAsia="Times New Roman" w:cs="Times New Roman"/>
-        </w:rPr>
-        <w:t>。</w:t>
-      </w:r>
-      <w:r>
-        <w:rPr>
-          <w:rFonts w:hint="eastAsia" w:ascii="Times New Roman" w:hAnsi="Times New Roman" w:eastAsia="FangSong" w:cs="Times New Roman"/>
-        </w:rPr>
-        <w:t>钠盐</w:t>
-      </w:r>
-      <w:r>
-        <w:rPr>
-          <w:rFonts w:ascii="Times New Roman" w:hAnsi="Times New Roman" w:eastAsia="Times New Roman" w:cs="Times New Roman"/>
-        </w:rPr>
-        <w:t xml:space="preserve"> B </w:t>
-      </w:r>
-      <w:r>
-        <w:rPr>
-          <w:rFonts w:hint="eastAsia" w:ascii="Times New Roman" w:hAnsi="Times New Roman" w:eastAsia="FangSong" w:cs="Times New Roman"/>
-        </w:rPr>
-        <w:t xml:space="preserve">的阴离子和</w:t>
-      </w:r>
-      <w:r>
-        <w:rPr>
-          <w:rFonts w:ascii="Times New Roman" w:hAnsi="Times New Roman" w:eastAsia="Times New Roman" w:cs="Times New Roman"/>
-        </w:rPr>
-        <w:t xml:space="preserve"> </w:t>
-      </w:r>
-      <m:oMath>
-        <m:r>
-          <m:t>C</m:t>
-        </m:r>
-        <m:sSub>
-          <m:e>
-            <m:r>
-              <m:t>O</m:t>
-            </m:r>
-          </m:e>
-          <m:sub>
-            <m:r>
-              <m:t>2</m:t>
-            </m:r>
-          </m:sub>
-        </m:sSub>
-      </m:oMath>
-      <w:r>
-        <w:rPr>
-          <w:rFonts w:ascii="Times New Roman" w:hAnsi="Times New Roman" w:eastAsia="Times New Roman" w:cs="Times New Roman"/>
-        </w:rPr>
-        <w:t xml:space="preserve"> </w:t>
-      </w:r>
-      <w:r>
-        <w:rPr>
-          <w:rFonts w:hint="eastAsia" w:ascii="Times New Roman" w:hAnsi="Times New Roman" w:eastAsia="FangSong" w:cs="Times New Roman"/>
-        </w:rPr>
-        <w:t>是等电子体</w:t>
-      </w:r>
-      <w:r>
-        <w:rPr>
-          <w:rFonts w:hint="eastAsia" w:ascii="Times New Roman" w:hAnsi="Times New Roman" w:eastAsia="Times New Roman" w:cs="Times New Roman"/>
-        </w:rPr>
-        <w:t>。Tetraazidomethane</w:t>
-      </w:r>
-      <w:r>
-        <w:rPr>
-          <w:rFonts w:ascii="Times New Roman" w:hAnsi="Times New Roman" w:eastAsia="Times New Roman" w:cs="Times New Roman"/>
-        </w:rPr>
-        <w:t xml:space="preserve"> </w:t>
-      </w:r>
-      <w:r>
-        <w:rPr>
-          <w:rFonts w:hint="eastAsia" w:ascii="Times New Roman" w:hAnsi="Times New Roman" w:eastAsia="FangSong" w:cs="Times New Roman"/>
-        </w:rPr>
-        <w:t>是一种高沸点的液体</w:t>
-      </w:r>
-      <w:r>
-        <w:rPr>
-          <w:rFonts w:hint="eastAsia" w:ascii="Times New Roman" w:hAnsi="Times New Roman" w:eastAsia="Times New Roman" w:cs="Times New Roman"/>
-        </w:rPr>
-        <w:t>，</w:t>
-      </w:r>
-      <w:r>
-        <w:rPr>
-          <w:rFonts w:hint="eastAsia" w:ascii="Times New Roman" w:hAnsi="Times New Roman" w:eastAsia="FangSong" w:cs="Times New Roman"/>
-        </w:rPr>
-        <w:t>含氮质量分数约为</w:t>
-      </w:r>
-      <w:r>
-        <w:rPr>
-          <w:rFonts w:ascii="Times New Roman" w:hAnsi="Times New Roman" w:eastAsia="Times New Roman" w:cs="Times New Roman"/>
-        </w:rPr>
-        <w:t xml:space="preserve"> </w:t>
-      </w:r>
-      <w:r>
-        <w:rPr>
-          <w:rFonts w:hint="eastAsia" w:ascii="Times New Roman" w:hAnsi="Times New Roman" w:eastAsia="Times New Roman" w:cs="Times New Roman"/>
-        </w:rPr>
-        <w:t>93.33%，</w:t>
-      </w:r>
-      <w:r>
-        <w:rPr>
-          <w:rFonts w:hint="eastAsia" w:ascii="Times New Roman" w:hAnsi="Times New Roman" w:eastAsia="FangSong" w:cs="Times New Roman"/>
-        </w:rPr>
-        <w:t>有一定的危险性</w:t>
-      </w:r>
-      <w:r>
-        <w:rPr>
-          <w:rFonts w:hint="eastAsia" w:ascii="Times New Roman" w:hAnsi="Times New Roman" w:eastAsia="Times New Roman" w:cs="Times New Roman"/>
-        </w:rPr>
-        <w:t>。</w:t>
-      </w:r>
-    </w:p>
-    <w:p>
-      <w:pPr>
-        <w:numPr>
-          <w:ilvl w:val="0"/>
-          <w:numId w:val="1013"/>
-        </w:numPr>
-      </w:pPr>
-      <w:r>
-        <w:rPr>
-          <w:rFonts w:hint="eastAsia" w:ascii="Times New Roman" w:hAnsi="Times New Roman" w:eastAsia="FangSong" w:cs="Times New Roman"/>
-        </w:rPr>
-        <w:t xml:space="preserve">与</w:t>
-      </w:r>
-      <w:r>
-        <w:rPr>
-          <w:rFonts w:ascii="Times New Roman" w:hAnsi="Times New Roman" w:eastAsia="Times New Roman" w:cs="Times New Roman"/>
-        </w:rPr>
-        <w:t xml:space="preserve"> Tetraazidomethane </w:t>
-      </w:r>
-      <w:r>
-        <w:rPr>
-          <w:rFonts w:hint="eastAsia" w:ascii="Times New Roman" w:hAnsi="Times New Roman" w:eastAsia="FangSong" w:cs="Times New Roman"/>
-        </w:rPr>
-        <w:t>含有相同元素的二元化合物可能有着截然不同的性质</w:t>
-      </w:r>
-      <w:r>
-        <w:rPr>
-          <w:rFonts w:hint="eastAsia" w:ascii="Times New Roman" w:hAnsi="Times New Roman" w:eastAsia="Times New Roman" w:cs="Times New Roman"/>
-        </w:rPr>
-        <w:t>，</w:t>
-      </w:r>
-      <w:r>
-        <w:rPr>
-          <w:rFonts w:hint="eastAsia" w:ascii="Times New Roman" w:hAnsi="Times New Roman" w:eastAsia="FangSong" w:cs="Times New Roman"/>
-        </w:rPr>
-        <w:t>比如按照化合价一般规律组成的最简单形式的化合物</w:t>
-      </w:r>
-      <w:r>
-        <w:rPr>
-          <w:rFonts w:ascii="Times New Roman" w:hAnsi="Times New Roman" w:eastAsia="Times New Roman" w:cs="Times New Roman"/>
-        </w:rPr>
-        <w:t xml:space="preserve"> X </w:t>
-      </w:r>
-      <w:r>
-        <w:rPr>
-          <w:rFonts w:hint="eastAsia" w:ascii="Times New Roman" w:hAnsi="Times New Roman" w:eastAsia="FangSong" w:cs="Times New Roman"/>
-        </w:rPr>
-        <w:t>在材料科学中有着特殊的研究意义</w:t>
-      </w:r>
-      <w:r>
-        <w:rPr>
-          <w:rFonts w:hint="eastAsia" w:ascii="Times New Roman" w:hAnsi="Times New Roman" w:eastAsia="Times New Roman" w:cs="Times New Roman"/>
-        </w:rPr>
-        <w:t>。</w:t>
-      </w:r>
-      <w:r>
-        <w:rPr>
-          <w:rFonts w:hint="eastAsia" w:ascii="Times New Roman" w:hAnsi="Times New Roman" w:eastAsia="FangSong" w:cs="Times New Roman"/>
-        </w:rPr>
-        <w:t>其化学式为</w:t>
-      </w:r>
-      <w:r>
-        <w:rPr>
-          <w:rFonts w:hint="eastAsia" w:ascii="Times New Roman" w:hAnsi="Times New Roman" w:eastAsia="Times New Roman" w:cs="Times New Roman"/>
-        </w:rPr>
-        <w:t>____。</w:t>
-      </w:r>
-    </w:p>
-    <w:p>
-      <w:pPr>
-        <w:numPr>
-          <w:ilvl w:val="0"/>
-          <w:numId w:val="1013"/>
-        </w:numPr>
-      </w:pPr>
-      <w:r>
-        <w:rPr>
-          <w:rFonts w:hint="eastAsia" w:ascii="Times New Roman" w:hAnsi="Times New Roman" w:eastAsia="FangSong" w:cs="Times New Roman"/>
-        </w:rPr>
-        <w:t xml:space="preserve">已知</w:t>
+        <w:t>则</w:t>
       </w:r>
       <w:r>
         <w:rPr>
@@ -8824,87 +8907,6 @@
         <w:rPr>
           <w:rFonts w:hint="eastAsia" w:ascii="Times New Roman" w:hAnsi="Times New Roman" w:eastAsia="FangSong" w:cs="Times New Roman"/>
         </w:rPr>
-        <w:t>的中心原子上的价电子都用于形成共价键了</w:t>
-      </w:r>
-      <w:r>
-        <w:rPr>
-          <w:rFonts w:hint="eastAsia" w:ascii="Times New Roman" w:hAnsi="Times New Roman" w:eastAsia="Times New Roman" w:cs="Times New Roman"/>
-        </w:rPr>
-        <w:t>，</w:t>
-      </w:r>
-      <w:r>
-        <w:rPr>
-          <w:rFonts w:hint="eastAsia" w:ascii="Times New Roman" w:hAnsi="Times New Roman" w:eastAsia="FangSong" w:cs="Times New Roman"/>
-        </w:rPr>
-        <w:t>则</w:t>
-      </w:r>
-      <w:r>
-        <w:rPr>
-          <w:rFonts w:ascii="Times New Roman" w:hAnsi="Times New Roman" w:eastAsia="Times New Roman" w:cs="Times New Roman"/>
-        </w:rPr>
-        <w:t xml:space="preserve"> </w:t>
-      </w:r>
-      <m:oMath>
-        <m:oMathPr>
-          <m:ctrlPr>
-            <w:rPr>
-              <w:sz w:val="28"/>
-              <w:szCs w:val="28"/>
-            </w:rPr>
-          </m:ctrlPr>
-        </m:oMathPr>
-        <m:sSubSup>
-          <m:e>
-            <m:r>
-              <m:rPr>
-                <m:sty m:val="p"/>
-              </m:rPr>
-              <m:t>S</m:t>
-            </m:r>
-            <m:r>
-              <m:rPr>
-                <m:sty m:val="p"/>
-              </m:rPr>
-              <m:t>b</m:t>
-            </m:r>
-            <m:r>
-              <m:rPr>
-                <m:sty m:val="p"/>
-              </m:rPr>
-              <m:t>C</m:t>
-            </m:r>
-            <m:r>
-              <m:rPr>
-                <m:sty m:val="p"/>
-              </m:rPr>
-              <m:t>l</m:t>
-            </m:r>
-          </m:e>
-          <m:sub>
-            <m:r>
-              <m:t>6</m:t>
-            </m:r>
-          </m:sub>
-          <m:sup>
-            <m:r>
-              <m:rPr>
-                <m:sty m:val="p"/>
-              </m:rPr>
-              <m:t>−</m:t>
-            </m:r>
-          </m:sup>
-        </m:sSubSup>
-      </m:oMath>
-      <w:r>
-        <w:rPr>
-          <w:rFonts w:ascii="Times New Roman" w:hAnsi="Times New Roman" w:eastAsia="Times New Roman" w:cs="Times New Roman"/>
-        </w:rPr>
-        <w:t xml:space="preserve"> </w:t>
-      </w:r>
-      <w:r>
-        <w:rPr>
-          <w:rFonts w:hint="eastAsia" w:ascii="Times New Roman" w:hAnsi="Times New Roman" w:eastAsia="FangSong" w:cs="Times New Roman"/>
-        </w:rPr>
         <w:t>的立体构型为</w:t>
       </w:r>
       <w:r>
@@ -9280,6 +9282,46 @@
         </w:rPr>
         <w:t>：____。</w:t>
       </w:r>
+    </w:p>
+    <w:p>
+      <w:pPr>
+        <w:spacing w:before="0" w:after="0"/>
+      </w:pPr>
+    </w:p>
+    <w:p>
+      <w:pPr>
+        <w:spacing w:before="0" w:after="0"/>
+      </w:pPr>
+    </w:p>
+    <w:p>
+      <w:pPr>
+        <w:spacing w:before="0" w:after="0"/>
+      </w:pPr>
+    </w:p>
+    <w:p>
+      <w:pPr>
+        <w:spacing w:before="0" w:after="0"/>
+      </w:pPr>
+    </w:p>
+    <w:p>
+      <w:pPr>
+        <w:spacing w:before="0" w:after="0"/>
+      </w:pPr>
+    </w:p>
+    <w:p>
+      <w:pPr>
+        <w:spacing w:before="0" w:after="0"/>
+      </w:pPr>
+    </w:p>
+    <w:p>
+      <w:pPr>
+        <w:spacing w:before="0" w:after="0"/>
+      </w:pPr>
+    </w:p>
+    <w:p>
+      <w:pPr>
+        <w:spacing w:before="0" w:after="0"/>
+      </w:pPr>
     </w:p>
     <w:bookmarkEnd w:id="40"/>
     <w:bookmarkStart w:id="41" w:name="第-13-题"/>
@@ -10591,6 +10633,46 @@
         <w:t>）</w:t>
       </w:r>
     </w:p>
+    <w:p>
+      <w:pPr>
+        <w:spacing w:before="0" w:after="0"/>
+      </w:pPr>
+    </w:p>
+    <w:p>
+      <w:pPr>
+        <w:spacing w:before="0" w:after="0"/>
+      </w:pPr>
+    </w:p>
+    <w:p>
+      <w:pPr>
+        <w:spacing w:before="0" w:after="0"/>
+      </w:pPr>
+    </w:p>
+    <w:p>
+      <w:pPr>
+        <w:spacing w:before="0" w:after="0"/>
+      </w:pPr>
+    </w:p>
+    <w:p>
+      <w:pPr>
+        <w:spacing w:before="0" w:after="0"/>
+      </w:pPr>
+    </w:p>
+    <w:p>
+      <w:pPr>
+        <w:spacing w:before="0" w:after="0"/>
+      </w:pPr>
+    </w:p>
+    <w:p>
+      <w:pPr>
+        <w:spacing w:before="0" w:after="0"/>
+      </w:pPr>
+    </w:p>
+    <w:p>
+      <w:pPr>
+        <w:spacing w:before="0" w:after="0"/>
+      </w:pPr>
+    </w:p>
     <w:bookmarkEnd w:id="42"/>
     <w:bookmarkStart w:id="43" w:name="第-14-题"/>
     <w:p>
@@ -10715,7 +10797,71 @@
     </w:p>
     <w:p>
       <w:pPr>
+        <w:spacing w:before="0" w:after="0"/>
+      </w:pPr>
+    </w:p>
+    <w:p>
+      <w:pPr>
+        <w:spacing w:before="0" w:after="0"/>
+      </w:pPr>
+    </w:p>
+    <w:p>
+      <w:pPr>
+        <w:spacing w:before="0" w:after="0"/>
+      </w:pPr>
+    </w:p>
+    <w:bookmarkEnd w:id="43"/>
+    <w:bookmarkStart w:id="44" w:name="第-15-题"/>
+    <w:p>
+      <w:pPr>
+        <w:pStyle w:val="Heading2"/>
+        <w:spacing w:before="280" w:after="120"/>
+      </w:pPr>
+      <w:r>
+        <w:rPr>
+          <w:rFonts w:hint="eastAsia" w:ascii="Times New Roman" w:hAnsi="Times New Roman" w:eastAsia="SimHei" w:cs="Times New Roman"/>
+        </w:rPr>
+        <w:t xml:space="preserve">第</w:t>
+      </w:r>
+      <w:r>
+        <w:rPr>
+          <w:rFonts w:ascii="Times New Roman" w:hAnsi="Times New Roman" w:eastAsia="Times New Roman" w:cs="Times New Roman"/>
+        </w:rPr>
+        <w:t xml:space="preserve"> 15 </w:t>
+      </w:r>
+      <w:r>
+        <w:rPr>
+          <w:rFonts w:hint="eastAsia" w:ascii="Times New Roman" w:hAnsi="Times New Roman" w:eastAsia="SimHei" w:cs="Times New Roman"/>
+        </w:rPr>
+        <w:t xml:space="preserve">题</w:t>
+      </w:r>
+    </w:p>
+    <w:p>
+      <w:pPr>
         <w:pStyle w:val="BlockText"/>
+      </w:pPr>
+      <w:r>
+        <w:rPr>
+          <w:rFonts w:hint="eastAsia" w:ascii="Times New Roman" w:hAnsi="Times New Roman" w:eastAsia="FangSong" w:cs="Times New Roman"/>
+        </w:rPr>
+        <w:t>来源</w:t>
+      </w:r>
+      <w:r>
+        <w:rPr>
+          <w:rFonts w:hint="eastAsia" w:ascii="Times New Roman" w:hAnsi="Times New Roman" w:eastAsia="Times New Roman" w:cs="Times New Roman"/>
+        </w:rPr>
+        <w:t>：</w:t>
+      </w:r>
+      <w:r>
+        <w:rPr>
+          <w:rFonts w:hint="eastAsia" w:ascii="Times New Roman" w:hAnsi="Times New Roman" w:eastAsia="FangSong" w:cs="Times New Roman"/>
+        </w:rPr>
+        <w:t>高中化学竞赛教程第一分册</w:t>
+      </w:r>
+    </w:p>
+    <w:p>
+      <w:pPr>
+        <w:pStyle w:val="FirstParagraph"/>
       </w:pPr>
       <w:r>
         <w:rPr>
@@ -10723,172 +10869,6 @@
           <w:b/>
           <w:bCs/>
         </w:rPr>
-        <w:t xml:space="preserve">校勘注</w:t>
-      </w:r>
-      <w:r>
-        <w:rPr>
-          <w:rFonts w:hint="eastAsia" w:ascii="Times New Roman" w:hAnsi="Times New Roman" w:eastAsia="Times New Roman" w:cs="Times New Roman"/>
-        </w:rPr>
-        <w:t xml:space="preserve">：OCR</w:t>
-      </w:r>
-      <w:r>
-        <w:rPr>
-          <w:rFonts w:ascii="Times New Roman" w:hAnsi="Times New Roman" w:eastAsia="Times New Roman" w:cs="Times New Roman"/>
-        </w:rPr>
-        <w:t xml:space="preserve"> </w:t>
-      </w:r>
-      <w:r>
-        <w:rPr>
-          <w:rFonts w:hint="eastAsia" w:ascii="Times New Roman" w:hAnsi="Times New Roman" w:eastAsia="FangSong" w:cs="Times New Roman"/>
-        </w:rPr>
-        <w:t>原文作</w:t>
-      </w:r>
-      <w:r>
-        <w:rPr>
-          <w:rFonts w:hint="eastAsia" w:ascii="Times New Roman" w:hAnsi="Times New Roman" w:eastAsia="Times New Roman" w:cs="Times New Roman"/>
-        </w:rPr>
-        <w:t>「</w:t>
-      </w:r>
-      <m:oMath>
-        <m:sSubSup>
-          <m:e>
-            <m:r>
-              <m:t>S</m:t>
-            </m:r>
-          </m:e>
-          <m:sub>
-            <m:r>
-              <m:t>x</m:t>
-            </m:r>
-          </m:sub>
-          <m:sup>
-            <m:r>
-              <m:t>2</m:t>
-            </m:r>
-          </m:sup>
-        </m:sSubSup>
-      </m:oMath>
-      <w:r>
-        <w:rPr>
-          <w:rFonts w:hint="eastAsia" w:ascii="Times New Roman" w:hAnsi="Times New Roman" w:eastAsia="Times New Roman" w:cs="Times New Roman"/>
-        </w:rPr>
-        <w:t>」</w:t>
-      </w:r>
-      <w:r>
-        <w:rPr>
-          <w:rFonts w:hint="eastAsia" w:ascii="Times New Roman" w:hAnsi="Times New Roman" w:eastAsia="FangSong" w:cs="Times New Roman"/>
-        </w:rPr>
-        <w:t>丢负号</w:t>
-      </w:r>
-      <w:r>
-        <w:rPr>
-          <w:rFonts w:hint="eastAsia" w:ascii="Times New Roman" w:hAnsi="Times New Roman" w:eastAsia="Times New Roman" w:cs="Times New Roman"/>
-        </w:rPr>
-        <w:t>，</w:t>
-      </w:r>
-      <w:r>
-        <w:rPr>
-          <w:rFonts w:hint="eastAsia" w:ascii="Times New Roman" w:hAnsi="Times New Roman" w:eastAsia="FangSong" w:cs="Times New Roman"/>
-        </w:rPr>
-        <w:t>径改</w:t>
-      </w:r>
-      <w:r>
-        <w:rPr>
-          <w:rFonts w:ascii="Times New Roman" w:hAnsi="Times New Roman" w:eastAsia="Times New Roman" w:cs="Times New Roman"/>
-        </w:rPr>
-        <w:t xml:space="preserve"> </w:t>
-      </w:r>
-      <m:oMath>
-        <m:sSubSup>
-          <m:e>
-            <m:r>
-              <m:t>S</m:t>
-            </m:r>
-          </m:e>
-          <m:sub>
-            <m:r>
-              <m:t>x</m:t>
-            </m:r>
-          </m:sub>
-          <m:sup>
-            <m:r>
-              <m:t>2</m:t>
-            </m:r>
-            <m:r>
-              <m:rPr>
-                <m:sty m:val="p"/>
-              </m:rPr>
-              <m:t>−</m:t>
-            </m:r>
-          </m:sup>
-        </m:sSubSup>
-      </m:oMath>
-      <w:r>
-        <w:rPr>
-          <w:rFonts w:ascii="Times New Roman" w:hAnsi="Times New Roman" w:eastAsia="Times New Roman" w:cs="Times New Roman"/>
-        </w:rPr>
-        <w:t xml:space="preserve">。</w:t>
-      </w:r>
-    </w:p>
-    <w:bookmarkEnd w:id="43"/>
-    <w:bookmarkStart w:id="44" w:name="第-15-题"/>
-    <w:p>
-      <w:pPr>
-        <w:pStyle w:val="Heading2"/>
-        <w:spacing w:before="280" w:after="120"/>
-      </w:pPr>
-      <w:r>
-        <w:rPr>
-          <w:rFonts w:hint="eastAsia" w:ascii="Times New Roman" w:hAnsi="Times New Roman" w:eastAsia="SimHei" w:cs="Times New Roman"/>
-        </w:rPr>
-        <w:t xml:space="preserve">第</w:t>
-      </w:r>
-      <w:r>
-        <w:rPr>
-          <w:rFonts w:ascii="Times New Roman" w:hAnsi="Times New Roman" w:eastAsia="Times New Roman" w:cs="Times New Roman"/>
-        </w:rPr>
-        <w:t xml:space="preserve"> 15 </w:t>
-      </w:r>
-      <w:r>
-        <w:rPr>
-          <w:rFonts w:hint="eastAsia" w:ascii="Times New Roman" w:hAnsi="Times New Roman" w:eastAsia="SimHei" w:cs="Times New Roman"/>
-        </w:rPr>
-        <w:t xml:space="preserve">题</w:t>
-      </w:r>
-    </w:p>
-    <w:p>
-      <w:pPr>
-        <w:pStyle w:val="BlockText"/>
-      </w:pPr>
-      <w:r>
-        <w:rPr>
-          <w:rFonts w:hint="eastAsia" w:ascii="Times New Roman" w:hAnsi="Times New Roman" w:eastAsia="FangSong" w:cs="Times New Roman"/>
-        </w:rPr>
-        <w:t>来源</w:t>
-      </w:r>
-      <w:r>
-        <w:rPr>
-          <w:rFonts w:hint="eastAsia" w:ascii="Times New Roman" w:hAnsi="Times New Roman" w:eastAsia="Times New Roman" w:cs="Times New Roman"/>
-        </w:rPr>
-        <w:t>：</w:t>
-      </w:r>
-      <w:r>
-        <w:rPr>
-          <w:rFonts w:hint="eastAsia" w:ascii="Times New Roman" w:hAnsi="Times New Roman" w:eastAsia="FangSong" w:cs="Times New Roman"/>
-        </w:rPr>
-        <w:t>高中化学竞赛教程第一分册</w:t>
-      </w:r>
-    </w:p>
-    <w:p>
-      <w:pPr>
-        <w:pStyle w:val="FirstParagraph"/>
-      </w:pPr>
-      <w:r>
-        <w:rPr>
-          <w:rFonts w:hint="eastAsia" w:ascii="Times New Roman" w:hAnsi="Times New Roman" w:eastAsia="FangSong" w:cs="Times New Roman"/>
-          <w:b/>
-          <w:bCs/>
-        </w:rPr>
         <w:t xml:space="preserve">硫酸侵蚀石灰岩形成溶洞论述</w:t>
       </w:r>
     </w:p>
@@ -10944,6 +10924,21 @@
         </w:rPr>
         <w:t>。</w:t>
       </w:r>
+    </w:p>
+    <w:p>
+      <w:pPr>
+        <w:spacing w:before="0" w:after="0"/>
+      </w:pPr>
+    </w:p>
+    <w:p>
+      <w:pPr>
+        <w:spacing w:before="0" w:after="0"/>
+      </w:pPr>
+    </w:p>
+    <w:p>
+      <w:pPr>
+        <w:spacing w:before="0" w:after="0"/>
+      </w:pPr>
     </w:p>
     <w:bookmarkEnd w:id="44"/>
     <w:bookmarkStart w:id="45" w:name="第-16-题"/>
@@ -11474,6 +11469,46 @@
         </w:rPr>
         <w:t xml:space="preserve"> ____。</w:t>
       </w:r>
+    </w:p>
+    <w:p>
+      <w:pPr>
+        <w:spacing w:before="0" w:after="0"/>
+      </w:pPr>
+    </w:p>
+    <w:p>
+      <w:pPr>
+        <w:spacing w:before="0" w:after="0"/>
+      </w:pPr>
+    </w:p>
+    <w:p>
+      <w:pPr>
+        <w:spacing w:before="0" w:after="0"/>
+      </w:pPr>
+    </w:p>
+    <w:p>
+      <w:pPr>
+        <w:spacing w:before="0" w:after="0"/>
+      </w:pPr>
+    </w:p>
+    <w:p>
+      <w:pPr>
+        <w:spacing w:before="0" w:after="0"/>
+      </w:pPr>
+    </w:p>
+    <w:p>
+      <w:pPr>
+        <w:spacing w:before="0" w:after="0"/>
+      </w:pPr>
+    </w:p>
+    <w:p>
+      <w:pPr>
+        <w:spacing w:before="0" w:after="0"/>
+      </w:pPr>
+    </w:p>
+    <w:p>
+      <w:pPr>
+        <w:spacing w:before="0" w:after="0"/>
+      </w:pPr>
     </w:p>
     <w:bookmarkEnd w:id="45"/>
     <w:bookmarkStart w:id="46" w:name="第-17-题"/>
@@ -12211,6 +12246,46 @@
         <w:t>?</w:t>
       </w:r>
     </w:p>
+    <w:p>
+      <w:pPr>
+        <w:spacing w:before="0" w:after="0"/>
+      </w:pPr>
+    </w:p>
+    <w:p>
+      <w:pPr>
+        <w:spacing w:before="0" w:after="0"/>
+      </w:pPr>
+    </w:p>
+    <w:p>
+      <w:pPr>
+        <w:spacing w:before="0" w:after="0"/>
+      </w:pPr>
+    </w:p>
+    <w:p>
+      <w:pPr>
+        <w:spacing w:before="0" w:after="0"/>
+      </w:pPr>
+    </w:p>
+    <w:p>
+      <w:pPr>
+        <w:spacing w:before="0" w:after="0"/>
+      </w:pPr>
+    </w:p>
+    <w:p>
+      <w:pPr>
+        <w:spacing w:before="0" w:after="0"/>
+      </w:pPr>
+    </w:p>
+    <w:p>
+      <w:pPr>
+        <w:spacing w:before="0" w:after="0"/>
+      </w:pPr>
+    </w:p>
+    <w:p>
+      <w:pPr>
+        <w:spacing w:before="0" w:after="0"/>
+      </w:pPr>
+    </w:p>
     <w:bookmarkEnd w:id="46"/>
     <w:bookmarkStart w:id="47" w:name="第-18-题"/>
     <w:p>
@@ -12539,6 +12614,31 @@
         </w:rPr>
         <w:t>____。</w:t>
       </w:r>
+    </w:p>
+    <w:p>
+      <w:pPr>
+        <w:spacing w:before="0" w:after="0"/>
+      </w:pPr>
+    </w:p>
+    <w:p>
+      <w:pPr>
+        <w:spacing w:before="0" w:after="0"/>
+      </w:pPr>
+    </w:p>
+    <w:p>
+      <w:pPr>
+        <w:spacing w:before="0" w:after="0"/>
+      </w:pPr>
+    </w:p>
+    <w:p>
+      <w:pPr>
+        <w:spacing w:before="0" w:after="0"/>
+      </w:pPr>
+    </w:p>
+    <w:p>
+      <w:pPr>
+        <w:spacing w:before="0" w:after="0"/>
+      </w:pPr>
     </w:p>
     <w:bookmarkEnd w:id="47"/>
     <w:bookmarkStart w:id="51" w:name="第-19-题"/>
@@ -12774,7 +12874,7 @@
         </w:rPr>
         <w:drawing>
           <wp:inline>
-            <wp:extent cx="3600000" cy="621362"/>
+            <wp:extent cx="3599999" cy="621362"/>
             <wp:effectExtent b="0" l="0" r="0" t="0"/>
             <wp:docPr descr="" title="" id="49" name="Picture"/>
             <a:graphic>
@@ -12795,7 +12895,7 @@
                   <pic:spPr bwMode="auto">
                     <a:xfrm>
                       <a:off x="0" y="0"/>
-                      <a:ext cx="3600000" cy="621362"/>
+                      <a:ext cx="3599999" cy="621362"/>
                     </a:xfrm>
                     <a:prstGeom prst="rect">
                       <a:avLst/>
@@ -13265,6 +13365,46 @@
         <w:t>____。</w:t>
       </w:r>
     </w:p>
+    <w:p>
+      <w:pPr>
+        <w:spacing w:before="0" w:after="0"/>
+      </w:pPr>
+    </w:p>
+    <w:p>
+      <w:pPr>
+        <w:spacing w:before="0" w:after="0"/>
+      </w:pPr>
+    </w:p>
+    <w:p>
+      <w:pPr>
+        <w:spacing w:before="0" w:after="0"/>
+      </w:pPr>
+    </w:p>
+    <w:p>
+      <w:pPr>
+        <w:spacing w:before="0" w:after="0"/>
+      </w:pPr>
+    </w:p>
+    <w:p>
+      <w:pPr>
+        <w:spacing w:before="0" w:after="0"/>
+      </w:pPr>
+    </w:p>
+    <w:p>
+      <w:pPr>
+        <w:spacing w:before="0" w:after="0"/>
+      </w:pPr>
+    </w:p>
+    <w:p>
+      <w:pPr>
+        <w:spacing w:before="0" w:after="0"/>
+      </w:pPr>
+    </w:p>
+    <w:p>
+      <w:pPr>
+        <w:spacing w:before="0" w:after="0"/>
+      </w:pPr>
+    </w:p>
     <w:bookmarkEnd w:id="51"/>
     <w:bookmarkStart w:id="52" w:name="第-20-题"/>
     <w:p>
@@ -14437,12 +14577,7 @@
       </w:r>
     </w:p>
     <w:p>
-      <w:pPr>
-        <w:numPr>
-          <w:ilvl w:val="0"/>
-          <w:numId w:val="1022"/>
-        </w:numPr>
-      </w:pPr>
+      <w:pPr/>
       <w:r>
         <w:rPr>
           <w:rFonts w:ascii="Times New Roman" w:hAnsi="Times New Roman" w:eastAsia="Times New Roman" w:cs="Times New Roman"/>
@@ -14617,6 +14752,8 @@
           <w:ilvl w:val="0"/>
           <w:numId w:val="1023"/>
         </w:numPr>
+        <w:ind w:left="480" w:hanging="480"/>
+        <w:spacing w:after="0"/>
       </w:pPr>
       <w:r>
         <w:rPr>
@@ -14999,6 +15136,17 @@
         </w:rPr>
         <w:t xml:space="preserve"> </w:t>
       </w:r>
+    </w:p>
+    <w:p>
+      <w:pPr>
+        <w:pStyle w:val="Compact"/>
+        <w:numPr>
+          <w:ilvl w:val="0"/>
+          <w:numId w:val="1023"/>
+        </w:numPr>
+        <w:ind w:left="480" w:hanging="480"/>
+        <w:spacing w:before="0" w:after="0"/>
+      </w:pPr>
       <w:r>
         <w:rPr>
           <w:rFonts w:ascii="Times New Roman" w:hAnsi="Times New Roman" w:eastAsia="Times New Roman" w:cs="Times New Roman"/>
@@ -15042,6 +15190,17 @@
         </w:rPr>
         <w:t xml:space="preserve"> </w:t>
       </w:r>
+    </w:p>
+    <w:p>
+      <w:pPr>
+        <w:pStyle w:val="Compact"/>
+        <w:numPr>
+          <w:ilvl w:val="0"/>
+          <w:numId w:val="1023"/>
+        </w:numPr>
+        <w:ind w:left="480" w:hanging="480"/>
+        <w:spacing w:before="0" w:after="0"/>
+      </w:pPr>
       <w:r>
         <w:rPr>
           <w:rFonts w:ascii="Times New Roman" w:hAnsi="Times New Roman" w:eastAsia="Times New Roman" w:cs="Times New Roman"/>
@@ -15074,6 +15233,17 @@
         </w:rPr>
         <w:t xml:space="preserve"> </w:t>
       </w:r>
+    </w:p>
+    <w:p>
+      <w:pPr>
+        <w:pStyle w:val="Compact"/>
+        <w:numPr>
+          <w:ilvl w:val="0"/>
+          <w:numId w:val="1023"/>
+        </w:numPr>
+        <w:ind w:left="480" w:hanging="480"/>
+        <w:spacing w:before="0" w:after="0"/>
+      </w:pPr>
       <w:r>
         <w:rPr>
           <w:rFonts w:ascii="Times New Roman" w:hAnsi="Times New Roman" w:eastAsia="Times New Roman" w:cs="Times New Roman"/>
@@ -15109,6 +15279,17 @@
         </w:rPr>
         <w:t xml:space="preserve"> </w:t>
       </w:r>
+    </w:p>
+    <w:p>
+      <w:pPr>
+        <w:pStyle w:val="Compact"/>
+        <w:numPr>
+          <w:ilvl w:val="0"/>
+          <w:numId w:val="1023"/>
+        </w:numPr>
+        <w:ind w:left="480" w:hanging="480"/>
+        <w:spacing w:before="0" w:after="36"/>
+      </w:pPr>
       <w:r>
         <w:rPr>
           <w:rFonts w:ascii="Times New Roman" w:hAnsi="Times New Roman" w:eastAsia="Times New Roman" w:cs="Times New Roman"/>
@@ -15138,6 +15319,16 @@
           </m:sub>
         </m:sSub>
       </m:oMath>
+    </w:p>
+    <w:p>
+      <w:pPr>
+        <w:spacing w:before="0" w:after="0"/>
+      </w:pPr>
+    </w:p>
+    <w:p>
+      <w:pPr>
+        <w:spacing w:before="0" w:after="0"/>
+      </w:pPr>
     </w:p>
     <w:bookmarkEnd w:id="52"/>
     <w:bookmarkStart w:id="56" w:name="第-21-题"/>
@@ -15330,7 +15521,7 @@
         </w:rPr>
         <w:drawing>
           <wp:inline>
-            <wp:extent cx="3600000" cy="2162300"/>
+            <wp:extent cx="3599999" cy="2162300"/>
             <wp:effectExtent b="0" l="0" r="0" t="0"/>
             <wp:docPr descr="" title="" id="54" name="Picture"/>
             <a:graphic>
@@ -15351,7 +15542,7 @@
                   <pic:spPr bwMode="auto">
                     <a:xfrm>
                       <a:off x="0" y="0"/>
-                      <a:ext cx="3600000" cy="2162300"/>
+                      <a:ext cx="3599999" cy="2162300"/>
                     </a:xfrm>
                     <a:prstGeom prst="rect">
                       <a:avLst/>
@@ -16434,6 +16625,46 @@
         <w:t xml:space="preserve">。</w:t>
       </w:r>
     </w:p>
+    <w:p>
+      <w:pPr>
+        <w:spacing w:before="0" w:after="0"/>
+      </w:pPr>
+    </w:p>
+    <w:p>
+      <w:pPr>
+        <w:spacing w:before="0" w:after="0"/>
+      </w:pPr>
+    </w:p>
+    <w:p>
+      <w:pPr>
+        <w:spacing w:before="0" w:after="0"/>
+      </w:pPr>
+    </w:p>
+    <w:p>
+      <w:pPr>
+        <w:spacing w:before="0" w:after="0"/>
+      </w:pPr>
+    </w:p>
+    <w:p>
+      <w:pPr>
+        <w:spacing w:before="0" w:after="0"/>
+      </w:pPr>
+    </w:p>
+    <w:p>
+      <w:pPr>
+        <w:spacing w:before="0" w:after="0"/>
+      </w:pPr>
+    </w:p>
+    <w:p>
+      <w:pPr>
+        <w:spacing w:before="0" w:after="0"/>
+      </w:pPr>
+    </w:p>
+    <w:p>
+      <w:pPr>
+        <w:spacing w:before="0" w:after="0"/>
+      </w:pPr>
+    </w:p>
     <w:bookmarkEnd w:id="56"/>
     <w:bookmarkStart w:id="57" w:name="第-22-题"/>
     <w:p>
@@ -17348,6 +17579,46 @@
         </w:rPr>
         <w:t xml:space="preserve"> ____。</w:t>
       </w:r>
+    </w:p>
+    <w:p>
+      <w:pPr>
+        <w:spacing w:before="0" w:after="0"/>
+      </w:pPr>
+    </w:p>
+    <w:p>
+      <w:pPr>
+        <w:spacing w:before="0" w:after="0"/>
+      </w:pPr>
+    </w:p>
+    <w:p>
+      <w:pPr>
+        <w:spacing w:before="0" w:after="0"/>
+      </w:pPr>
+    </w:p>
+    <w:p>
+      <w:pPr>
+        <w:spacing w:before="0" w:after="0"/>
+      </w:pPr>
+    </w:p>
+    <w:p>
+      <w:pPr>
+        <w:spacing w:before="0" w:after="0"/>
+      </w:pPr>
+    </w:p>
+    <w:p>
+      <w:pPr>
+        <w:spacing w:before="0" w:after="0"/>
+      </w:pPr>
+    </w:p>
+    <w:p>
+      <w:pPr>
+        <w:spacing w:before="0" w:after="0"/>
+      </w:pPr>
+    </w:p>
+    <w:p>
+      <w:pPr>
+        <w:spacing w:before="0" w:after="0"/>
+      </w:pPr>
     </w:p>
     <w:bookmarkEnd w:id="57"/>
     <w:bookmarkStart w:id="58" w:name="第-23-题"/>
@@ -17914,6 +18185,46 @@
         </w:rPr>
         <w:t>。</w:t>
       </w:r>
+    </w:p>
+    <w:p>
+      <w:pPr>
+        <w:spacing w:before="0" w:after="0"/>
+      </w:pPr>
+    </w:p>
+    <w:p>
+      <w:pPr>
+        <w:spacing w:before="0" w:after="0"/>
+      </w:pPr>
+    </w:p>
+    <w:p>
+      <w:pPr>
+        <w:spacing w:before="0" w:after="0"/>
+      </w:pPr>
+    </w:p>
+    <w:p>
+      <w:pPr>
+        <w:spacing w:before="0" w:after="0"/>
+      </w:pPr>
+    </w:p>
+    <w:p>
+      <w:pPr>
+        <w:spacing w:before="0" w:after="0"/>
+      </w:pPr>
+    </w:p>
+    <w:p>
+      <w:pPr>
+        <w:spacing w:before="0" w:after="0"/>
+      </w:pPr>
+    </w:p>
+    <w:p>
+      <w:pPr>
+        <w:spacing w:before="0" w:after="0"/>
+      </w:pPr>
+    </w:p>
+    <w:p>
+      <w:pPr>
+        <w:spacing w:before="0" w:after="0"/>
+      </w:pPr>
     </w:p>
     <w:bookmarkEnd w:id="58"/>
     <w:bookmarkStart w:id="59" w:name="第-24-题"/>
@@ -18920,6 +19231,46 @@
         <w:t>。</w:t>
       </w:r>
     </w:p>
+    <w:p>
+      <w:pPr>
+        <w:spacing w:before="0" w:after="0"/>
+      </w:pPr>
+    </w:p>
+    <w:p>
+      <w:pPr>
+        <w:spacing w:before="0" w:after="0"/>
+      </w:pPr>
+    </w:p>
+    <w:p>
+      <w:pPr>
+        <w:spacing w:before="0" w:after="0"/>
+      </w:pPr>
+    </w:p>
+    <w:p>
+      <w:pPr>
+        <w:spacing w:before="0" w:after="0"/>
+      </w:pPr>
+    </w:p>
+    <w:p>
+      <w:pPr>
+        <w:spacing w:before="0" w:after="0"/>
+      </w:pPr>
+    </w:p>
+    <w:p>
+      <w:pPr>
+        <w:spacing w:before="0" w:after="0"/>
+      </w:pPr>
+    </w:p>
+    <w:p>
+      <w:pPr>
+        <w:spacing w:before="0" w:after="0"/>
+      </w:pPr>
+    </w:p>
+    <w:p>
+      <w:pPr>
+        <w:spacing w:before="0" w:after="0"/>
+      </w:pPr>
+    </w:p>
     <w:bookmarkEnd w:id="59"/>
     <w:bookmarkStart w:id="60" w:name="第-25-题"/>
     <w:p>
@@ -19637,6 +19988,46 @@
         </w:rPr>
         <w:t>。</w:t>
       </w:r>
+    </w:p>
+    <w:p>
+      <w:pPr>
+        <w:spacing w:before="0" w:after="0"/>
+      </w:pPr>
+    </w:p>
+    <w:p>
+      <w:pPr>
+        <w:spacing w:before="0" w:after="0"/>
+      </w:pPr>
+    </w:p>
+    <w:p>
+      <w:pPr>
+        <w:spacing w:before="0" w:after="0"/>
+      </w:pPr>
+    </w:p>
+    <w:p>
+      <w:pPr>
+        <w:spacing w:before="0" w:after="0"/>
+      </w:pPr>
+    </w:p>
+    <w:p>
+      <w:pPr>
+        <w:spacing w:before="0" w:after="0"/>
+      </w:pPr>
+    </w:p>
+    <w:p>
+      <w:pPr>
+        <w:spacing w:before="0" w:after="0"/>
+      </w:pPr>
+    </w:p>
+    <w:p>
+      <w:pPr>
+        <w:spacing w:before="0" w:after="0"/>
+      </w:pPr>
+    </w:p>
+    <w:p>
+      <w:pPr>
+        <w:spacing w:before="0" w:after="0"/>
+      </w:pPr>
     </w:p>
     <w:p>
       <w:pPr>

--- a/00-首页/题组Word/专项卷/一分册/专项卷V-学生版.docx
+++ b/00-首页/题组Word/专项卷/一分册/专项卷V-学生版.docx
@@ -124,8 +124,8 @@
     <w:p>
       <w:pPr>
         <w:pStyle w:val="BodyText"/>
+        <w:spacing w:before="0" w:after="0"/>
         <w:ind w:left="480" w:hanging="480"/>
-        <w:spacing w:after="0"/>
       </w:pPr>
       <w:r>
         <w:rPr>
@@ -375,47 +375,47 @@
     <w:p>
       <w:pPr>
         <w:pStyle w:val="BodyText"/>
+        <w:spacing w:before="0" w:after="0"/>
         <w:ind w:left="480" w:hanging="480"/>
+      </w:pPr>
+      <w:r>
+        <w:rPr>
+          <w:rFonts w:ascii="Times New Roman" w:hAnsi="Times New Roman" w:eastAsia="Times New Roman" w:cs="Times New Roman"/>
+        </w:rPr>
+        <w:t xml:space="preserve">A. 37%　</w:t>
+      </w:r>
+    </w:p>
+    <w:p>
+      <w:pPr>
+        <w:pStyle w:val="BodyText"/>
         <w:spacing w:before="0" w:after="0"/>
-      </w:pPr>
-      <w:r>
-        <w:rPr>
-          <w:rFonts w:ascii="Times New Roman" w:hAnsi="Times New Roman" w:eastAsia="Times New Roman" w:cs="Times New Roman"/>
-        </w:rPr>
-        <w:t xml:space="preserve">A. 37%　</w:t>
+        <w:ind w:left="480" w:hanging="480"/>
+      </w:pPr>
+      <w:r>
+        <w:rPr>
+          <w:rFonts w:ascii="Times New Roman" w:hAnsi="Times New Roman" w:eastAsia="Times New Roman" w:cs="Times New Roman"/>
+        </w:rPr>
+        <w:t xml:space="preserve">B. 34%　</w:t>
       </w:r>
     </w:p>
     <w:p>
       <w:pPr>
         <w:pStyle w:val="BodyText"/>
+        <w:spacing w:before="0" w:after="0"/>
         <w:ind w:left="480" w:hanging="480"/>
+      </w:pPr>
+      <w:r>
+        <w:rPr>
+          <w:rFonts w:ascii="Times New Roman" w:hAnsi="Times New Roman" w:eastAsia="Times New Roman" w:cs="Times New Roman"/>
+        </w:rPr>
+        <w:t xml:space="preserve">C. 29%　</w:t>
+      </w:r>
+    </w:p>
+    <w:p>
+      <w:pPr>
+        <w:pStyle w:val="BodyText"/>
         <w:spacing w:before="0" w:after="0"/>
-      </w:pPr>
-      <w:r>
-        <w:rPr>
-          <w:rFonts w:ascii="Times New Roman" w:hAnsi="Times New Roman" w:eastAsia="Times New Roman" w:cs="Times New Roman"/>
-        </w:rPr>
-        <w:t xml:space="preserve">B. 34%　</w:t>
-      </w:r>
-    </w:p>
-    <w:p>
-      <w:pPr>
-        <w:pStyle w:val="BodyText"/>
         <w:ind w:left="480" w:hanging="480"/>
-        <w:spacing w:before="0" w:after="0"/>
-      </w:pPr>
-      <w:r>
-        <w:rPr>
-          <w:rFonts w:ascii="Times New Roman" w:hAnsi="Times New Roman" w:eastAsia="Times New Roman" w:cs="Times New Roman"/>
-        </w:rPr>
-        <w:t xml:space="preserve">C. 29%　</w:t>
-      </w:r>
-    </w:p>
-    <w:p>
-      <w:pPr>
-        <w:pStyle w:val="BodyText"/>
-        <w:ind w:left="480" w:hanging="480"/>
-        <w:spacing w:before="0" w:after="180"/>
       </w:pPr>
       <w:r>
         <w:rPr>
@@ -1039,8 +1039,8 @@
     <w:p>
       <w:pPr>
         <w:pStyle w:val="FirstParagraph"/>
+        <w:spacing w:before="0" w:after="0"/>
         <w:ind w:left="480" w:hanging="480"/>
-        <w:spacing w:after="0"/>
       </w:pPr>
       <w:r>
         <w:rPr>
@@ -1064,20 +1064,45 @@
     <w:p>
       <w:pPr>
         <w:pStyle w:val="FirstParagraph"/>
+        <w:spacing w:before="0" w:after="0"/>
         <w:ind w:left="480" w:hanging="480"/>
+      </w:pPr>
+      <w:r>
+        <w:rPr>
+          <w:rFonts w:ascii="Times New Roman" w:hAnsi="Times New Roman" w:eastAsia="Times New Roman" w:cs="Times New Roman"/>
+        </w:rPr>
+        <w:t xml:space="preserve">B. </w:t>
+      </w:r>
+      <w:r>
+        <w:rPr>
+          <w:rFonts w:hint="eastAsia" w:ascii="Times New Roman" w:hAnsi="Times New Roman" w:eastAsia="FangSong" w:cs="Times New Roman"/>
+        </w:rPr>
+        <w:t xml:space="preserve">还原剂</w:t>
+      </w:r>
+      <w:r>
+        <w:rPr>
+          <w:rFonts w:ascii="Times New Roman" w:hAnsi="Times New Roman" w:eastAsia="Times New Roman" w:cs="Times New Roman"/>
+        </w:rPr>
+        <w:t xml:space="preserve">　</w:t>
+      </w:r>
+    </w:p>
+    <w:p>
+      <w:pPr>
+        <w:pStyle w:val="FirstParagraph"/>
         <w:spacing w:before="0" w:after="0"/>
-      </w:pPr>
-      <w:r>
-        <w:rPr>
-          <w:rFonts w:ascii="Times New Roman" w:hAnsi="Times New Roman" w:eastAsia="Times New Roman" w:cs="Times New Roman"/>
-        </w:rPr>
-        <w:t xml:space="preserve">B. </w:t>
-      </w:r>
-      <w:r>
-        <w:rPr>
-          <w:rFonts w:hint="eastAsia" w:ascii="Times New Roman" w:hAnsi="Times New Roman" w:eastAsia="FangSong" w:cs="Times New Roman"/>
-        </w:rPr>
-        <w:t xml:space="preserve">还原剂</w:t>
+        <w:ind w:left="480" w:hanging="480"/>
+      </w:pPr>
+      <w:r>
+        <w:rPr>
+          <w:rFonts w:ascii="Times New Roman" w:hAnsi="Times New Roman" w:eastAsia="Times New Roman" w:cs="Times New Roman"/>
+        </w:rPr>
+        <w:t xml:space="preserve">C. </w:t>
+      </w:r>
+      <w:r>
+        <w:rPr>
+          <w:rFonts w:hint="eastAsia" w:ascii="Times New Roman" w:hAnsi="Times New Roman" w:eastAsia="FangSong" w:cs="Times New Roman"/>
+        </w:rPr>
+        <w:t xml:space="preserve">催化剂</w:t>
       </w:r>
       <w:r>
         <w:rPr>
@@ -1089,33 +1114,8 @@
     <w:p>
       <w:pPr>
         <w:pStyle w:val="FirstParagraph"/>
+        <w:spacing w:before="0" w:after="0"/>
         <w:ind w:left="480" w:hanging="480"/>
-        <w:spacing w:before="0" w:after="0"/>
-      </w:pPr>
-      <w:r>
-        <w:rPr>
-          <w:rFonts w:ascii="Times New Roman" w:hAnsi="Times New Roman" w:eastAsia="Times New Roman" w:cs="Times New Roman"/>
-        </w:rPr>
-        <w:t xml:space="preserve">C. </w:t>
-      </w:r>
-      <w:r>
-        <w:rPr>
-          <w:rFonts w:hint="eastAsia" w:ascii="Times New Roman" w:hAnsi="Times New Roman" w:eastAsia="FangSong" w:cs="Times New Roman"/>
-        </w:rPr>
-        <w:t xml:space="preserve">催化剂</w:t>
-      </w:r>
-      <w:r>
-        <w:rPr>
-          <w:rFonts w:ascii="Times New Roman" w:hAnsi="Times New Roman" w:eastAsia="Times New Roman" w:cs="Times New Roman"/>
-        </w:rPr>
-        <w:t xml:space="preserve">　</w:t>
-      </w:r>
-    </w:p>
-    <w:p>
-      <w:pPr>
-        <w:pStyle w:val="FirstParagraph"/>
-        <w:ind w:left="480" w:hanging="480"/>
-        <w:spacing w:before="0" w:after="180"/>
       </w:pPr>
       <w:r>
         <w:rPr>
@@ -6517,6 +6517,7 @@
     <w:p>
       <w:pPr>
         <w:pStyle w:val="FirstParagraph"/>
+        <w:spacing w:before="0" w:after="0"/>
       </w:pPr>
       <w:r>
         <w:rPr>
@@ -6631,6 +6632,7 @@
     <w:p>
       <w:pPr>
         <w:pStyle w:val="BodyText"/>
+        <w:spacing w:before="0" w:after="0"/>
       </w:pPr>
       <w:r>
         <w:rPr>
@@ -6893,6 +6895,7 @@
     <w:p>
       <w:pPr>
         <w:pStyle w:val="BodyText"/>
+        <w:spacing w:before="0" w:after="0"/>
       </w:pPr>
       <w:r>
         <w:rPr>
@@ -6957,6 +6960,7 @@
     <w:p>
       <w:pPr>
         <w:pStyle w:val="BodyText"/>
+        <w:spacing w:before="0" w:after="0"/>
       </w:pPr>
       <w:r>
         <w:rPr>
@@ -8241,8 +8245,8 @@
     <w:p>
       <w:pPr>
         <w:pStyle w:val="BodyText"/>
+        <w:spacing w:before="0" w:after="0"/>
         <w:ind w:left="480" w:hanging="480"/>
-        <w:spacing w:after="0"/>
       </w:pPr>
       <w:r>
         <w:rPr>
@@ -8254,34 +8258,34 @@
     <w:p>
       <w:pPr>
         <w:pStyle w:val="BodyText"/>
+        <w:spacing w:before="0" w:after="0"/>
         <w:ind w:left="480" w:hanging="480"/>
+      </w:pPr>
+      <w:r>
+        <w:rPr>
+          <w:rFonts w:ascii="Times New Roman" w:hAnsi="Times New Roman" w:eastAsia="Times New Roman" w:cs="Times New Roman"/>
+        </w:rPr>
+        <w:t xml:space="preserve">B. 3　　</w:t>
+      </w:r>
+    </w:p>
+    <w:p>
+      <w:pPr>
+        <w:pStyle w:val="BodyText"/>
         <w:spacing w:before="0" w:after="0"/>
-      </w:pPr>
-      <w:r>
-        <w:rPr>
-          <w:rFonts w:ascii="Times New Roman" w:hAnsi="Times New Roman" w:eastAsia="Times New Roman" w:cs="Times New Roman"/>
-        </w:rPr>
-        <w:t xml:space="preserve">B. 3　　</w:t>
+        <w:ind w:left="480" w:hanging="480"/>
+      </w:pPr>
+      <w:r>
+        <w:rPr>
+          <w:rFonts w:ascii="Times New Roman" w:hAnsi="Times New Roman" w:eastAsia="Times New Roman" w:cs="Times New Roman"/>
+        </w:rPr>
+        <w:t xml:space="preserve">C. 5　　</w:t>
       </w:r>
     </w:p>
     <w:p>
       <w:pPr>
         <w:pStyle w:val="BodyText"/>
+        <w:spacing w:before="0" w:after="0"/>
         <w:ind w:left="480" w:hanging="480"/>
-        <w:spacing w:before="0" w:after="0"/>
-      </w:pPr>
-      <w:r>
-        <w:rPr>
-          <w:rFonts w:ascii="Times New Roman" w:hAnsi="Times New Roman" w:eastAsia="Times New Roman" w:cs="Times New Roman"/>
-        </w:rPr>
-        <w:t xml:space="preserve">C. 5　　</w:t>
-      </w:r>
-    </w:p>
-    <w:p>
-      <w:pPr>
-        <w:pStyle w:val="BodyText"/>
-        <w:ind w:left="480" w:hanging="480"/>
-        <w:spacing w:before="0" w:after="180"/>
       </w:pPr>
       <w:r>
         <w:rPr>
@@ -9444,6 +9448,14 @@
         <w:tblStyle w:val="Table"/>
         <w:tblW w:type="pct" w:w="5000"/>
         <w:tblLayout w:type="fixed"/>
+        <w:tblBorders>
+          <w:top w:val="single" w:sz="12" w:space="0" w:color="000000"/>
+          <w:left w:val="none" w:sz="0" w:space="0" w:color="auto"/>
+          <w:bottom w:val="single" w:sz="12" w:space="0" w:color="000000"/>
+          <w:right w:val="none" w:sz="0" w:space="0" w:color="auto"/>
+          <w:insideH w:val="none" w:sz="0" w:space="0" w:color="auto"/>
+          <w:insideV w:val="none" w:sz="0" w:space="0" w:color="auto"/>
+        </w:tblBorders>
         <w:tblLook w:firstRow="1" w:lastRow="0" w:firstColumn="0" w:lastColumn="0" w:noHBand="0" w:noVBand="0" w:val="0020"/>
       </w:tblPr>
       <w:tblGrid>
@@ -9464,7 +9476,11 @@
           <w:tblHeader w:val="on"/>
         </w:trPr>
         <w:tc>
-          <w:tcPr/>
+          <w:tcPr>
+            <w:tcBorders>
+              <w:bottom w:val="single" w:sz="8" w:space="0" w:color="000000"/>
+            </w:tcBorders>
+          </w:tcPr>
           <w:p>
             <w:pPr>
               <w:pStyle w:val="Compact"/>
@@ -9480,7 +9496,11 @@
           </w:p>
         </w:tc>
         <w:tc>
-          <w:tcPr/>
+          <w:tcPr>
+            <w:tcBorders>
+              <w:bottom w:val="single" w:sz="8" w:space="0" w:color="000000"/>
+            </w:tcBorders>
+          </w:tcPr>
           <w:p>
             <w:pPr>
               <w:pStyle w:val="Compact"/>
@@ -9496,7 +9516,11 @@
           </w:p>
         </w:tc>
         <w:tc>
-          <w:tcPr/>
+          <w:tcPr>
+            <w:tcBorders>
+              <w:bottom w:val="single" w:sz="8" w:space="0" w:color="000000"/>
+            </w:tcBorders>
+          </w:tcPr>
           <w:p>
             <w:pPr>
               <w:pStyle w:val="Compact"/>
@@ -9512,7 +9536,11 @@
           </w:p>
         </w:tc>
         <w:tc>
-          <w:tcPr/>
+          <w:tcPr>
+            <w:tcBorders>
+              <w:bottom w:val="single" w:sz="8" w:space="0" w:color="000000"/>
+            </w:tcBorders>
+          </w:tcPr>
           <w:p>
             <w:pPr>
               <w:pStyle w:val="Compact"/>
@@ -9528,7 +9556,11 @@
           </w:p>
         </w:tc>
         <w:tc>
-          <w:tcPr/>
+          <w:tcPr>
+            <w:tcBorders>
+              <w:bottom w:val="single" w:sz="8" w:space="0" w:color="000000"/>
+            </w:tcBorders>
+          </w:tcPr>
           <w:p>
             <w:pPr>
               <w:pStyle w:val="Compact"/>
@@ -9544,7 +9576,11 @@
           </w:p>
         </w:tc>
         <w:tc>
-          <w:tcPr/>
+          <w:tcPr>
+            <w:tcBorders>
+              <w:bottom w:val="single" w:sz="8" w:space="0" w:color="000000"/>
+            </w:tcBorders>
+          </w:tcPr>
           <w:p>
             <w:pPr>
               <w:pStyle w:val="Compact"/>
@@ -9560,7 +9596,11 @@
           </w:p>
         </w:tc>
         <w:tc>
-          <w:tcPr/>
+          <w:tcPr>
+            <w:tcBorders>
+              <w:bottom w:val="single" w:sz="8" w:space="0" w:color="000000"/>
+            </w:tcBorders>
+          </w:tcPr>
           <w:p>
             <w:pPr>
               <w:pStyle w:val="Compact"/>
@@ -9576,7 +9616,11 @@
           </w:p>
         </w:tc>
         <w:tc>
-          <w:tcPr/>
+          <w:tcPr>
+            <w:tcBorders>
+              <w:bottom w:val="single" w:sz="8" w:space="0" w:color="000000"/>
+            </w:tcBorders>
+          </w:tcPr>
           <w:p>
             <w:pPr>
               <w:pStyle w:val="Compact"/>
@@ -9592,7 +9636,11 @@
           </w:p>
         </w:tc>
         <w:tc>
-          <w:tcPr/>
+          <w:tcPr>
+            <w:tcBorders>
+              <w:bottom w:val="single" w:sz="8" w:space="0" w:color="000000"/>
+            </w:tcBorders>
+          </w:tcPr>
           <w:p>
             <w:pPr>
               <w:pStyle w:val="Compact"/>
@@ -9608,7 +9656,11 @@
           </w:p>
         </w:tc>
         <w:tc>
-          <w:tcPr/>
+          <w:tcPr>
+            <w:tcBorders>
+              <w:bottom w:val="single" w:sz="8" w:space="0" w:color="000000"/>
+            </w:tcBorders>
+          </w:tcPr>
           <w:p>
             <w:pPr>
               <w:pStyle w:val="Compact"/>
@@ -9624,7 +9676,11 @@
           </w:p>
         </w:tc>
         <w:tc>
-          <w:tcPr/>
+          <w:tcPr>
+            <w:tcBorders>
+              <w:bottom w:val="single" w:sz="8" w:space="0" w:color="000000"/>
+            </w:tcBorders>
+          </w:tcPr>
           <w:p>
             <w:pPr>
               <w:pStyle w:val="Compact"/>
@@ -11714,6 +11770,14 @@
       <w:tblPr>
         <w:tblStyle w:val="Table"/>
         <w:tblW w:type="auto" w:w="0"/>
+        <w:tblBorders>
+          <w:top w:val="single" w:sz="12" w:space="0" w:color="000000"/>
+          <w:left w:val="none" w:sz="0" w:space="0" w:color="auto"/>
+          <w:bottom w:val="single" w:sz="12" w:space="0" w:color="000000"/>
+          <w:right w:val="none" w:sz="0" w:space="0" w:color="auto"/>
+          <w:insideH w:val="none" w:sz="0" w:space="0" w:color="auto"/>
+          <w:insideV w:val="none" w:sz="0" w:space="0" w:color="auto"/>
+        </w:tblBorders>
         <w:tblLook w:firstRow="1" w:lastRow="0" w:firstColumn="0" w:lastColumn="0" w:noHBand="0" w:noVBand="0" w:val="0020"/>
       </w:tblPr>
       <w:tblGrid>
@@ -11727,7 +11791,11 @@
           <w:tblHeader w:val="on"/>
         </w:trPr>
         <w:tc>
-          <w:tcPr/>
+          <w:tcPr>
+            <w:tcBorders>
+              <w:bottom w:val="single" w:sz="8" w:space="0" w:color="000000"/>
+            </w:tcBorders>
+          </w:tcPr>
           <w:p>
             <w:pPr>
               <w:pStyle w:val="Compact"/>
@@ -11743,7 +11811,11 @@
           </w:p>
         </w:tc>
         <w:tc>
-          <w:tcPr/>
+          <w:tcPr>
+            <w:tcBorders>
+              <w:bottom w:val="single" w:sz="8" w:space="0" w:color="000000"/>
+            </w:tcBorders>
+          </w:tcPr>
           <w:p>
             <w:pPr>
               <w:pStyle w:val="Compact"/>
@@ -11766,7 +11838,11 @@
           </w:p>
         </w:tc>
         <w:tc>
-          <w:tcPr/>
+          <w:tcPr>
+            <w:tcBorders>
+              <w:bottom w:val="single" w:sz="8" w:space="0" w:color="000000"/>
+            </w:tcBorders>
+          </w:tcPr>
           <w:p>
             <w:pPr>
               <w:pStyle w:val="Compact"/>
@@ -11789,7 +11865,11 @@
           </w:p>
         </w:tc>
         <w:tc>
-          <w:tcPr/>
+          <w:tcPr>
+            <w:tcBorders>
+              <w:bottom w:val="single" w:sz="8" w:space="0" w:color="000000"/>
+            </w:tcBorders>
+          </w:tcPr>
           <w:p>
             <w:pPr>
               <w:pStyle w:val="Compact"/>
@@ -14752,8 +14832,8 @@
           <w:ilvl w:val="0"/>
           <w:numId w:val="1023"/>
         </w:numPr>
+        <w:spacing w:before="0" w:after="0"/>
         <w:ind w:left="480" w:hanging="480"/>
-        <w:spacing w:after="0"/>
       </w:pPr>
       <w:r>
         <w:rPr>
@@ -15144,8 +15224,8 @@
           <w:ilvl w:val="0"/>
           <w:numId w:val="1023"/>
         </w:numPr>
+        <w:spacing w:before="0" w:after="0"/>
         <w:ind w:left="480" w:hanging="480"/>
-        <w:spacing w:before="0" w:after="0"/>
       </w:pPr>
       <w:r>
         <w:rPr>
@@ -15198,8 +15278,8 @@
           <w:ilvl w:val="0"/>
           <w:numId w:val="1023"/>
         </w:numPr>
+        <w:spacing w:before="0" w:after="0"/>
         <w:ind w:left="480" w:hanging="480"/>
-        <w:spacing w:before="0" w:after="0"/>
       </w:pPr>
       <w:r>
         <w:rPr>
@@ -15241,8 +15321,8 @@
           <w:ilvl w:val="0"/>
           <w:numId w:val="1023"/>
         </w:numPr>
+        <w:spacing w:before="0" w:after="0"/>
         <w:ind w:left="480" w:hanging="480"/>
-        <w:spacing w:before="0" w:after="0"/>
       </w:pPr>
       <w:r>
         <w:rPr>
@@ -15287,8 +15367,8 @@
           <w:ilvl w:val="0"/>
           <w:numId w:val="1023"/>
         </w:numPr>
+        <w:spacing w:before="0" w:after="0"/>
         <w:ind w:left="480" w:hanging="480"/>
-        <w:spacing w:before="0" w:after="36"/>
       </w:pPr>
       <w:r>
         <w:rPr>
@@ -18625,6 +18705,14 @@
       <w:tblPr>
         <w:tblStyle w:val="Table"/>
         <w:tblW w:type="auto" w:w="0"/>
+        <w:tblBorders>
+          <w:top w:val="single" w:sz="12" w:space="0" w:color="000000"/>
+          <w:left w:val="none" w:sz="0" w:space="0" w:color="auto"/>
+          <w:bottom w:val="single" w:sz="12" w:space="0" w:color="000000"/>
+          <w:right w:val="none" w:sz="0" w:space="0" w:color="auto"/>
+          <w:insideH w:val="none" w:sz="0" w:space="0" w:color="auto"/>
+          <w:insideV w:val="none" w:sz="0" w:space="0" w:color="auto"/>
+        </w:tblBorders>
         <w:tblLook w:firstRow="1" w:lastRow="0" w:firstColumn="0" w:lastColumn="0" w:noHBand="0" w:noVBand="0" w:val="0020"/>
       </w:tblPr>
       <w:tblGrid>
@@ -18638,7 +18726,11 @@
           <w:tblHeader w:val="on"/>
         </w:trPr>
         <w:tc>
-          <w:tcPr/>
+          <w:tcPr>
+            <w:tcBorders>
+              <w:bottom w:val="single" w:sz="8" w:space="0" w:color="000000"/>
+            </w:tcBorders>
+          </w:tcPr>
           <w:p>
             <w:pPr>
               <w:pStyle w:val="Compact"/>
@@ -18654,7 +18746,11 @@
           </w:p>
         </w:tc>
         <w:tc>
-          <w:tcPr/>
+          <w:tcPr>
+            <w:tcBorders>
+              <w:bottom w:val="single" w:sz="8" w:space="0" w:color="000000"/>
+            </w:tcBorders>
+          </w:tcPr>
           <w:p>
             <w:pPr>
               <w:pStyle w:val="Compact"/>
@@ -18670,7 +18766,11 @@
           </w:p>
         </w:tc>
         <w:tc>
-          <w:tcPr/>
+          <w:tcPr>
+            <w:tcBorders>
+              <w:bottom w:val="single" w:sz="8" w:space="0" w:color="000000"/>
+            </w:tcBorders>
+          </w:tcPr>
           <w:p>
             <w:pPr>
               <w:pStyle w:val="Compact"/>
@@ -18686,7 +18786,11 @@
           </w:p>
         </w:tc>
         <w:tc>
-          <w:tcPr/>
+          <w:tcPr>
+            <w:tcBorders>
+              <w:bottom w:val="single" w:sz="8" w:space="0" w:color="000000"/>
+            </w:tcBorders>
+          </w:tcPr>
           <w:p>
             <w:pPr>
               <w:pStyle w:val="Compact"/>
@@ -22451,7 +22555,7 @@
     <ns0:rPr>
       <ns0:rFonts ns0:ascii="Times New Roman" ns0:cs="Times New Roman" ns0:eastAsia="SimHei" ns0:hAnsi="Times New Roman"/>
       <ns0:b/>
-      <ns0:color ns0:val="17324D"/>
+      <ns0:color ns0:val="000000"/>
       <ns0:sz ns0:val="44"/>
       <ns0:szCs ns0:val="56"/>
     </ns0:rPr>
@@ -22593,7 +22697,7 @@
     <ns0:rPr>
       <ns0:rFonts ns0:ascii="Times New Roman" ns0:cs="Times New Roman" ns0:eastAsia="SimHei" ns0:hAnsi="Times New Roman"/>
       <ns0:b/>
-      <ns0:color ns0:val="17324D"/>
+      <ns0:color ns0:val="000000"/>
       <ns0:sz ns0:val="32"/>
       <ns0:szCs ns0:val="40"/>
     </ns0:rPr>
@@ -22617,7 +22721,7 @@
     <ns0:rPr>
       <ns0:rFonts ns0:ascii="Times New Roman" ns0:cs="Times New Roman" ns0:eastAsia="SimHei" ns0:hAnsi="Times New Roman"/>
       <ns0:b/>
-      <ns0:color ns0:val="17324D"/>
+      <ns0:color ns0:val="000000"/>
       <ns0:sz ns0:val="28"/>
       <ns0:szCs ns0:val="32"/>
     </ns0:rPr>
@@ -22641,7 +22745,7 @@
     <ns0:rPr>
       <ns0:rFonts ns0:ascii="Times New Roman" ns0:cs="Times New Roman" ns0:eastAsia="SimHei" ns0:hAnsi="Times New Roman"/>
       <ns0:b/>
-      <ns0:color ns0:val="17324D"/>
+      <ns0:color ns0:val="000000"/>
       <ns0:sz ns0:val="25"/>
       <ns0:szCs ns0:val="28"/>
     </ns0:rPr>
